--- a/docs/analysis/es/(V) 20260202 Mexus - SRS (Software Requirements Specifications).docx
+++ b/docs/analysis/es/(V) 20260202 Mexus - SRS (Software Requirements Specifications).docx
@@ -149,6 +149,7 @@
                                       <w:sz w:val="44"/>
                                     </w:rPr>
                                   </w:pPr>
+                                  <w:proofErr w:type="spellStart"/>
                                   <w:r>
                                     <w:rPr>
                                       <w:color w:val="FFFFFF" w:themeColor="background1"/>
@@ -156,6 +157,7 @@
                                     </w:rPr>
                                     <w:t>Mexus</w:t>
                                   </w:r>
+                                  <w:proofErr w:type="spellEnd"/>
                                 </w:p>
                                 <w:p>
                                   <w:pPr>
@@ -830,12 +832,14 @@
                 <w:color w:val="auto"/>
               </w:rPr>
             </w:pPr>
+            <w:proofErr w:type="spellStart"/>
             <w:r>
               <w:rPr>
                 <w:color w:val="auto"/>
               </w:rPr>
               <w:t>Mexus</w:t>
             </w:r>
+            <w:proofErr w:type="spellEnd"/>
           </w:p>
         </w:tc>
       </w:tr>
@@ -884,7 +888,21 @@
               <w:rPr>
                 <w:color w:val="FFFFFF" w:themeColor="background1"/>
               </w:rPr>
-              <w:t>Corporativo – SRS (IEEE 29148 compliant, light)</w:t>
+              <w:t xml:space="preserve">Corporativo – SRS (IEEE 29148 </w:t>
+            </w:r>
+            <w:proofErr w:type="spellStart"/>
+            <w:r>
+              <w:rPr>
+                <w:color w:val="FFFFFF" w:themeColor="background1"/>
+              </w:rPr>
+              <w:t>compliant</w:t>
+            </w:r>
+            <w:proofErr w:type="spellEnd"/>
+            <w:r>
+              <w:rPr>
+                <w:color w:val="FFFFFF" w:themeColor="background1"/>
+              </w:rPr>
+              <w:t>, light)</w:t>
             </w:r>
           </w:p>
         </w:tc>
@@ -930,7 +948,13 @@
               <w:rPr>
                 <w:color w:val="auto"/>
               </w:rPr>
-              <w:t>0.1.0</w:t>
+              <w:t>1.0</w:t>
+            </w:r>
+            <w:r>
+              <w:rPr>
+                <w:color w:val="auto"/>
+              </w:rPr>
+              <w:t>.0</w:t>
             </w:r>
           </w:p>
         </w:tc>
@@ -984,7 +1008,7 @@
                 <w:bCs/>
                 <w:color w:val="FFFFFF" w:themeColor="background1"/>
               </w:rPr>
-              <w:t>Finalizado</w:t>
+              <w:t>En revisión</w:t>
             </w:r>
           </w:p>
         </w:tc>
@@ -1428,11 +1452,19 @@
         <w:jc w:val="both"/>
       </w:pPr>
       <w:hyperlink w:anchor="_Stakeholders_y_necesidades" w:history="1">
+        <w:proofErr w:type="spellStart"/>
         <w:r>
           <w:rPr>
             <w:rStyle w:val="Hipervnculo"/>
           </w:rPr>
-          <w:t>Stakeholders y necesidades</w:t>
+          <w:t>Stakeholders</w:t>
+        </w:r>
+        <w:proofErr w:type="spellEnd"/>
+        <w:r>
+          <w:rPr>
+            <w:rStyle w:val="Hipervnculo"/>
+          </w:rPr>
+          <w:t xml:space="preserve"> y necesidades</w:t>
         </w:r>
       </w:hyperlink>
     </w:p>
@@ -1451,8 +1483,16 @@
           <w:rPr>
             <w:rStyle w:val="Hipervnculo"/>
           </w:rPr>
-          <w:t>Identificación de stakeholders</w:t>
+          <w:t xml:space="preserve">Identificación de </w:t>
         </w:r>
+        <w:proofErr w:type="spellStart"/>
+        <w:r>
+          <w:rPr>
+            <w:rStyle w:val="Hipervnculo"/>
+          </w:rPr>
+          <w:t>stakeholders</w:t>
+        </w:r>
+        <w:proofErr w:type="spellEnd"/>
       </w:hyperlink>
     </w:p>
     <w:p>
@@ -1508,8 +1548,16 @@
           <w:rPr>
             <w:rStyle w:val="Hipervnculo"/>
           </w:rPr>
-          <w:t>Conflictos y prioridades entre stakeholders</w:t>
+          <w:t xml:space="preserve">Conflictos y prioridades entre </w:t>
         </w:r>
+        <w:proofErr w:type="spellStart"/>
+        <w:r>
+          <w:rPr>
+            <w:rStyle w:val="Hipervnculo"/>
+          </w:rPr>
+          <w:t>stakeholders</w:t>
+        </w:r>
+        <w:proofErr w:type="spellEnd"/>
       </w:hyperlink>
     </w:p>
     <w:p>
@@ -2091,7 +2139,21 @@
           <w:rPr>
             <w:rStyle w:val="Hipervnculo"/>
           </w:rPr>
-          <w:t>Arquitectura y stack tecnológico</w:t>
+          <w:t xml:space="preserve">Arquitectura y </w:t>
+        </w:r>
+        <w:proofErr w:type="spellStart"/>
+        <w:r>
+          <w:rPr>
+            <w:rStyle w:val="Hipervnculo"/>
+          </w:rPr>
+          <w:t>stack</w:t>
+        </w:r>
+        <w:proofErr w:type="spellEnd"/>
+        <w:r>
+          <w:rPr>
+            <w:rStyle w:val="Hipervnculo"/>
+          </w:rPr>
+          <w:t xml:space="preserve"> tecnológico</w:t>
         </w:r>
       </w:hyperlink>
     </w:p>
@@ -2603,7 +2665,35 @@
           <w:rPr>
             <w:rStyle w:val="Hipervnculo"/>
           </w:rPr>
-          <w:t>Fuera de alcance (Out of Scope)</w:t>
+          <w:t>Fuera de alcance (</w:t>
+        </w:r>
+        <w:proofErr w:type="spellStart"/>
+        <w:r>
+          <w:rPr>
+            <w:rStyle w:val="Hipervnculo"/>
+          </w:rPr>
+          <w:t>Out</w:t>
+        </w:r>
+        <w:proofErr w:type="spellEnd"/>
+        <w:r>
+          <w:rPr>
+            <w:rStyle w:val="Hipervnculo"/>
+          </w:rPr>
+          <w:t xml:space="preserve"> </w:t>
+        </w:r>
+        <w:proofErr w:type="spellStart"/>
+        <w:r>
+          <w:rPr>
+            <w:rStyle w:val="Hipervnculo"/>
+          </w:rPr>
+          <w:t>of</w:t>
+        </w:r>
+        <w:proofErr w:type="spellEnd"/>
+        <w:r>
+          <w:rPr>
+            <w:rStyle w:val="Hipervnculo"/>
+          </w:rPr>
+          <w:t xml:space="preserve"> Scope)</w:t>
         </w:r>
       </w:hyperlink>
     </w:p>
@@ -3108,15 +3198,15 @@
     </w:p>
     <w:tbl>
       <w:tblPr>
-        <w:tblStyle w:val="Tablaconcuadrcula3-nfasis1"/>
+        <w:tblStyle w:val="Tablanormal5"/>
         <w:tblW w:w="4794" w:type="pct"/>
         <w:tblLook w:val="04A0" w:firstRow="1" w:lastRow="0" w:firstColumn="1" w:lastColumn="0" w:noHBand="0" w:noVBand="1"/>
       </w:tblPr>
       <w:tblGrid>
         <w:gridCol w:w="1064"/>
         <w:gridCol w:w="1389"/>
-        <w:gridCol w:w="6123"/>
-        <w:gridCol w:w="1045"/>
+        <w:gridCol w:w="6124"/>
+        <w:gridCol w:w="1044"/>
       </w:tblGrid>
       <w:tr>
         <w:trPr>
@@ -3126,19 +3216,24 @@
           <w:tcPr>
             <w:cnfStyle w:val="001000000100" w:firstRow="0" w:lastRow="0" w:firstColumn="1" w:lastColumn="0" w:oddVBand="0" w:evenVBand="0" w:oddHBand="0" w:evenHBand="0" w:firstRowFirstColumn="1" w:firstRowLastColumn="0" w:lastRowFirstColumn="0" w:lastRowLastColumn="0"/>
             <w:tcW w:w="553" w:type="pct"/>
+            <w:tcBorders>
+              <w:bottom w:val="single" w:sz="12" w:space="0" w:color="4E91CD"/>
+              <w:right w:val="none" w:sz="0" w:space="0" w:color="auto"/>
+            </w:tcBorders>
             <w:hideMark/>
           </w:tcPr>
           <w:p>
             <w:pPr>
               <w:pStyle w:val="Contenido"/>
               <w:rPr>
-                <w:b w:val="0"/>
+                <w:rFonts w:asciiTheme="minorHAnsi" w:hAnsiTheme="minorHAnsi" w:cstheme="minorHAnsi"/>
+                <w:b/>
               </w:rPr>
             </w:pPr>
             <w:r>
               <w:rPr>
                 <w:rStyle w:val="Fuerte"/>
-                <w:b/>
+                <w:rFonts w:asciiTheme="minorHAnsi" w:hAnsiTheme="minorHAnsi" w:cstheme="minorHAnsi"/>
               </w:rPr>
               <w:t>Versión</w:t>
             </w:r>
@@ -3147,6 +3242,9 @@
         <w:tc>
           <w:tcPr>
             <w:tcW w:w="722" w:type="pct"/>
+            <w:tcBorders>
+              <w:bottom w:val="single" w:sz="12" w:space="0" w:color="4E91CD"/>
+            </w:tcBorders>
             <w:hideMark/>
           </w:tcPr>
           <w:p>
@@ -3154,13 +3252,14 @@
               <w:pStyle w:val="Contenido"/>
               <w:cnfStyle w:val="100000000000" w:firstRow="1" w:lastRow="0" w:firstColumn="0" w:lastColumn="0" w:oddVBand="0" w:evenVBand="0" w:oddHBand="0" w:evenHBand="0" w:firstRowFirstColumn="0" w:firstRowLastColumn="0" w:lastRowFirstColumn="0" w:lastRowLastColumn="0"/>
               <w:rPr>
-                <w:b w:val="0"/>
+                <w:rFonts w:asciiTheme="minorHAnsi" w:hAnsiTheme="minorHAnsi" w:cstheme="minorHAnsi"/>
+                <w:b/>
               </w:rPr>
             </w:pPr>
             <w:r>
               <w:rPr>
                 <w:rStyle w:val="Fuerte"/>
-                <w:b/>
+                <w:rFonts w:asciiTheme="minorHAnsi" w:hAnsiTheme="minorHAnsi" w:cstheme="minorHAnsi"/>
               </w:rPr>
               <w:t>Fecha</w:t>
             </w:r>
@@ -3169,6 +3268,9 @@
         <w:tc>
           <w:tcPr>
             <w:tcW w:w="0" w:type="auto"/>
+            <w:tcBorders>
+              <w:bottom w:val="single" w:sz="12" w:space="0" w:color="4E91CD"/>
+            </w:tcBorders>
             <w:hideMark/>
           </w:tcPr>
           <w:p>
@@ -3176,13 +3278,14 @@
               <w:pStyle w:val="Contenido"/>
               <w:cnfStyle w:val="100000000000" w:firstRow="1" w:lastRow="0" w:firstColumn="0" w:lastColumn="0" w:oddVBand="0" w:evenVBand="0" w:oddHBand="0" w:evenHBand="0" w:firstRowFirstColumn="0" w:firstRowLastColumn="0" w:lastRowFirstColumn="0" w:lastRowLastColumn="0"/>
               <w:rPr>
-                <w:b w:val="0"/>
+                <w:rFonts w:asciiTheme="minorHAnsi" w:hAnsiTheme="minorHAnsi" w:cstheme="minorHAnsi"/>
+                <w:b/>
               </w:rPr>
             </w:pPr>
             <w:r>
               <w:rPr>
                 <w:rStyle w:val="Fuerte"/>
-                <w:b/>
+                <w:rFonts w:asciiTheme="minorHAnsi" w:hAnsiTheme="minorHAnsi" w:cstheme="minorHAnsi"/>
               </w:rPr>
               <w:t>Cambios realizados</w:t>
             </w:r>
@@ -3191,6 +3294,9 @@
         <w:tc>
           <w:tcPr>
             <w:tcW w:w="0" w:type="auto"/>
+            <w:tcBorders>
+              <w:bottom w:val="single" w:sz="12" w:space="0" w:color="4E91CD"/>
+            </w:tcBorders>
             <w:hideMark/>
           </w:tcPr>
           <w:p>
@@ -3198,13 +3304,14 @@
               <w:pStyle w:val="Contenido"/>
               <w:cnfStyle w:val="100000000000" w:firstRow="1" w:lastRow="0" w:firstColumn="0" w:lastColumn="0" w:oddVBand="0" w:evenVBand="0" w:oddHBand="0" w:evenHBand="0" w:firstRowFirstColumn="0" w:firstRowLastColumn="0" w:lastRowFirstColumn="0" w:lastRowLastColumn="0"/>
               <w:rPr>
-                <w:b w:val="0"/>
+                <w:rFonts w:asciiTheme="minorHAnsi" w:hAnsiTheme="minorHAnsi" w:cstheme="minorHAnsi"/>
+                <w:b/>
               </w:rPr>
             </w:pPr>
             <w:r>
               <w:rPr>
                 <w:rStyle w:val="Fuerte"/>
-                <w:b/>
+                <w:rFonts w:asciiTheme="minorHAnsi" w:hAnsiTheme="minorHAnsi" w:cstheme="minorHAnsi"/>
               </w:rPr>
               <w:t>Autor</w:t>
             </w:r>
@@ -3220,6 +3327,10 @@
           <w:tcPr>
             <w:cnfStyle w:val="001000000000" w:firstRow="0" w:lastRow="0" w:firstColumn="1" w:lastColumn="0" w:oddVBand="0" w:evenVBand="0" w:oddHBand="0" w:evenHBand="0" w:firstRowFirstColumn="0" w:firstRowLastColumn="0" w:lastRowFirstColumn="0" w:lastRowLastColumn="0"/>
             <w:tcW w:w="553" w:type="pct"/>
+            <w:tcBorders>
+              <w:top w:val="single" w:sz="12" w:space="0" w:color="4E91CD"/>
+              <w:right w:val="single" w:sz="2" w:space="0" w:color="4E91CD"/>
+            </w:tcBorders>
             <w:hideMark/>
           </w:tcPr>
           <w:p>
@@ -3227,55 +3338,42 @@
               <w:pStyle w:val="Default"/>
               <w:jc w:val="center"/>
               <w:rPr>
-                <w:rStyle w:val="ancla"/>
-                <w:u w:val="none"/>
+                <w:rStyle w:val="Hipervnculo"/>
               </w:rPr>
             </w:pPr>
             <w:r>
               <w:rPr>
-                <w:rStyle w:val="ancla"/>
-                <w:color w:val="242D5B"/>
-                <w:u w:val="none"/>
+                <w:rStyle w:val="Hipervnculo"/>
               </w:rPr>
               <w:fldChar w:fldCharType="begin"/>
             </w:r>
             <w:r>
               <w:rPr>
-                <w:rStyle w:val="ancla"/>
-                <w:color w:val="242D5B"/>
-                <w:u w:val="none"/>
+                <w:rStyle w:val="Hipervnculo"/>
               </w:rPr>
               <w:instrText>HYPERLINK  \l "Version_1_0_de_documento"</w:instrText>
             </w:r>
             <w:r>
               <w:rPr>
-                <w:rStyle w:val="ancla"/>
-                <w:color w:val="242D5B"/>
-                <w:u w:val="none"/>
+                <w:rStyle w:val="Hipervnculo"/>
               </w:rPr>
             </w:r>
             <w:r>
               <w:rPr>
-                <w:rStyle w:val="ancla"/>
-                <w:color w:val="242D5B"/>
-                <w:u w:val="none"/>
+                <w:rStyle w:val="Hipervnculo"/>
               </w:rPr>
               <w:fldChar w:fldCharType="separate"/>
             </w:r>
             <w:r>
               <w:rPr>
                 <w:rStyle w:val="Hipervnculo"/>
-                <w:i w:val="0"/>
-                <w:iCs w:val="0"/>
               </w:rPr>
               <w:t>1.0</w:t>
             </w:r>
             <w:bookmarkEnd w:id="4"/>
             <w:r>
               <w:rPr>
-                <w:rStyle w:val="ancla"/>
-                <w:color w:val="242D5B"/>
-                <w:u w:val="none"/>
+                <w:rStyle w:val="Hipervnculo"/>
               </w:rPr>
               <w:fldChar w:fldCharType="end"/>
             </w:r>
@@ -3284,7 +3382,11 @@
         <w:tc>
           <w:tcPr>
             <w:tcW w:w="722" w:type="pct"/>
-            <w:shd w:val="clear" w:color="auto" w:fill="4E91CD"/>
+            <w:tcBorders>
+              <w:top w:val="single" w:sz="12" w:space="0" w:color="4E91CD"/>
+              <w:left w:val="single" w:sz="2" w:space="0" w:color="4E91CD"/>
+              <w:bottom w:val="single" w:sz="2" w:space="0" w:color="4E91CD"/>
+            </w:tcBorders>
             <w:hideMark/>
           </w:tcPr>
           <w:p>
@@ -3292,35 +3394,35 @@
               <w:pStyle w:val="Contenido"/>
               <w:cnfStyle w:val="000000100000" w:firstRow="0" w:lastRow="0" w:firstColumn="0" w:lastColumn="0" w:oddVBand="0" w:evenVBand="0" w:oddHBand="1" w:evenHBand="0" w:firstRowFirstColumn="0" w:firstRowLastColumn="0" w:lastRowFirstColumn="0" w:lastRowLastColumn="0"/>
               <w:rPr>
+                <w:rFonts w:cstheme="minorHAnsi"/>
                 <w:i/>
-                <w:color w:val="FFFFFF" w:themeColor="background1"/>
               </w:rPr>
             </w:pPr>
             <w:r>
               <w:rPr>
+                <w:rFonts w:cstheme="minorHAnsi"/>
                 <w:i/>
-                <w:color w:val="FFFFFF" w:themeColor="background1"/>
               </w:rPr>
               <w:t>2</w:t>
             </w:r>
             <w:r>
               <w:rPr>
+                <w:rFonts w:cstheme="minorHAnsi"/>
                 <w:i/>
-                <w:color w:val="FFFFFF" w:themeColor="background1"/>
               </w:rPr>
               <w:t>9</w:t>
             </w:r>
             <w:r>
               <w:rPr>
+                <w:rFonts w:cstheme="minorHAnsi"/>
                 <w:i/>
-                <w:color w:val="FFFFFF" w:themeColor="background1"/>
               </w:rPr>
               <w:t>/01/202</w:t>
             </w:r>
             <w:r>
               <w:rPr>
+                <w:rFonts w:cstheme="minorHAnsi"/>
                 <w:i/>
-                <w:color w:val="FFFFFF" w:themeColor="background1"/>
               </w:rPr>
               <w:t>6</w:t>
             </w:r>
@@ -3329,7 +3431,10 @@
         <w:tc>
           <w:tcPr>
             <w:tcW w:w="0" w:type="auto"/>
-            <w:shd w:val="clear" w:color="auto" w:fill="4E91CD"/>
+            <w:tcBorders>
+              <w:top w:val="single" w:sz="12" w:space="0" w:color="4E91CD"/>
+              <w:bottom w:val="single" w:sz="2" w:space="0" w:color="4E91CD"/>
+            </w:tcBorders>
             <w:hideMark/>
           </w:tcPr>
           <w:p>
@@ -3337,33 +3442,21 @@
               <w:pStyle w:val="Contenido"/>
               <w:cnfStyle w:val="000000100000" w:firstRow="0" w:lastRow="0" w:firstColumn="0" w:lastColumn="0" w:oddVBand="0" w:evenVBand="0" w:oddHBand="1" w:evenHBand="0" w:firstRowFirstColumn="0" w:firstRowLastColumn="0" w:lastRowFirstColumn="0" w:lastRowLastColumn="0"/>
               <w:rPr>
+                <w:rFonts w:cstheme="minorHAnsi"/>
                 <w:b/>
                 <w:bCs/>
                 <w:i/>
-                <w:color w:val="FFFFFF" w:themeColor="background1"/>
               </w:rPr>
             </w:pPr>
             <w:r>
               <w:rPr>
+                <w:rFonts w:cstheme="minorHAnsi"/>
                 <w:b/>
                 <w:bCs/>
                 <w:i/>
-                <w:color w:val="FFFFFF" w:themeColor="background1"/>
               </w:rPr>
               <w:t>Documento inicial creado</w:t>
             </w:r>
-          </w:p>
-          <w:p>
-            <w:pPr>
-              <w:pStyle w:val="Contenido"/>
-              <w:cnfStyle w:val="000000100000" w:firstRow="0" w:lastRow="0" w:firstColumn="0" w:lastColumn="0" w:oddVBand="0" w:evenVBand="0" w:oddHBand="1" w:evenHBand="0" w:firstRowFirstColumn="0" w:firstRowLastColumn="0" w:lastRowFirstColumn="0" w:lastRowLastColumn="0"/>
-              <w:rPr>
-                <w:b/>
-                <w:bCs/>
-                <w:i/>
-                <w:color w:val="FFFFFF" w:themeColor="background1"/>
-              </w:rPr>
-            </w:pPr>
           </w:p>
           <w:p>
             <w:pPr>
@@ -3375,14 +3468,14 @@
               <w:ind w:left="244" w:hanging="244"/>
               <w:cnfStyle w:val="000000100000" w:firstRow="0" w:lastRow="0" w:firstColumn="0" w:lastColumn="0" w:oddVBand="0" w:evenVBand="0" w:oddHBand="1" w:evenHBand="0" w:firstRowFirstColumn="0" w:firstRowLastColumn="0" w:lastRowFirstColumn="0" w:lastRowLastColumn="0"/>
               <w:rPr>
-                <w:color w:val="FFFFFF" w:themeColor="background1"/>
+                <w:rFonts w:cstheme="minorHAnsi"/>
                 <w:sz w:val="18"/>
                 <w:szCs w:val="18"/>
               </w:rPr>
             </w:pPr>
             <w:r>
               <w:rPr>
-                <w:color w:val="FFFFFF" w:themeColor="background1"/>
+                <w:rFonts w:cstheme="minorHAnsi"/>
                 <w:sz w:val="18"/>
                 <w:szCs w:val="18"/>
               </w:rPr>
@@ -3399,26 +3492,18 @@
               <w:ind w:left="601" w:hanging="357"/>
               <w:cnfStyle w:val="000000100000" w:firstRow="0" w:lastRow="0" w:firstColumn="0" w:lastColumn="0" w:oddVBand="0" w:evenVBand="0" w:oddHBand="1" w:evenHBand="0" w:firstRowFirstColumn="0" w:firstRowLastColumn="0" w:lastRowFirstColumn="0" w:lastRowLastColumn="0"/>
               <w:rPr>
-                <w:color w:val="FFFFFF" w:themeColor="background1"/>
+                <w:rFonts w:cstheme="minorHAnsi"/>
                 <w:sz w:val="18"/>
                 <w:szCs w:val="18"/>
               </w:rPr>
             </w:pPr>
             <w:r>
               <w:rPr>
-                <w:color w:val="FFFFFF" w:themeColor="background1"/>
+                <w:rFonts w:cstheme="minorHAnsi"/>
                 <w:sz w:val="18"/>
                 <w:szCs w:val="18"/>
               </w:rPr>
-              <w:t>P</w:t>
-            </w:r>
-            <w:r>
-              <w:rPr>
-                <w:color w:val="FFFFFF" w:themeColor="background1"/>
-                <w:sz w:val="18"/>
-                <w:szCs w:val="18"/>
-              </w:rPr>
-              <w:t>ropósito del documento</w:t>
+              <w:t>Propósito del documento</w:t>
             </w:r>
           </w:p>
           <w:p>
@@ -3431,14 +3516,14 @@
               <w:ind w:left="601" w:hanging="357"/>
               <w:cnfStyle w:val="000000100000" w:firstRow="0" w:lastRow="0" w:firstColumn="0" w:lastColumn="0" w:oddVBand="0" w:evenVBand="0" w:oddHBand="1" w:evenHBand="0" w:firstRowFirstColumn="0" w:firstRowLastColumn="0" w:lastRowFirstColumn="0" w:lastRowLastColumn="0"/>
               <w:rPr>
-                <w:color w:val="FFFFFF" w:themeColor="background1"/>
+                <w:rFonts w:cstheme="minorHAnsi"/>
                 <w:sz w:val="18"/>
                 <w:szCs w:val="18"/>
               </w:rPr>
             </w:pPr>
             <w:r>
               <w:rPr>
-                <w:color w:val="FFFFFF" w:themeColor="background1"/>
+                <w:rFonts w:cstheme="minorHAnsi"/>
                 <w:sz w:val="18"/>
                 <w:szCs w:val="18"/>
               </w:rPr>
@@ -3455,14 +3540,14 @@
               <w:ind w:left="601" w:hanging="357"/>
               <w:cnfStyle w:val="000000100000" w:firstRow="0" w:lastRow="0" w:firstColumn="0" w:lastColumn="0" w:oddVBand="0" w:evenVBand="0" w:oddHBand="1" w:evenHBand="0" w:firstRowFirstColumn="0" w:firstRowLastColumn="0" w:lastRowFirstColumn="0" w:lastRowLastColumn="0"/>
               <w:rPr>
-                <w:color w:val="FFFFFF" w:themeColor="background1"/>
+                <w:rFonts w:cstheme="minorHAnsi"/>
                 <w:sz w:val="18"/>
                 <w:szCs w:val="18"/>
               </w:rPr>
             </w:pPr>
             <w:r>
               <w:rPr>
-                <w:color w:val="FFFFFF" w:themeColor="background1"/>
+                <w:rFonts w:cstheme="minorHAnsi"/>
                 <w:sz w:val="18"/>
                 <w:szCs w:val="18"/>
               </w:rPr>
@@ -3479,14 +3564,14 @@
               <w:ind w:left="601" w:hanging="357"/>
               <w:cnfStyle w:val="000000100000" w:firstRow="0" w:lastRow="0" w:firstColumn="0" w:lastColumn="0" w:oddVBand="0" w:evenVBand="0" w:oddHBand="1" w:evenHBand="0" w:firstRowFirstColumn="0" w:firstRowLastColumn="0" w:lastRowFirstColumn="0" w:lastRowLastColumn="0"/>
               <w:rPr>
-                <w:color w:val="FFFFFF" w:themeColor="background1"/>
+                <w:rFonts w:cstheme="minorHAnsi"/>
                 <w:sz w:val="18"/>
                 <w:szCs w:val="18"/>
               </w:rPr>
             </w:pPr>
             <w:r>
               <w:rPr>
-                <w:color w:val="FFFFFF" w:themeColor="background1"/>
+                <w:rFonts w:cstheme="minorHAnsi"/>
                 <w:sz w:val="18"/>
                 <w:szCs w:val="18"/>
               </w:rPr>
@@ -3503,14 +3588,14 @@
               <w:ind w:left="601" w:hanging="357"/>
               <w:cnfStyle w:val="000000100000" w:firstRow="0" w:lastRow="0" w:firstColumn="0" w:lastColumn="0" w:oddVBand="0" w:evenVBand="0" w:oddHBand="1" w:evenHBand="0" w:firstRowFirstColumn="0" w:firstRowLastColumn="0" w:lastRowFirstColumn="0" w:lastRowLastColumn="0"/>
               <w:rPr>
-                <w:color w:val="FFFFFF" w:themeColor="background1"/>
+                <w:rFonts w:cstheme="minorHAnsi"/>
                 <w:sz w:val="18"/>
                 <w:szCs w:val="18"/>
               </w:rPr>
             </w:pPr>
             <w:r>
               <w:rPr>
-                <w:color w:val="FFFFFF" w:themeColor="background1"/>
+                <w:rFonts w:cstheme="minorHAnsi"/>
                 <w:sz w:val="18"/>
                 <w:szCs w:val="18"/>
               </w:rPr>
@@ -3522,7 +3607,7 @@
               <w:pStyle w:val="Contenido"/>
               <w:cnfStyle w:val="000000100000" w:firstRow="0" w:lastRow="0" w:firstColumn="0" w:lastColumn="0" w:oddVBand="0" w:evenVBand="0" w:oddHBand="1" w:evenHBand="0" w:firstRowFirstColumn="0" w:firstRowLastColumn="0" w:lastRowFirstColumn="0" w:lastRowLastColumn="0"/>
               <w:rPr>
-                <w:color w:val="FFFFFF" w:themeColor="background1"/>
+                <w:rFonts w:cstheme="minorHAnsi"/>
                 <w:sz w:val="18"/>
                 <w:szCs w:val="18"/>
               </w:rPr>
@@ -3532,7 +3617,11 @@
         <w:tc>
           <w:tcPr>
             <w:tcW w:w="0" w:type="auto"/>
-            <w:shd w:val="clear" w:color="auto" w:fill="4E91CD"/>
+            <w:tcBorders>
+              <w:top w:val="single" w:sz="12" w:space="0" w:color="4E91CD"/>
+              <w:bottom w:val="single" w:sz="2" w:space="0" w:color="4E91CD"/>
+              <w:right w:val="single" w:sz="2" w:space="0" w:color="4E91CD"/>
+            </w:tcBorders>
             <w:hideMark/>
           </w:tcPr>
           <w:p>
@@ -3540,16 +3629,16 @@
               <w:pStyle w:val="Contenido"/>
               <w:cnfStyle w:val="000000100000" w:firstRow="0" w:lastRow="0" w:firstColumn="0" w:lastColumn="0" w:oddVBand="0" w:evenVBand="0" w:oddHBand="1" w:evenHBand="0" w:firstRowFirstColumn="0" w:firstRowLastColumn="0" w:lastRowFirstColumn="0" w:lastRowLastColumn="0"/>
               <w:rPr>
+                <w:rFonts w:cstheme="minorHAnsi"/>
                 <w:i/>
                 <w:iCs/>
-                <w:color w:val="FFFFFF" w:themeColor="background1"/>
               </w:rPr>
             </w:pPr>
             <w:r>
               <w:rPr>
+                <w:rFonts w:cstheme="minorHAnsi"/>
                 <w:i/>
                 <w:iCs/>
-                <w:color w:val="FFFFFF" w:themeColor="background1"/>
               </w:rPr>
               <w:t>dcueli</w:t>
             </w:r>
@@ -3561,25 +3650,42 @@
           <w:tcPr>
             <w:cnfStyle w:val="001000000000" w:firstRow="0" w:lastRow="0" w:firstColumn="1" w:lastColumn="0" w:oddVBand="0" w:evenVBand="0" w:oddHBand="0" w:evenHBand="0" w:firstRowFirstColumn="0" w:firstRowLastColumn="0" w:lastRowFirstColumn="0" w:lastRowLastColumn="0"/>
             <w:tcW w:w="553" w:type="pct"/>
+            <w:tcBorders>
+              <w:right w:val="single" w:sz="2" w:space="0" w:color="4E91CD"/>
+            </w:tcBorders>
             <w:hideMark/>
           </w:tcPr>
           <w:p>
             <w:pPr>
               <w:pStyle w:val="Contenido"/>
+              <w:rPr>
+                <w:rFonts w:asciiTheme="minorHAnsi" w:hAnsiTheme="minorHAnsi" w:cstheme="minorHAnsi"/>
+                <w:i w:val="0"/>
+                <w:iCs w:val="0"/>
+              </w:rPr>
             </w:pPr>
           </w:p>
         </w:tc>
         <w:tc>
           <w:tcPr>
             <w:tcW w:w="722" w:type="pct"/>
+            <w:tcBorders>
+              <w:top w:val="single" w:sz="2" w:space="0" w:color="4E91CD"/>
+              <w:left w:val="single" w:sz="2" w:space="0" w:color="4E91CD"/>
+              <w:bottom w:val="single" w:sz="2" w:space="0" w:color="4E91CD"/>
+            </w:tcBorders>
           </w:tcPr>
           <w:p>
             <w:pPr>
               <w:pStyle w:val="Contenido"/>
               <w:cnfStyle w:val="000000000000" w:firstRow="0" w:lastRow="0" w:firstColumn="0" w:lastColumn="0" w:oddVBand="0" w:evenVBand="0" w:oddHBand="0" w:evenHBand="0" w:firstRowFirstColumn="0" w:firstRowLastColumn="0" w:lastRowFirstColumn="0" w:lastRowLastColumn="0"/>
+              <w:rPr>
+                <w:rFonts w:cstheme="minorHAnsi"/>
+              </w:rPr>
             </w:pPr>
             <w:r>
               <w:rPr>
+                <w:rFonts w:cstheme="minorHAnsi"/>
                 <w:i/>
                 <w:iCs/>
               </w:rPr>
@@ -3587,6 +3693,7 @@
             </w:r>
             <w:r>
               <w:rPr>
+                <w:rFonts w:cstheme="minorHAnsi"/>
                 <w:i/>
                 <w:iCs/>
               </w:rPr>
@@ -3594,6 +3701,7 @@
             </w:r>
             <w:r>
               <w:rPr>
+                <w:rFonts w:cstheme="minorHAnsi"/>
                 <w:i/>
                 <w:iCs/>
               </w:rPr>
@@ -3601,6 +3709,7 @@
             </w:r>
             <w:r>
               <w:rPr>
+                <w:rFonts w:cstheme="minorHAnsi"/>
                 <w:i/>
                 <w:iCs/>
               </w:rPr>
@@ -3611,6 +3720,10 @@
         <w:tc>
           <w:tcPr>
             <w:tcW w:w="0" w:type="auto"/>
+            <w:tcBorders>
+              <w:top w:val="single" w:sz="2" w:space="0" w:color="4E91CD"/>
+              <w:bottom w:val="single" w:sz="2" w:space="0" w:color="4E91CD"/>
+            </w:tcBorders>
           </w:tcPr>
           <w:p>
             <w:pPr>
@@ -3622,12 +3735,14 @@
               <w:ind w:left="244" w:hanging="244"/>
               <w:cnfStyle w:val="000000000000" w:firstRow="0" w:lastRow="0" w:firstColumn="0" w:lastColumn="0" w:oddVBand="0" w:evenVBand="0" w:oddHBand="0" w:evenHBand="0" w:firstRowFirstColumn="0" w:firstRowLastColumn="0" w:lastRowFirstColumn="0" w:lastRowLastColumn="0"/>
               <w:rPr>
+                <w:rFonts w:cstheme="minorHAnsi"/>
                 <w:sz w:val="18"/>
                 <w:szCs w:val="18"/>
               </w:rPr>
             </w:pPr>
             <w:r>
               <w:rPr>
+                <w:rFonts w:cstheme="minorHAnsi"/>
                 <w:sz w:val="18"/>
                 <w:szCs w:val="18"/>
               </w:rPr>
@@ -3644,12 +3759,14 @@
               <w:ind w:left="488" w:hanging="244"/>
               <w:cnfStyle w:val="000000000000" w:firstRow="0" w:lastRow="0" w:firstColumn="0" w:lastColumn="0" w:oddVBand="0" w:evenVBand="0" w:oddHBand="0" w:evenHBand="0" w:firstRowFirstColumn="0" w:firstRowLastColumn="0" w:lastRowFirstColumn="0" w:lastRowLastColumn="0"/>
               <w:rPr>
+                <w:rFonts w:cstheme="minorHAnsi"/>
                 <w:sz w:val="18"/>
                 <w:szCs w:val="18"/>
               </w:rPr>
             </w:pPr>
             <w:r>
               <w:rPr>
+                <w:rFonts w:cstheme="minorHAnsi"/>
                 <w:sz w:val="18"/>
                 <w:szCs w:val="18"/>
               </w:rPr>
@@ -3666,6 +3783,7 @@
               <w:ind w:left="488" w:hanging="244"/>
               <w:cnfStyle w:val="000000000000" w:firstRow="0" w:lastRow="0" w:firstColumn="0" w:lastColumn="0" w:oddVBand="0" w:evenVBand="0" w:oddHBand="0" w:evenHBand="0" w:firstRowFirstColumn="0" w:firstRowLastColumn="0" w:lastRowFirstColumn="0" w:lastRowLastColumn="0"/>
               <w:rPr>
+                <w:rFonts w:cstheme="minorHAnsi"/>
                 <w:sz w:val="18"/>
                 <w:szCs w:val="18"/>
               </w:rPr>
@@ -3673,6 +3791,7 @@
             <w:proofErr w:type="gramStart"/>
             <w:r>
               <w:rPr>
+                <w:rFonts w:cstheme="minorHAnsi"/>
                 <w:sz w:val="18"/>
                 <w:szCs w:val="18"/>
               </w:rPr>
@@ -3690,12 +3809,14 @@
               <w:ind w:left="488" w:hanging="244"/>
               <w:cnfStyle w:val="000000000000" w:firstRow="0" w:lastRow="0" w:firstColumn="0" w:lastColumn="0" w:oddVBand="0" w:evenVBand="0" w:oddHBand="0" w:evenHBand="0" w:firstRowFirstColumn="0" w:firstRowLastColumn="0" w:lastRowFirstColumn="0" w:lastRowLastColumn="0"/>
               <w:rPr>
+                <w:rFonts w:cstheme="minorHAnsi"/>
                 <w:sz w:val="18"/>
                 <w:szCs w:val="18"/>
               </w:rPr>
             </w:pPr>
             <w:r>
               <w:rPr>
+                <w:rFonts w:cstheme="minorHAnsi"/>
                 <w:sz w:val="18"/>
                 <w:szCs w:val="18"/>
               </w:rPr>
@@ -3712,12 +3833,14 @@
               <w:ind w:left="488" w:hanging="244"/>
               <w:cnfStyle w:val="000000000000" w:firstRow="0" w:lastRow="0" w:firstColumn="0" w:lastColumn="0" w:oddVBand="0" w:evenVBand="0" w:oddHBand="0" w:evenHBand="0" w:firstRowFirstColumn="0" w:firstRowLastColumn="0" w:lastRowFirstColumn="0" w:lastRowLastColumn="0"/>
               <w:rPr>
+                <w:rFonts w:cstheme="minorHAnsi"/>
                 <w:sz w:val="18"/>
                 <w:szCs w:val="18"/>
               </w:rPr>
             </w:pPr>
             <w:r>
               <w:rPr>
+                <w:rFonts w:cstheme="minorHAnsi"/>
                 <w:sz w:val="18"/>
                 <w:szCs w:val="18"/>
               </w:rPr>
@@ -3734,12 +3857,14 @@
               <w:ind w:left="488" w:hanging="244"/>
               <w:cnfStyle w:val="000000000000" w:firstRow="0" w:lastRow="0" w:firstColumn="0" w:lastColumn="0" w:oddVBand="0" w:evenVBand="0" w:oddHBand="0" w:evenHBand="0" w:firstRowFirstColumn="0" w:firstRowLastColumn="0" w:lastRowFirstColumn="0" w:lastRowLastColumn="0"/>
               <w:rPr>
+                <w:rFonts w:cstheme="minorHAnsi"/>
                 <w:sz w:val="18"/>
                 <w:szCs w:val="18"/>
               </w:rPr>
             </w:pPr>
             <w:r>
               <w:rPr>
+                <w:rFonts w:cstheme="minorHAnsi"/>
                 <w:sz w:val="18"/>
                 <w:szCs w:val="18"/>
               </w:rPr>
@@ -3756,12 +3881,14 @@
               <w:ind w:left="488" w:hanging="244"/>
               <w:cnfStyle w:val="000000000000" w:firstRow="0" w:lastRow="0" w:firstColumn="0" w:lastColumn="0" w:oddVBand="0" w:evenVBand="0" w:oddHBand="0" w:evenHBand="0" w:firstRowFirstColumn="0" w:firstRowLastColumn="0" w:lastRowFirstColumn="0" w:lastRowLastColumn="0"/>
               <w:rPr>
+                <w:rFonts w:cstheme="minorHAnsi"/>
                 <w:sz w:val="18"/>
                 <w:szCs w:val="18"/>
               </w:rPr>
             </w:pPr>
             <w:r>
               <w:rPr>
+                <w:rFonts w:cstheme="minorHAnsi"/>
                 <w:sz w:val="18"/>
                 <w:szCs w:val="18"/>
               </w:rPr>
@@ -3778,12 +3905,14 @@
               <w:ind w:left="488" w:hanging="244"/>
               <w:cnfStyle w:val="000000000000" w:firstRow="0" w:lastRow="0" w:firstColumn="0" w:lastColumn="0" w:oddVBand="0" w:evenVBand="0" w:oddHBand="0" w:evenHBand="0" w:firstRowFirstColumn="0" w:firstRowLastColumn="0" w:lastRowFirstColumn="0" w:lastRowLastColumn="0"/>
               <w:rPr>
+                <w:rFonts w:cstheme="minorHAnsi"/>
                 <w:sz w:val="18"/>
                 <w:szCs w:val="18"/>
               </w:rPr>
             </w:pPr>
             <w:r>
               <w:rPr>
+                <w:rFonts w:cstheme="minorHAnsi"/>
                 <w:sz w:val="18"/>
                 <w:szCs w:val="18"/>
               </w:rPr>
@@ -3794,14 +3923,23 @@
         <w:tc>
           <w:tcPr>
             <w:tcW w:w="0" w:type="auto"/>
+            <w:tcBorders>
+              <w:top w:val="single" w:sz="2" w:space="0" w:color="4E91CD"/>
+              <w:bottom w:val="single" w:sz="2" w:space="0" w:color="4E91CD"/>
+              <w:right w:val="single" w:sz="2" w:space="0" w:color="4E91CD"/>
+            </w:tcBorders>
           </w:tcPr>
           <w:p>
             <w:pPr>
               <w:pStyle w:val="Contenido"/>
               <w:cnfStyle w:val="000000000000" w:firstRow="0" w:lastRow="0" w:firstColumn="0" w:lastColumn="0" w:oddVBand="0" w:evenVBand="0" w:oddHBand="0" w:evenHBand="0" w:firstRowFirstColumn="0" w:firstRowLastColumn="0" w:lastRowFirstColumn="0" w:lastRowLastColumn="0"/>
+              <w:rPr>
+                <w:rFonts w:cstheme="minorHAnsi"/>
+              </w:rPr>
             </w:pPr>
             <w:r>
               <w:rPr>
+                <w:rFonts w:cstheme="minorHAnsi"/>
                 <w:i/>
                 <w:iCs/>
               </w:rPr>
@@ -3818,54 +3956,55 @@
           <w:tcPr>
             <w:cnfStyle w:val="001000000000" w:firstRow="0" w:lastRow="0" w:firstColumn="1" w:lastColumn="0" w:oddVBand="0" w:evenVBand="0" w:oddHBand="0" w:evenHBand="0" w:firstRowFirstColumn="0" w:firstRowLastColumn="0" w:lastRowFirstColumn="0" w:lastRowLastColumn="0"/>
             <w:tcW w:w="553" w:type="pct"/>
+            <w:tcBorders>
+              <w:right w:val="single" w:sz="2" w:space="0" w:color="4E91CD"/>
+            </w:tcBorders>
             <w:hideMark/>
           </w:tcPr>
           <w:p>
             <w:pPr>
               <w:pStyle w:val="Contenido"/>
+              <w:rPr>
+                <w:rFonts w:asciiTheme="minorHAnsi" w:hAnsiTheme="minorHAnsi" w:cstheme="minorHAnsi"/>
+                <w:i w:val="0"/>
+                <w:iCs w:val="0"/>
+              </w:rPr>
             </w:pPr>
           </w:p>
         </w:tc>
         <w:tc>
           <w:tcPr>
             <w:tcW w:w="722" w:type="pct"/>
-            <w:shd w:val="clear" w:color="auto" w:fill="4E91CD"/>
+            <w:tcBorders>
+              <w:top w:val="single" w:sz="2" w:space="0" w:color="4E91CD"/>
+              <w:left w:val="single" w:sz="2" w:space="0" w:color="4E91CD"/>
+              <w:bottom w:val="single" w:sz="2" w:space="0" w:color="4E91CD"/>
+            </w:tcBorders>
           </w:tcPr>
           <w:p>
             <w:pPr>
               <w:pStyle w:val="Contenido"/>
               <w:cnfStyle w:val="000000100000" w:firstRow="0" w:lastRow="0" w:firstColumn="0" w:lastColumn="0" w:oddVBand="0" w:evenVBand="0" w:oddHBand="1" w:evenHBand="0" w:firstRowFirstColumn="0" w:firstRowLastColumn="0" w:lastRowFirstColumn="0" w:lastRowLastColumn="0"/>
               <w:rPr>
-                <w:color w:val="FFFFFF" w:themeColor="background1"/>
+                <w:rFonts w:cstheme="minorHAnsi"/>
               </w:rPr>
             </w:pPr>
             <w:r>
               <w:rPr>
+                <w:rFonts w:cstheme="minorHAnsi"/>
                 <w:i/>
-                <w:color w:val="FFFFFF" w:themeColor="background1"/>
               </w:rPr>
-              <w:t>03</w:t>
-            </w:r>
-            <w:r>
-              <w:rPr>
-                <w:i/>
-                <w:color w:val="FFFFFF" w:themeColor="background1"/>
-              </w:rPr>
-              <w:t>/01/202</w:t>
-            </w:r>
-            <w:r>
-              <w:rPr>
-                <w:i/>
-                <w:color w:val="FFFFFF" w:themeColor="background1"/>
-              </w:rPr>
-              <w:t>6</w:t>
+              <w:t>03/01/2026</w:t>
             </w:r>
           </w:p>
         </w:tc>
         <w:tc>
           <w:tcPr>
             <w:tcW w:w="0" w:type="auto"/>
-            <w:shd w:val="clear" w:color="auto" w:fill="4E91CD"/>
+            <w:tcBorders>
+              <w:top w:val="single" w:sz="2" w:space="0" w:color="4E91CD"/>
+              <w:bottom w:val="single" w:sz="2" w:space="0" w:color="4E91CD"/>
+            </w:tcBorders>
           </w:tcPr>
           <w:p>
             <w:pPr>
@@ -3877,18 +4016,28 @@
               <w:ind w:left="244" w:hanging="244"/>
               <w:cnfStyle w:val="000000100000" w:firstRow="0" w:lastRow="0" w:firstColumn="0" w:lastColumn="0" w:oddVBand="0" w:evenVBand="0" w:oddHBand="1" w:evenHBand="0" w:firstRowFirstColumn="0" w:firstRowLastColumn="0" w:lastRowFirstColumn="0" w:lastRowLastColumn="0"/>
               <w:rPr>
-                <w:color w:val="FFFFFF" w:themeColor="background1"/>
+                <w:rFonts w:cstheme="minorHAnsi"/>
                 <w:sz w:val="18"/>
                 <w:szCs w:val="18"/>
               </w:rPr>
             </w:pPr>
+            <w:proofErr w:type="spellStart"/>
             <w:r>
               <w:rPr>
-                <w:color w:val="FFFFFF" w:themeColor="background1"/>
+                <w:rFonts w:cstheme="minorHAnsi"/>
                 <w:sz w:val="18"/>
                 <w:szCs w:val="18"/>
               </w:rPr>
-              <w:t>Stakeholders y necesidades</w:t>
+              <w:t>Stakeholders</w:t>
+            </w:r>
+            <w:proofErr w:type="spellEnd"/>
+            <w:r>
+              <w:rPr>
+                <w:rFonts w:cstheme="minorHAnsi"/>
+                <w:sz w:val="18"/>
+                <w:szCs w:val="18"/>
+              </w:rPr>
+              <w:t xml:space="preserve"> y necesidades</w:t>
             </w:r>
           </w:p>
           <w:p>
@@ -3901,19 +4050,29 @@
               <w:ind w:left="488" w:hanging="244"/>
               <w:cnfStyle w:val="000000100000" w:firstRow="0" w:lastRow="0" w:firstColumn="0" w:lastColumn="0" w:oddVBand="0" w:evenVBand="0" w:oddHBand="1" w:evenHBand="0" w:firstRowFirstColumn="0" w:firstRowLastColumn="0" w:lastRowFirstColumn="0" w:lastRowLastColumn="0"/>
               <w:rPr>
-                <w:color w:val="FFFFFF" w:themeColor="background1"/>
+                <w:rFonts w:cstheme="minorHAnsi"/>
                 <w:sz w:val="18"/>
                 <w:szCs w:val="18"/>
               </w:rPr>
             </w:pPr>
             <w:r>
               <w:rPr>
-                <w:color w:val="FFFFFF" w:themeColor="background1"/>
+                <w:rFonts w:cstheme="minorHAnsi"/>
                 <w:sz w:val="18"/>
                 <w:szCs w:val="18"/>
               </w:rPr>
-              <w:t>Identificación de stakeholders</w:t>
+              <w:t xml:space="preserve">Identificación de </w:t>
             </w:r>
+            <w:proofErr w:type="spellStart"/>
+            <w:r>
+              <w:rPr>
+                <w:rFonts w:cstheme="minorHAnsi"/>
+                <w:sz w:val="18"/>
+                <w:szCs w:val="18"/>
+              </w:rPr>
+              <w:t>stakeholders</w:t>
+            </w:r>
+            <w:proofErr w:type="spellEnd"/>
           </w:p>
           <w:p>
             <w:pPr>
@@ -3925,14 +4084,14 @@
               <w:ind w:left="488" w:hanging="244"/>
               <w:cnfStyle w:val="000000100000" w:firstRow="0" w:lastRow="0" w:firstColumn="0" w:lastColumn="0" w:oddVBand="0" w:evenVBand="0" w:oddHBand="1" w:evenHBand="0" w:firstRowFirstColumn="0" w:firstRowLastColumn="0" w:lastRowFirstColumn="0" w:lastRowLastColumn="0"/>
               <w:rPr>
-                <w:color w:val="FFFFFF" w:themeColor="background1"/>
+                <w:rFonts w:cstheme="minorHAnsi"/>
                 <w:sz w:val="18"/>
                 <w:szCs w:val="18"/>
               </w:rPr>
             </w:pPr>
             <w:r>
               <w:rPr>
-                <w:color w:val="FFFFFF" w:themeColor="background1"/>
+                <w:rFonts w:cstheme="minorHAnsi"/>
                 <w:sz w:val="18"/>
                 <w:szCs w:val="18"/>
               </w:rPr>
@@ -3949,14 +4108,14 @@
               <w:ind w:left="488" w:hanging="244"/>
               <w:cnfStyle w:val="000000100000" w:firstRow="0" w:lastRow="0" w:firstColumn="0" w:lastColumn="0" w:oddVBand="0" w:evenVBand="0" w:oddHBand="1" w:evenHBand="0" w:firstRowFirstColumn="0" w:firstRowLastColumn="0" w:lastRowFirstColumn="0" w:lastRowLastColumn="0"/>
               <w:rPr>
-                <w:color w:val="FFFFFF" w:themeColor="background1"/>
+                <w:rFonts w:cstheme="minorHAnsi"/>
                 <w:sz w:val="18"/>
                 <w:szCs w:val="18"/>
               </w:rPr>
             </w:pPr>
             <w:r>
               <w:rPr>
-                <w:color w:val="FFFFFF" w:themeColor="background1"/>
+                <w:rFonts w:cstheme="minorHAnsi"/>
                 <w:sz w:val="18"/>
                 <w:szCs w:val="18"/>
               </w:rPr>
@@ -3973,19 +4132,29 @@
               <w:ind w:left="488" w:hanging="244"/>
               <w:cnfStyle w:val="000000100000" w:firstRow="0" w:lastRow="0" w:firstColumn="0" w:lastColumn="0" w:oddVBand="0" w:evenVBand="0" w:oddHBand="1" w:evenHBand="0" w:firstRowFirstColumn="0" w:firstRowLastColumn="0" w:lastRowFirstColumn="0" w:lastRowLastColumn="0"/>
               <w:rPr>
-                <w:color w:val="FFFFFF" w:themeColor="background1"/>
+                <w:rFonts w:cstheme="minorHAnsi"/>
                 <w:sz w:val="18"/>
                 <w:szCs w:val="18"/>
               </w:rPr>
             </w:pPr>
             <w:r>
               <w:rPr>
-                <w:color w:val="FFFFFF" w:themeColor="background1"/>
+                <w:rFonts w:cstheme="minorHAnsi"/>
                 <w:sz w:val="18"/>
                 <w:szCs w:val="18"/>
               </w:rPr>
-              <w:t>Conflictos y prioridades entre stakeholders</w:t>
+              <w:t xml:space="preserve">Conflictos y prioridades entre </w:t>
             </w:r>
+            <w:proofErr w:type="spellStart"/>
+            <w:r>
+              <w:rPr>
+                <w:rFonts w:cstheme="minorHAnsi"/>
+                <w:sz w:val="18"/>
+                <w:szCs w:val="18"/>
+              </w:rPr>
+              <w:t>stakeholders</w:t>
+            </w:r>
+            <w:proofErr w:type="spellEnd"/>
           </w:p>
           <w:p>
             <w:pPr>
@@ -3997,14 +4166,14 @@
               <w:ind w:left="488" w:hanging="244"/>
               <w:cnfStyle w:val="000000100000" w:firstRow="0" w:lastRow="0" w:firstColumn="0" w:lastColumn="0" w:oddVBand="0" w:evenVBand="0" w:oddHBand="1" w:evenHBand="0" w:firstRowFirstColumn="0" w:firstRowLastColumn="0" w:lastRowFirstColumn="0" w:lastRowLastColumn="0"/>
               <w:rPr>
-                <w:color w:val="FFFFFF" w:themeColor="background1"/>
+                <w:rFonts w:cstheme="minorHAnsi"/>
                 <w:sz w:val="18"/>
                 <w:szCs w:val="18"/>
               </w:rPr>
             </w:pPr>
             <w:r>
               <w:rPr>
-                <w:color w:val="FFFFFF" w:themeColor="background1"/>
+                <w:rFonts w:cstheme="minorHAnsi"/>
                 <w:sz w:val="18"/>
                 <w:szCs w:val="18"/>
               </w:rPr>
@@ -4012,9 +4181,9 @@
             </w:r>
             <w:r>
               <w:rPr>
+                <w:rFonts w:cstheme="minorHAnsi"/>
                 <w:b/>
                 <w:bCs/>
-                <w:color w:val="FFFFFF" w:themeColor="background1"/>
               </w:rPr>
               <w:t xml:space="preserve"> </w:t>
             </w:r>
@@ -4023,21 +4192,25 @@
         <w:tc>
           <w:tcPr>
             <w:tcW w:w="0" w:type="auto"/>
-            <w:shd w:val="clear" w:color="auto" w:fill="4E91CD"/>
+            <w:tcBorders>
+              <w:top w:val="single" w:sz="2" w:space="0" w:color="4E91CD"/>
+              <w:bottom w:val="single" w:sz="2" w:space="0" w:color="4E91CD"/>
+              <w:right w:val="single" w:sz="2" w:space="0" w:color="4E91CD"/>
+            </w:tcBorders>
           </w:tcPr>
           <w:p>
             <w:pPr>
               <w:pStyle w:val="Contenido"/>
               <w:cnfStyle w:val="000000100000" w:firstRow="0" w:lastRow="0" w:firstColumn="0" w:lastColumn="0" w:oddVBand="0" w:evenVBand="0" w:oddHBand="1" w:evenHBand="0" w:firstRowFirstColumn="0" w:firstRowLastColumn="0" w:lastRowFirstColumn="0" w:lastRowLastColumn="0"/>
               <w:rPr>
-                <w:color w:val="FFFFFF" w:themeColor="background1"/>
+                <w:rFonts w:cstheme="minorHAnsi"/>
               </w:rPr>
             </w:pPr>
             <w:r>
               <w:rPr>
+                <w:rFonts w:cstheme="minorHAnsi"/>
                 <w:i/>
                 <w:iCs/>
-                <w:color w:val="FFFFFF" w:themeColor="background1"/>
               </w:rPr>
               <w:t>dcueli</w:t>
             </w:r>
@@ -4049,28 +4222,42 @@
           <w:tcPr>
             <w:cnfStyle w:val="001000000000" w:firstRow="0" w:lastRow="0" w:firstColumn="1" w:lastColumn="0" w:oddVBand="0" w:evenVBand="0" w:oddHBand="0" w:evenHBand="0" w:firstRowFirstColumn="0" w:firstRowLastColumn="0" w:lastRowFirstColumn="0" w:lastRowLastColumn="0"/>
             <w:tcW w:w="553" w:type="pct"/>
+            <w:tcBorders>
+              <w:right w:val="single" w:sz="2" w:space="0" w:color="4E91CD"/>
+            </w:tcBorders>
           </w:tcPr>
           <w:p>
             <w:pPr>
               <w:pStyle w:val="Contenido"/>
+              <w:rPr>
+                <w:rFonts w:asciiTheme="minorHAnsi" w:hAnsiTheme="minorHAnsi" w:cstheme="minorHAnsi"/>
+                <w:i w:val="0"/>
+                <w:iCs w:val="0"/>
+              </w:rPr>
             </w:pPr>
           </w:p>
         </w:tc>
         <w:tc>
           <w:tcPr>
             <w:tcW w:w="722" w:type="pct"/>
-            <w:shd w:val="clear" w:color="auto" w:fill="FFFFFF" w:themeFill="background1"/>
+            <w:tcBorders>
+              <w:top w:val="single" w:sz="2" w:space="0" w:color="4E91CD"/>
+              <w:left w:val="single" w:sz="2" w:space="0" w:color="4E91CD"/>
+              <w:bottom w:val="single" w:sz="2" w:space="0" w:color="4E91CD"/>
+            </w:tcBorders>
           </w:tcPr>
           <w:p>
             <w:pPr>
               <w:pStyle w:val="Contenido"/>
               <w:cnfStyle w:val="000000000000" w:firstRow="0" w:lastRow="0" w:firstColumn="0" w:lastColumn="0" w:oddVBand="0" w:evenVBand="0" w:oddHBand="0" w:evenHBand="0" w:firstRowFirstColumn="0" w:firstRowLastColumn="0" w:lastRowFirstColumn="0" w:lastRowLastColumn="0"/>
               <w:rPr>
+                <w:rFonts w:cstheme="minorHAnsi"/>
                 <w:i/>
               </w:rPr>
             </w:pPr>
             <w:r>
               <w:rPr>
+                <w:rFonts w:cstheme="minorHAnsi"/>
                 <w:i/>
                 <w:iCs/>
               </w:rPr>
@@ -4081,7 +4268,10 @@
         <w:tc>
           <w:tcPr>
             <w:tcW w:w="0" w:type="auto"/>
-            <w:shd w:val="clear" w:color="auto" w:fill="FFFFFF" w:themeFill="background1"/>
+            <w:tcBorders>
+              <w:top w:val="single" w:sz="2" w:space="0" w:color="4E91CD"/>
+              <w:bottom w:val="single" w:sz="2" w:space="0" w:color="4E91CD"/>
+            </w:tcBorders>
           </w:tcPr>
           <w:p>
             <w:pPr>
@@ -4093,12 +4283,14 @@
               <w:ind w:left="244" w:hanging="244"/>
               <w:cnfStyle w:val="000000000000" w:firstRow="0" w:lastRow="0" w:firstColumn="0" w:lastColumn="0" w:oddVBand="0" w:evenVBand="0" w:oddHBand="0" w:evenHBand="0" w:firstRowFirstColumn="0" w:firstRowLastColumn="0" w:lastRowFirstColumn="0" w:lastRowLastColumn="0"/>
               <w:rPr>
+                <w:rFonts w:cstheme="minorHAnsi"/>
                 <w:sz w:val="18"/>
                 <w:szCs w:val="18"/>
               </w:rPr>
             </w:pPr>
             <w:r>
               <w:rPr>
+                <w:rFonts w:cstheme="minorHAnsi"/>
                 <w:sz w:val="18"/>
                 <w:szCs w:val="18"/>
               </w:rPr>
@@ -4115,12 +4307,14 @@
               <w:ind w:left="488" w:hanging="244"/>
               <w:cnfStyle w:val="000000000000" w:firstRow="0" w:lastRow="0" w:firstColumn="0" w:lastColumn="0" w:oddVBand="0" w:evenVBand="0" w:oddHBand="0" w:evenHBand="0" w:firstRowFirstColumn="0" w:firstRowLastColumn="0" w:lastRowFirstColumn="0" w:lastRowLastColumn="0"/>
               <w:rPr>
+                <w:rFonts w:cstheme="minorHAnsi"/>
                 <w:sz w:val="18"/>
                 <w:szCs w:val="18"/>
               </w:rPr>
             </w:pPr>
             <w:r>
               <w:rPr>
+                <w:rFonts w:cstheme="minorHAnsi"/>
                 <w:sz w:val="18"/>
                 <w:szCs w:val="18"/>
               </w:rPr>
@@ -4137,12 +4331,14 @@
               <w:ind w:left="488" w:hanging="244"/>
               <w:cnfStyle w:val="000000000000" w:firstRow="0" w:lastRow="0" w:firstColumn="0" w:lastColumn="0" w:oddVBand="0" w:evenVBand="0" w:oddHBand="0" w:evenHBand="0" w:firstRowFirstColumn="0" w:firstRowLastColumn="0" w:lastRowFirstColumn="0" w:lastRowLastColumn="0"/>
               <w:rPr>
+                <w:rFonts w:cstheme="minorHAnsi"/>
                 <w:sz w:val="18"/>
                 <w:szCs w:val="18"/>
               </w:rPr>
             </w:pPr>
             <w:r>
               <w:rPr>
+                <w:rFonts w:cstheme="minorHAnsi"/>
                 <w:sz w:val="18"/>
                 <w:szCs w:val="18"/>
               </w:rPr>
@@ -4159,12 +4355,14 @@
               <w:ind w:left="488" w:hanging="244"/>
               <w:cnfStyle w:val="000000000000" w:firstRow="0" w:lastRow="0" w:firstColumn="0" w:lastColumn="0" w:oddVBand="0" w:evenVBand="0" w:oddHBand="0" w:evenHBand="0" w:firstRowFirstColumn="0" w:firstRowLastColumn="0" w:lastRowFirstColumn="0" w:lastRowLastColumn="0"/>
               <w:rPr>
+                <w:rFonts w:cstheme="minorHAnsi"/>
                 <w:sz w:val="18"/>
                 <w:szCs w:val="18"/>
               </w:rPr>
             </w:pPr>
             <w:r>
               <w:rPr>
+                <w:rFonts w:cstheme="minorHAnsi"/>
                 <w:sz w:val="18"/>
                 <w:szCs w:val="18"/>
               </w:rPr>
@@ -4181,12 +4379,14 @@
               <w:ind w:left="488" w:hanging="244"/>
               <w:cnfStyle w:val="000000000000" w:firstRow="0" w:lastRow="0" w:firstColumn="0" w:lastColumn="0" w:oddVBand="0" w:evenVBand="0" w:oddHBand="0" w:evenHBand="0" w:firstRowFirstColumn="0" w:firstRowLastColumn="0" w:lastRowFirstColumn="0" w:lastRowLastColumn="0"/>
               <w:rPr>
+                <w:rFonts w:cstheme="minorHAnsi"/>
                 <w:sz w:val="18"/>
                 <w:szCs w:val="18"/>
               </w:rPr>
             </w:pPr>
             <w:r>
               <w:rPr>
+                <w:rFonts w:cstheme="minorHAnsi"/>
                 <w:sz w:val="18"/>
                 <w:szCs w:val="18"/>
               </w:rPr>
@@ -4197,19 +4397,25 @@
         <w:tc>
           <w:tcPr>
             <w:tcW w:w="0" w:type="auto"/>
-            <w:shd w:val="clear" w:color="auto" w:fill="FFFFFF" w:themeFill="background1"/>
+            <w:tcBorders>
+              <w:top w:val="single" w:sz="2" w:space="0" w:color="4E91CD"/>
+              <w:bottom w:val="single" w:sz="2" w:space="0" w:color="4E91CD"/>
+              <w:right w:val="single" w:sz="2" w:space="0" w:color="4E91CD"/>
+            </w:tcBorders>
           </w:tcPr>
           <w:p>
             <w:pPr>
               <w:pStyle w:val="Contenido"/>
               <w:cnfStyle w:val="000000000000" w:firstRow="0" w:lastRow="0" w:firstColumn="0" w:lastColumn="0" w:oddVBand="0" w:evenVBand="0" w:oddHBand="0" w:evenHBand="0" w:firstRowFirstColumn="0" w:firstRowLastColumn="0" w:lastRowFirstColumn="0" w:lastRowLastColumn="0"/>
               <w:rPr>
+                <w:rFonts w:cstheme="minorHAnsi"/>
                 <w:i/>
                 <w:iCs/>
               </w:rPr>
             </w:pPr>
             <w:r>
               <w:rPr>
+                <w:rFonts w:cstheme="minorHAnsi"/>
                 <w:i/>
                 <w:iCs/>
               </w:rPr>
@@ -4226,61 +4432,69 @@
           <w:tcPr>
             <w:cnfStyle w:val="001000000000" w:firstRow="0" w:lastRow="0" w:firstColumn="1" w:lastColumn="0" w:oddVBand="0" w:evenVBand="0" w:oddHBand="0" w:evenHBand="0" w:firstRowFirstColumn="0" w:firstRowLastColumn="0" w:lastRowFirstColumn="0" w:lastRowLastColumn="0"/>
             <w:tcW w:w="553" w:type="pct"/>
+            <w:tcBorders>
+              <w:right w:val="single" w:sz="2" w:space="0" w:color="4E91CD"/>
+            </w:tcBorders>
             <w:hideMark/>
           </w:tcPr>
           <w:p>
             <w:pPr>
               <w:pStyle w:val="Contenido"/>
+              <w:rPr>
+                <w:rFonts w:asciiTheme="minorHAnsi" w:hAnsiTheme="minorHAnsi" w:cstheme="minorHAnsi"/>
+                <w:i w:val="0"/>
+                <w:iCs w:val="0"/>
+              </w:rPr>
             </w:pPr>
           </w:p>
         </w:tc>
         <w:tc>
           <w:tcPr>
             <w:tcW w:w="722" w:type="pct"/>
-            <w:shd w:val="clear" w:color="auto" w:fill="4E91CD"/>
+            <w:tcBorders>
+              <w:top w:val="single" w:sz="2" w:space="0" w:color="4E91CD"/>
+              <w:left w:val="single" w:sz="2" w:space="0" w:color="4E91CD"/>
+              <w:bottom w:val="single" w:sz="2" w:space="0" w:color="4E91CD"/>
+            </w:tcBorders>
           </w:tcPr>
           <w:p>
             <w:pPr>
               <w:pStyle w:val="Contenido"/>
               <w:cnfStyle w:val="000000100000" w:firstRow="0" w:lastRow="0" w:firstColumn="0" w:lastColumn="0" w:oddVBand="0" w:evenVBand="0" w:oddHBand="1" w:evenHBand="0" w:firstRowFirstColumn="0" w:firstRowLastColumn="0" w:lastRowFirstColumn="0" w:lastRowLastColumn="0"/>
               <w:rPr>
-                <w:color w:val="FFFFFF" w:themeColor="background1"/>
+                <w:rFonts w:cstheme="minorHAnsi"/>
               </w:rPr>
             </w:pPr>
             <w:r>
               <w:rPr>
+                <w:rFonts w:cstheme="minorHAnsi"/>
                 <w:i/>
-                <w:color w:val="FFFFFF" w:themeColor="background1"/>
               </w:rPr>
               <w:t>0</w:t>
             </w:r>
             <w:r>
               <w:rPr>
+                <w:rFonts w:cstheme="minorHAnsi"/>
                 <w:i/>
-                <w:color w:val="FFFFFF" w:themeColor="background1"/>
               </w:rPr>
               <w:t>6</w:t>
             </w:r>
             <w:r>
               <w:rPr>
+                <w:rFonts w:cstheme="minorHAnsi"/>
                 <w:i/>
-                <w:color w:val="FFFFFF" w:themeColor="background1"/>
               </w:rPr>
-              <w:t>/01/202</w:t>
-            </w:r>
-            <w:r>
-              <w:rPr>
-                <w:i/>
-                <w:color w:val="FFFFFF" w:themeColor="background1"/>
-              </w:rPr>
-              <w:t>6</w:t>
+              <w:t>/01/2026</w:t>
             </w:r>
           </w:p>
         </w:tc>
         <w:tc>
           <w:tcPr>
             <w:tcW w:w="0" w:type="auto"/>
-            <w:shd w:val="clear" w:color="auto" w:fill="4E91CD"/>
+            <w:tcBorders>
+              <w:top w:val="single" w:sz="2" w:space="0" w:color="4E91CD"/>
+              <w:bottom w:val="single" w:sz="2" w:space="0" w:color="4E91CD"/>
+            </w:tcBorders>
           </w:tcPr>
           <w:p>
             <w:pPr>
@@ -4292,7 +4506,7 @@
               <w:ind w:left="244" w:hanging="244"/>
               <w:cnfStyle w:val="000000100000" w:firstRow="0" w:lastRow="0" w:firstColumn="0" w:lastColumn="0" w:oddVBand="0" w:evenVBand="0" w:oddHBand="1" w:evenHBand="0" w:firstRowFirstColumn="0" w:firstRowLastColumn="0" w:lastRowFirstColumn="0" w:lastRowLastColumn="0"/>
               <w:rPr>
-                <w:color w:val="FFFFFF" w:themeColor="background1"/>
+                <w:rFonts w:cstheme="minorHAnsi"/>
                 <w:sz w:val="18"/>
                 <w:szCs w:val="18"/>
               </w:rPr>
@@ -4300,7 +4514,7 @@
             <w:hyperlink w:anchor="_REQUISITOS_FUNCIONALES_-" w:history="1">
               <w:r>
                 <w:rPr>
-                  <w:color w:val="FFFFFF" w:themeColor="background1"/>
+                  <w:rFonts w:cstheme="minorHAnsi"/>
                   <w:sz w:val="18"/>
                   <w:szCs w:val="18"/>
                 </w:rPr>
@@ -4318,7 +4532,7 @@
               <w:ind w:left="244" w:hanging="244"/>
               <w:cnfStyle w:val="000000100000" w:firstRow="0" w:lastRow="0" w:firstColumn="0" w:lastColumn="0" w:oddVBand="0" w:evenVBand="0" w:oddHBand="1" w:evenHBand="0" w:firstRowFirstColumn="0" w:firstRowLastColumn="0" w:lastRowFirstColumn="0" w:lastRowLastColumn="0"/>
               <w:rPr>
-                <w:color w:val="FFFFFF" w:themeColor="background1"/>
+                <w:rFonts w:cstheme="minorHAnsi"/>
                 <w:sz w:val="18"/>
                 <w:szCs w:val="18"/>
               </w:rPr>
@@ -4326,27 +4540,11 @@
             <w:hyperlink w:anchor="_REQUISITOS_FUNCIONALES_-" w:history="1">
               <w:r>
                 <w:rPr>
-                  <w:color w:val="FFFFFF" w:themeColor="background1"/>
+                  <w:rFonts w:cstheme="minorHAnsi"/>
                   <w:sz w:val="18"/>
                   <w:szCs w:val="18"/>
                 </w:rPr>
-                <w:t xml:space="preserve">Requisitos </w:t>
-              </w:r>
-              <w:r>
-                <w:rPr>
-                  <w:color w:val="FFFFFF" w:themeColor="background1"/>
-                  <w:sz w:val="18"/>
-                  <w:szCs w:val="18"/>
-                </w:rPr>
-                <w:t xml:space="preserve">NO </w:t>
-              </w:r>
-              <w:r>
-                <w:rPr>
-                  <w:color w:val="FFFFFF" w:themeColor="background1"/>
-                  <w:sz w:val="18"/>
-                  <w:szCs w:val="18"/>
-                </w:rPr>
-                <w:t>funcionales</w:t>
+                <w:t>Requisitos NO funcionales</w:t>
               </w:r>
             </w:hyperlink>
           </w:p>
@@ -4354,21 +4552,25 @@
         <w:tc>
           <w:tcPr>
             <w:tcW w:w="0" w:type="auto"/>
-            <w:shd w:val="clear" w:color="auto" w:fill="4E91CD"/>
+            <w:tcBorders>
+              <w:top w:val="single" w:sz="2" w:space="0" w:color="4E91CD"/>
+              <w:bottom w:val="single" w:sz="2" w:space="0" w:color="4E91CD"/>
+              <w:right w:val="single" w:sz="2" w:space="0" w:color="4E91CD"/>
+            </w:tcBorders>
           </w:tcPr>
           <w:p>
             <w:pPr>
               <w:pStyle w:val="Contenido"/>
               <w:cnfStyle w:val="000000100000" w:firstRow="0" w:lastRow="0" w:firstColumn="0" w:lastColumn="0" w:oddVBand="0" w:evenVBand="0" w:oddHBand="1" w:evenHBand="0" w:firstRowFirstColumn="0" w:firstRowLastColumn="0" w:lastRowFirstColumn="0" w:lastRowLastColumn="0"/>
               <w:rPr>
-                <w:color w:val="FFFFFF" w:themeColor="background1"/>
+                <w:rFonts w:cstheme="minorHAnsi"/>
               </w:rPr>
             </w:pPr>
             <w:r>
               <w:rPr>
+                <w:rFonts w:cstheme="minorHAnsi"/>
                 <w:i/>
                 <w:iCs/>
-                <w:color w:val="FFFFFF" w:themeColor="background1"/>
               </w:rPr>
               <w:t>dcueli</w:t>
             </w:r>
@@ -4380,54 +4582,57 @@
           <w:tcPr>
             <w:cnfStyle w:val="001000000000" w:firstRow="0" w:lastRow="0" w:firstColumn="1" w:lastColumn="0" w:oddVBand="0" w:evenVBand="0" w:oddHBand="0" w:evenHBand="0" w:firstRowFirstColumn="0" w:firstRowLastColumn="0" w:lastRowFirstColumn="0" w:lastRowLastColumn="0"/>
             <w:tcW w:w="553" w:type="pct"/>
+            <w:tcBorders>
+              <w:right w:val="single" w:sz="2" w:space="0" w:color="4E91CD"/>
+            </w:tcBorders>
           </w:tcPr>
           <w:p>
             <w:pPr>
               <w:pStyle w:val="Contenido"/>
+              <w:rPr>
+                <w:rFonts w:asciiTheme="minorHAnsi" w:hAnsiTheme="minorHAnsi" w:cstheme="minorHAnsi"/>
+                <w:i w:val="0"/>
+                <w:iCs w:val="0"/>
+              </w:rPr>
             </w:pPr>
           </w:p>
         </w:tc>
         <w:tc>
           <w:tcPr>
             <w:tcW w:w="722" w:type="pct"/>
-            <w:shd w:val="clear" w:color="auto" w:fill="FFFFFF" w:themeFill="background1"/>
+            <w:tcBorders>
+              <w:top w:val="single" w:sz="2" w:space="0" w:color="4E91CD"/>
+              <w:left w:val="single" w:sz="2" w:space="0" w:color="4E91CD"/>
+              <w:bottom w:val="single" w:sz="2" w:space="0" w:color="4E91CD"/>
+            </w:tcBorders>
           </w:tcPr>
           <w:p>
             <w:pPr>
               <w:pStyle w:val="Contenido"/>
               <w:cnfStyle w:val="000000000000" w:firstRow="0" w:lastRow="0" w:firstColumn="0" w:lastColumn="0" w:oddVBand="0" w:evenVBand="0" w:oddHBand="0" w:evenHBand="0" w:firstRowFirstColumn="0" w:firstRowLastColumn="0" w:lastRowFirstColumn="0" w:lastRowLastColumn="0"/>
               <w:rPr>
+                <w:rFonts w:cstheme="minorHAnsi"/>
                 <w:i/>
                 <w:iCs/>
               </w:rPr>
             </w:pPr>
             <w:r>
               <w:rPr>
+                <w:rFonts w:cstheme="minorHAnsi"/>
                 <w:i/>
                 <w:iCs/>
               </w:rPr>
-              <w:t>0</w:t>
-            </w:r>
-            <w:r>
-              <w:rPr>
-                <w:i/>
-                <w:iCs/>
-              </w:rPr>
-              <w:t>9</w:t>
-            </w:r>
-            <w:r>
-              <w:rPr>
-                <w:i/>
-                <w:iCs/>
-              </w:rPr>
-              <w:t>/02/2026</w:t>
+              <w:t>09/02/2026</w:t>
             </w:r>
           </w:p>
         </w:tc>
         <w:tc>
           <w:tcPr>
             <w:tcW w:w="0" w:type="auto"/>
-            <w:shd w:val="clear" w:color="auto" w:fill="FFFFFF" w:themeFill="background1"/>
+            <w:tcBorders>
+              <w:top w:val="single" w:sz="2" w:space="0" w:color="4E91CD"/>
+              <w:bottom w:val="single" w:sz="2" w:space="0" w:color="4E91CD"/>
+            </w:tcBorders>
           </w:tcPr>
           <w:p>
             <w:pPr>
@@ -4439,12 +4644,14 @@
               <w:ind w:left="244" w:hanging="244"/>
               <w:cnfStyle w:val="000000000000" w:firstRow="0" w:lastRow="0" w:firstColumn="0" w:lastColumn="0" w:oddVBand="0" w:evenVBand="0" w:oddHBand="0" w:evenHBand="0" w:firstRowFirstColumn="0" w:firstRowLastColumn="0" w:lastRowFirstColumn="0" w:lastRowLastColumn="0"/>
               <w:rPr>
+                <w:rFonts w:cstheme="minorHAnsi"/>
                 <w:sz w:val="18"/>
                 <w:szCs w:val="18"/>
               </w:rPr>
             </w:pPr>
             <w:r>
               <w:rPr>
+                <w:rFonts w:cstheme="minorHAnsi"/>
                 <w:sz w:val="18"/>
                 <w:szCs w:val="18"/>
               </w:rPr>
@@ -4461,12 +4668,14 @@
               <w:ind w:left="244" w:hanging="244"/>
               <w:cnfStyle w:val="000000000000" w:firstRow="0" w:lastRow="0" w:firstColumn="0" w:lastColumn="0" w:oddVBand="0" w:evenVBand="0" w:oddHBand="0" w:evenHBand="0" w:firstRowFirstColumn="0" w:firstRowLastColumn="0" w:lastRowFirstColumn="0" w:lastRowLastColumn="0"/>
               <w:rPr>
+                <w:rFonts w:cstheme="minorHAnsi"/>
                 <w:sz w:val="18"/>
                 <w:szCs w:val="18"/>
               </w:rPr>
             </w:pPr>
             <w:r>
               <w:rPr>
+                <w:rFonts w:cstheme="minorHAnsi"/>
                 <w:sz w:val="18"/>
                 <w:szCs w:val="18"/>
               </w:rPr>
@@ -4483,12 +4692,14 @@
               <w:ind w:left="244" w:hanging="244"/>
               <w:cnfStyle w:val="000000000000" w:firstRow="0" w:lastRow="0" w:firstColumn="0" w:lastColumn="0" w:oddVBand="0" w:evenVBand="0" w:oddHBand="0" w:evenHBand="0" w:firstRowFirstColumn="0" w:firstRowLastColumn="0" w:lastRowFirstColumn="0" w:lastRowLastColumn="0"/>
               <w:rPr>
+                <w:rFonts w:cstheme="minorHAnsi"/>
                 <w:sz w:val="18"/>
                 <w:szCs w:val="18"/>
               </w:rPr>
             </w:pPr>
             <w:r>
               <w:rPr>
+                <w:rFonts w:cstheme="minorHAnsi"/>
                 <w:sz w:val="18"/>
                 <w:szCs w:val="18"/>
               </w:rPr>
@@ -4505,12 +4716,14 @@
               <w:ind w:left="244" w:hanging="244"/>
               <w:cnfStyle w:val="000000000000" w:firstRow="0" w:lastRow="0" w:firstColumn="0" w:lastColumn="0" w:oddVBand="0" w:evenVBand="0" w:oddHBand="0" w:evenHBand="0" w:firstRowFirstColumn="0" w:firstRowLastColumn="0" w:lastRowFirstColumn="0" w:lastRowLastColumn="0"/>
               <w:rPr>
+                <w:rFonts w:cstheme="minorHAnsi"/>
                 <w:sz w:val="18"/>
                 <w:szCs w:val="18"/>
               </w:rPr>
             </w:pPr>
             <w:r>
               <w:rPr>
+                <w:rFonts w:cstheme="minorHAnsi"/>
                 <w:sz w:val="18"/>
                 <w:szCs w:val="18"/>
               </w:rPr>
@@ -4527,16 +4740,54 @@
               <w:ind w:left="244" w:hanging="244"/>
               <w:cnfStyle w:val="000000000000" w:firstRow="0" w:lastRow="0" w:firstColumn="0" w:lastColumn="0" w:oddVBand="0" w:evenVBand="0" w:oddHBand="0" w:evenHBand="0" w:firstRowFirstColumn="0" w:firstRowLastColumn="0" w:lastRowFirstColumn="0" w:lastRowLastColumn="0"/>
               <w:rPr>
+                <w:rFonts w:cstheme="minorHAnsi"/>
                 <w:sz w:val="18"/>
                 <w:szCs w:val="18"/>
               </w:rPr>
             </w:pPr>
             <w:r>
               <w:rPr>
+                <w:rFonts w:cstheme="minorHAnsi"/>
                 <w:sz w:val="18"/>
                 <w:szCs w:val="18"/>
               </w:rPr>
-              <w:t>Fuera de alcance (Out of Scope)</w:t>
+              <w:t>Fuera de alcance (</w:t>
+            </w:r>
+            <w:proofErr w:type="spellStart"/>
+            <w:r>
+              <w:rPr>
+                <w:rFonts w:cstheme="minorHAnsi"/>
+                <w:sz w:val="18"/>
+                <w:szCs w:val="18"/>
+              </w:rPr>
+              <w:t>Out</w:t>
+            </w:r>
+            <w:proofErr w:type="spellEnd"/>
+            <w:r>
+              <w:rPr>
+                <w:rFonts w:cstheme="minorHAnsi"/>
+                <w:sz w:val="18"/>
+                <w:szCs w:val="18"/>
+              </w:rPr>
+              <w:t xml:space="preserve"> </w:t>
+            </w:r>
+            <w:proofErr w:type="spellStart"/>
+            <w:r>
+              <w:rPr>
+                <w:rFonts w:cstheme="minorHAnsi"/>
+                <w:sz w:val="18"/>
+                <w:szCs w:val="18"/>
+              </w:rPr>
+              <w:t>of</w:t>
+            </w:r>
+            <w:proofErr w:type="spellEnd"/>
+            <w:r>
+              <w:rPr>
+                <w:rFonts w:cstheme="minorHAnsi"/>
+                <w:sz w:val="18"/>
+                <w:szCs w:val="18"/>
+              </w:rPr>
+              <w:t xml:space="preserve"> Scope)</w:t>
             </w:r>
           </w:p>
           <w:p>
@@ -4549,71 +4800,212 @@
               <w:ind w:left="244" w:hanging="244"/>
               <w:cnfStyle w:val="000000000000" w:firstRow="0" w:lastRow="0" w:firstColumn="0" w:lastColumn="0" w:oddVBand="0" w:evenVBand="0" w:oddHBand="0" w:evenHBand="0" w:firstRowFirstColumn="0" w:firstRowLastColumn="0" w:lastRowFirstColumn="0" w:lastRowLastColumn="0"/>
               <w:rPr>
+                <w:rFonts w:cstheme="minorHAnsi"/>
                 <w:sz w:val="18"/>
                 <w:szCs w:val="18"/>
               </w:rPr>
             </w:pPr>
             <w:r>
               <w:rPr>
+                <w:rFonts w:cstheme="minorHAnsi"/>
                 <w:sz w:val="18"/>
                 <w:szCs w:val="18"/>
               </w:rPr>
               <w:t>Apéndices</w:t>
             </w:r>
           </w:p>
+        </w:tc>
+        <w:tc>
+          <w:tcPr>
+            <w:tcW w:w="0" w:type="auto"/>
+            <w:tcBorders>
+              <w:top w:val="single" w:sz="2" w:space="0" w:color="4E91CD"/>
+              <w:bottom w:val="single" w:sz="2" w:space="0" w:color="4E91CD"/>
+              <w:right w:val="single" w:sz="2" w:space="0" w:color="4E91CD"/>
+            </w:tcBorders>
+          </w:tcPr>
           <w:p>
             <w:pPr>
               <w:pStyle w:val="Contenido"/>
               <w:cnfStyle w:val="000000000000" w:firstRow="0" w:lastRow="0" w:firstColumn="0" w:lastColumn="0" w:oddVBand="0" w:evenVBand="0" w:oddHBand="0" w:evenHBand="0" w:firstRowFirstColumn="0" w:firstRowLastColumn="0" w:lastRowFirstColumn="0" w:lastRowLastColumn="0"/>
               <w:rPr>
-                <w:sz w:val="18"/>
-                <w:szCs w:val="18"/>
+                <w:rFonts w:cstheme="minorHAnsi"/>
+                <w:i/>
+                <w:iCs/>
               </w:rPr>
             </w:pPr>
+            <w:r>
+              <w:rPr>
+                <w:rFonts w:cstheme="minorHAnsi"/>
+                <w:i/>
+                <w:iCs/>
+              </w:rPr>
+              <w:t>dcueli</w:t>
+            </w:r>
           </w:p>
+        </w:tc>
+      </w:tr>
+      <w:bookmarkStart w:id="5" w:name="Version_1_0_0_de_documento"/>
+      <w:tr>
+        <w:trPr>
+          <w:cnfStyle w:val="000000100000" w:firstRow="0" w:lastRow="0" w:firstColumn="0" w:lastColumn="0" w:oddVBand="0" w:evenVBand="0" w:oddHBand="1" w:evenHBand="0" w:firstRowFirstColumn="0" w:firstRowLastColumn="0" w:lastRowFirstColumn="0" w:lastRowLastColumn="0"/>
+        </w:trPr>
+        <w:tc>
+          <w:tcPr>
+            <w:cnfStyle w:val="001000000000" w:firstRow="0" w:lastRow="0" w:firstColumn="1" w:lastColumn="0" w:oddVBand="0" w:evenVBand="0" w:oddHBand="0" w:evenHBand="0" w:firstRowFirstColumn="0" w:firstRowLastColumn="0" w:lastRowFirstColumn="0" w:lastRowLastColumn="0"/>
+            <w:tcW w:w="553" w:type="pct"/>
+            <w:tcBorders>
+              <w:right w:val="single" w:sz="2" w:space="0" w:color="4E91CD"/>
+            </w:tcBorders>
+          </w:tcPr>
           <w:p>
             <w:pPr>
               <w:pStyle w:val="Contenido"/>
-              <w:cnfStyle w:val="000000000000" w:firstRow="0" w:lastRow="0" w:firstColumn="0" w:lastColumn="0" w:oddVBand="0" w:evenVBand="0" w:oddHBand="0" w:evenHBand="0" w:firstRowFirstColumn="0" w:firstRowLastColumn="0" w:lastRowFirstColumn="0" w:lastRowLastColumn="0"/>
+              <w:jc w:val="center"/>
               <w:rPr>
+                <w:rFonts w:asciiTheme="minorHAnsi" w:hAnsiTheme="minorHAnsi" w:cstheme="minorHAnsi"/>
+              </w:rPr>
+            </w:pPr>
+            <w:r>
+              <w:rPr>
+                <w:rFonts w:asciiTheme="minorHAnsi" w:hAnsiTheme="minorHAnsi" w:cstheme="minorHAnsi"/>
+              </w:rPr>
+              <w:fldChar w:fldCharType="begin"/>
+            </w:r>
+            <w:r>
+              <w:rPr>
+                <w:rFonts w:asciiTheme="minorHAnsi" w:hAnsiTheme="minorHAnsi" w:cstheme="minorHAnsi"/>
+              </w:rPr>
+              <w:instrText>HYPERLINK  \l "Version_1_0_0_de_documento"</w:instrText>
+            </w:r>
+            <w:r>
+              <w:rPr>
+                <w:rFonts w:asciiTheme="minorHAnsi" w:hAnsiTheme="minorHAnsi" w:cstheme="minorHAnsi"/>
+              </w:rPr>
+            </w:r>
+            <w:r>
+              <w:rPr>
+                <w:rFonts w:asciiTheme="minorHAnsi" w:hAnsiTheme="minorHAnsi" w:cstheme="minorHAnsi"/>
+              </w:rPr>
+              <w:fldChar w:fldCharType="separate"/>
+            </w:r>
+            <w:r>
+              <w:rPr>
+                <w:rStyle w:val="Hipervnculo"/>
+                <w:rFonts w:cstheme="minorHAnsi"/>
+              </w:rPr>
+              <w:t>1.0.0</w:t>
+            </w:r>
+            <w:bookmarkEnd w:id="5"/>
+            <w:r>
+              <w:rPr>
+                <w:rFonts w:asciiTheme="minorHAnsi" w:hAnsiTheme="minorHAnsi" w:cstheme="minorHAnsi"/>
+              </w:rPr>
+              <w:fldChar w:fldCharType="end"/>
+            </w:r>
+          </w:p>
+        </w:tc>
+        <w:tc>
+          <w:tcPr>
+            <w:tcW w:w="722" w:type="pct"/>
+            <w:tcBorders>
+              <w:top w:val="single" w:sz="2" w:space="0" w:color="4E91CD"/>
+              <w:left w:val="single" w:sz="2" w:space="0" w:color="4E91CD"/>
+              <w:bottom w:val="single" w:sz="2" w:space="0" w:color="4E91CD"/>
+            </w:tcBorders>
+          </w:tcPr>
+          <w:p>
+            <w:pPr>
+              <w:pStyle w:val="Contenido"/>
+              <w:cnfStyle w:val="000000100000" w:firstRow="0" w:lastRow="0" w:firstColumn="0" w:lastColumn="0" w:oddVBand="0" w:evenVBand="0" w:oddHBand="1" w:evenHBand="0" w:firstRowFirstColumn="0" w:firstRowLastColumn="0" w:lastRowFirstColumn="0" w:lastRowLastColumn="0"/>
+              <w:rPr>
+                <w:rFonts w:cstheme="minorHAnsi"/>
+                <w:i/>
+                <w:iCs/>
+              </w:rPr>
+            </w:pPr>
+            <w:r>
+              <w:rPr>
+                <w:rFonts w:cstheme="minorHAnsi"/>
+                <w:i/>
+              </w:rPr>
+              <w:t>11</w:t>
+            </w:r>
+            <w:r>
+              <w:rPr>
+                <w:rFonts w:cstheme="minorHAnsi"/>
+                <w:i/>
+              </w:rPr>
+              <w:t>/0</w:t>
+            </w:r>
+            <w:r>
+              <w:rPr>
+                <w:rFonts w:cstheme="minorHAnsi"/>
+                <w:i/>
+              </w:rPr>
+              <w:t>2</w:t>
+            </w:r>
+            <w:r>
+              <w:rPr>
+                <w:rFonts w:cstheme="minorHAnsi"/>
+                <w:i/>
+              </w:rPr>
+              <w:t>/2026</w:t>
+            </w:r>
+          </w:p>
+        </w:tc>
+        <w:tc>
+          <w:tcPr>
+            <w:tcW w:w="0" w:type="auto"/>
+            <w:tcBorders>
+              <w:top w:val="single" w:sz="2" w:space="0" w:color="4E91CD"/>
+              <w:bottom w:val="single" w:sz="2" w:space="0" w:color="4E91CD"/>
+            </w:tcBorders>
+          </w:tcPr>
+          <w:p>
+            <w:pPr>
+              <w:pStyle w:val="Contenido"/>
+              <w:cnfStyle w:val="000000100000" w:firstRow="0" w:lastRow="0" w:firstColumn="0" w:lastColumn="0" w:oddVBand="0" w:evenVBand="0" w:oddHBand="1" w:evenHBand="0" w:firstRowFirstColumn="0" w:firstRowLastColumn="0" w:lastRowFirstColumn="0" w:lastRowLastColumn="0"/>
+              <w:rPr>
+                <w:rFonts w:cstheme="minorHAnsi"/>
+                <w:b/>
+                <w:bCs/>
                 <w:sz w:val="18"/>
                 <w:szCs w:val="18"/>
               </w:rPr>
             </w:pPr>
             <w:r>
               <w:rPr>
+                <w:rFonts w:cstheme="minorHAnsi"/>
                 <w:b/>
                 <w:bCs/>
-                <w:i/>
               </w:rPr>
-              <w:t>PDTE.</w:t>
-            </w:r>
-            <w:r>
-              <w:rPr>
-                <w:b/>
-                <w:bCs/>
-                <w:i/>
-              </w:rPr>
-              <w:t xml:space="preserve"> DE REVISIÓN</w:t>
+              <w:t>Revisión de documento</w:t>
             </w:r>
           </w:p>
         </w:tc>
         <w:tc>
           <w:tcPr>
             <w:tcW w:w="0" w:type="auto"/>
-            <w:shd w:val="clear" w:color="auto" w:fill="FFFFFF" w:themeFill="background1"/>
+            <w:tcBorders>
+              <w:top w:val="single" w:sz="2" w:space="0" w:color="4E91CD"/>
+              <w:bottom w:val="single" w:sz="2" w:space="0" w:color="4E91CD"/>
+              <w:right w:val="single" w:sz="2" w:space="0" w:color="4E91CD"/>
+            </w:tcBorders>
           </w:tcPr>
           <w:p>
             <w:pPr>
               <w:pStyle w:val="Contenido"/>
-              <w:cnfStyle w:val="000000000000" w:firstRow="0" w:lastRow="0" w:firstColumn="0" w:lastColumn="0" w:oddVBand="0" w:evenVBand="0" w:oddHBand="0" w:evenHBand="0" w:firstRowFirstColumn="0" w:firstRowLastColumn="0" w:lastRowFirstColumn="0" w:lastRowLastColumn="0"/>
+              <w:cnfStyle w:val="000000100000" w:firstRow="0" w:lastRow="0" w:firstColumn="0" w:lastColumn="0" w:oddVBand="0" w:evenVBand="0" w:oddHBand="1" w:evenHBand="0" w:firstRowFirstColumn="0" w:firstRowLastColumn="0" w:lastRowFirstColumn="0" w:lastRowLastColumn="0"/>
               <w:rPr>
+                <w:rFonts w:cstheme="minorHAnsi"/>
                 <w:i/>
                 <w:iCs/>
               </w:rPr>
             </w:pPr>
             <w:r>
               <w:rPr>
+                <w:rFonts w:cstheme="minorHAnsi"/>
                 <w:i/>
                 <w:iCs/>
               </w:rPr>
@@ -4631,21 +5023,30 @@
     </w:p>
     <w:p>
       <w:pPr>
-        <w:pStyle w:val="Ttulo1"/>
-        <w:rPr>
-          <w:rStyle w:val="Hipervnculo"/>
-          <w:rFonts w:ascii="Calibri Light" w:hAnsi="Calibri Light"/>
-        </w:rPr>
-      </w:pPr>
-      <w:bookmarkStart w:id="5" w:name="_Investigación_y_Aprendizaje"/>
-      <w:bookmarkStart w:id="6" w:name="_Desarrollo"/>
-      <w:bookmarkStart w:id="7" w:name="_VISIÓN_DEL_PRODUCTO"/>
-      <w:bookmarkStart w:id="8" w:name="_Estructura_de_carpetas"/>
-      <w:bookmarkStart w:id="9" w:name="_Mecánicas_implementadas"/>
-      <w:bookmarkStart w:id="10" w:name="_Dificultades_encontradas"/>
-      <w:bookmarkStart w:id="11" w:name="_Problemas_que_resuelve"/>
-      <w:bookmarkStart w:id="12" w:name="_IDENTIFICACIÓN_DEL_PROYECTO"/>
-      <w:bookmarkEnd w:id="5"/>
+        <w:spacing w:after="200" w:line="276" w:lineRule="auto"/>
+        <w:contextualSpacing w:val="0"/>
+        <w:rPr>
+          <w:rFonts w:ascii="Calibri Light" w:eastAsiaTheme="majorEastAsia" w:hAnsi="Calibri Light" w:cstheme="majorBidi"/>
+          <w:caps/>
+          <w:color w:val="FFFFFF" w:themeColor="background1"/>
+          <w:kern w:val="28"/>
+          <w:sz w:val="44"/>
+          <w:szCs w:val="40"/>
+          <w14:textOutline w14:w="9525" w14:cap="rnd" w14:cmpd="sng" w14:algn="ctr">
+            <w14:noFill/>
+            <w14:prstDash w14:val="solid"/>
+            <w14:bevel/>
+          </w14:textOutline>
+        </w:rPr>
+      </w:pPr>
+      <w:bookmarkStart w:id="6" w:name="_Investigación_y_Aprendizaje"/>
+      <w:bookmarkStart w:id="7" w:name="_Desarrollo"/>
+      <w:bookmarkStart w:id="8" w:name="_VISIÓN_DEL_PRODUCTO"/>
+      <w:bookmarkStart w:id="9" w:name="_Estructura_de_carpetas"/>
+      <w:bookmarkStart w:id="10" w:name="_Mecánicas_implementadas"/>
+      <w:bookmarkStart w:id="11" w:name="_Dificultades_encontradas"/>
+      <w:bookmarkStart w:id="12" w:name="_Problemas_que_resuelve"/>
+      <w:bookmarkStart w:id="13" w:name="_IDENTIFICACIÓN_DEL_PROYECTO"/>
       <w:bookmarkEnd w:id="6"/>
       <w:bookmarkEnd w:id="7"/>
       <w:bookmarkEnd w:id="8"/>
@@ -4653,7 +5054,21 @@
       <w:bookmarkEnd w:id="10"/>
       <w:bookmarkEnd w:id="11"/>
       <w:bookmarkEnd w:id="12"/>
-      <w:r>
+      <w:bookmarkEnd w:id="13"/>
+      <w:r>
+        <w:br w:type="page"/>
+      </w:r>
+    </w:p>
+    <w:p>
+      <w:pPr>
+        <w:pStyle w:val="Ttulo1"/>
+        <w:rPr>
+          <w:rStyle w:val="Hipervnculo"/>
+          <w:rFonts w:ascii="Calibri Light" w:hAnsi="Calibri Light"/>
+        </w:rPr>
+      </w:pPr>
+      <w:r>
+        <w:lastRenderedPageBreak/>
         <w:t>INTRODUCCIÓN</w:t>
       </w:r>
       <w:r>
@@ -4730,10 +5145,9 @@
       <w:pPr>
         <w:pStyle w:val="Ttulo2"/>
       </w:pPr>
-      <w:bookmarkStart w:id="13" w:name="_Propósito_del_documento"/>
-      <w:bookmarkEnd w:id="13"/>
-      <w:r>
-        <w:lastRenderedPageBreak/>
+      <w:bookmarkStart w:id="14" w:name="_Propósito_del_documento"/>
+      <w:bookmarkEnd w:id="14"/>
+      <w:r>
         <w:t>Propósito del documento</w:t>
       </w:r>
     </w:p>
@@ -4759,6 +5173,7 @@
       <w:r>
         <w:t xml:space="preserve"> del proyecto </w:t>
       </w:r>
+      <w:proofErr w:type="spellStart"/>
       <w:r>
         <w:rPr>
           <w:b/>
@@ -4766,6 +5181,7 @@
         </w:rPr>
         <w:t>Mexus</w:t>
       </w:r>
+      <w:proofErr w:type="spellEnd"/>
       <w:r>
         <w:t xml:space="preserve"> en su</w:t>
       </w:r>
@@ -4877,6 +5293,7 @@
       <w:r>
         <w:t xml:space="preserve"> de </w:t>
       </w:r>
+      <w:proofErr w:type="spellStart"/>
       <w:r>
         <w:rPr>
           <w:b/>
@@ -4884,6 +5301,7 @@
         </w:rPr>
         <w:t>Mexus</w:t>
       </w:r>
+      <w:proofErr w:type="spellEnd"/>
       <w:r>
         <w:t>, garantizando que todas las decisiones técnicas y funcionales se bas</w:t>
       </w:r>
@@ -4972,18 +5390,25 @@
     </w:p>
     <w:p>
       <w:pPr>
+        <w:jc w:val="both"/>
+      </w:pPr>
+    </w:p>
+    <w:p>
+      <w:pPr>
         <w:pStyle w:val="Ttulo2"/>
       </w:pPr>
-      <w:bookmarkStart w:id="14" w:name="_Alcance_del_sistema"/>
-      <w:bookmarkEnd w:id="14"/>
+      <w:bookmarkStart w:id="15" w:name="_Alcance_del_sistema"/>
+      <w:bookmarkEnd w:id="15"/>
       <w:r>
         <w:t>Alcance del sistema</w:t>
       </w:r>
     </w:p>
-    <w:p>
-      <w:pPr>
-        <w:jc w:val="both"/>
-      </w:pPr>
+    <w:p/>
+    <w:p>
+      <w:pPr>
+        <w:jc w:val="both"/>
+      </w:pPr>
+      <w:proofErr w:type="spellStart"/>
       <w:r>
         <w:rPr>
           <w:b/>
@@ -4991,6 +5416,7 @@
         </w:rPr>
         <w:t>Mexus</w:t>
       </w:r>
+      <w:proofErr w:type="spellEnd"/>
       <w:r>
         <w:t xml:space="preserve"> tiene como objetivo</w:t>
       </w:r>
@@ -5038,6 +5464,7 @@
       <w:r>
         <w:t xml:space="preserve"> de </w:t>
       </w:r>
+      <w:proofErr w:type="spellStart"/>
       <w:r>
         <w:rPr>
           <w:b/>
@@ -5045,6 +5472,7 @@
         </w:rPr>
         <w:t>Mexus</w:t>
       </w:r>
+      <w:proofErr w:type="spellEnd"/>
       <w:r>
         <w:t xml:space="preserve"> se centra en ofrecer un </w:t>
       </w:r>
@@ -5178,7 +5606,15 @@
         <w:jc w:val="both"/>
       </w:pPr>
       <w:r>
-        <w:t>Imposibilitar, en la medida de las posibilidades del SO la acción voluntaria o no, de exportación, compartir y/o distribuir, divulgar, etc; para las grabaciones hechas de las llamadas con la apli</w:t>
+        <w:t xml:space="preserve">Imposibilitar, en la medida de las posibilidades del SO la acción voluntaria o no, de exportación, compartir y/o distribuir, divulgar, </w:t>
+      </w:r>
+      <w:proofErr w:type="spellStart"/>
+      <w:r>
+        <w:t>etc</w:t>
+      </w:r>
+      <w:proofErr w:type="spellEnd"/>
+      <w:r>
+        <w:t>; para las grabaciones hechas de las llamadas con la apli</w:t>
       </w:r>
       <w:r>
         <w:t>ca</w:t>
@@ -5227,6 +5663,7 @@
       <w:r>
         <w:t xml:space="preserve"> se contempla ningún tipo de </w:t>
       </w:r>
+      <w:proofErr w:type="spellStart"/>
       <w:r>
         <w:t>B</w:t>
       </w:r>
@@ -5237,7 +5674,11 @@
         <w:t>E</w:t>
       </w:r>
       <w:r>
-        <w:t>nd, servicio remoto, almacenamiento en la nube,</w:t>
+        <w:t>nd</w:t>
+      </w:r>
+      <w:proofErr w:type="spellEnd"/>
+      <w:r>
+        <w:t>, servicio remoto, almacenamiento en la nube,</w:t>
       </w:r>
       <w:r>
         <w:t xml:space="preserve"> </w:t>
@@ -5255,19 +5696,22 @@
       <w:pPr>
         <w:pStyle w:val="Ttulo2"/>
       </w:pPr>
-      <w:bookmarkStart w:id="15" w:name="_Definiciones"/>
-      <w:bookmarkEnd w:id="15"/>
+      <w:bookmarkStart w:id="16" w:name="_Definiciones"/>
+      <w:bookmarkEnd w:id="16"/>
       <w:r>
         <w:t>Definiciones</w:t>
       </w:r>
     </w:p>
+    <w:p/>
     <w:p>
       <w:pPr>
         <w:pStyle w:val="Ttulo3"/>
       </w:pPr>
+      <w:proofErr w:type="spellStart"/>
       <w:r>
         <w:t>Mexus</w:t>
       </w:r>
+      <w:proofErr w:type="spellEnd"/>
     </w:p>
     <w:p>
       <w:pPr>
@@ -5298,6 +5742,7 @@
       <w:r>
         <w:t xml:space="preserve">Organización responsable del proyecto </w:t>
       </w:r>
+      <w:proofErr w:type="spellStart"/>
       <w:r>
         <w:rPr>
           <w:b/>
@@ -5305,6 +5750,7 @@
         </w:rPr>
         <w:t>Mexus</w:t>
       </w:r>
+      <w:proofErr w:type="spellEnd"/>
       <w:r>
         <w:t>.</w:t>
       </w:r>
@@ -5325,8 +5771,21 @@
         <w:jc w:val="both"/>
       </w:pPr>
       <w:r>
-        <w:t>Software Requirements Specification</w:t>
-      </w:r>
+        <w:t xml:space="preserve">Software </w:t>
+      </w:r>
+      <w:proofErr w:type="spellStart"/>
+      <w:r>
+        <w:t>Requirements</w:t>
+      </w:r>
+      <w:proofErr w:type="spellEnd"/>
+      <w:r>
+        <w:t xml:space="preserve"> </w:t>
+      </w:r>
+      <w:proofErr w:type="spellStart"/>
+      <w:r>
+        <w:t>Specification</w:t>
+      </w:r>
+      <w:proofErr w:type="spellEnd"/>
     </w:p>
     <w:p>
       <w:pPr>
@@ -5349,7 +5808,6 @@
         <w:pStyle w:val="Ttulo3"/>
       </w:pPr>
       <w:r>
-        <w:lastRenderedPageBreak/>
         <w:t>LOPDGDD</w:t>
       </w:r>
     </w:p>
@@ -5381,8 +5839,49 @@
           <w:i/>
           <w:iCs/>
         </w:rPr>
-        <w:t>Must, Should, Could, Won’t</w:t>
-      </w:r>
+        <w:t xml:space="preserve">Must, </w:t>
+      </w:r>
+      <w:proofErr w:type="spellStart"/>
+      <w:r>
+        <w:rPr>
+          <w:i/>
+          <w:iCs/>
+        </w:rPr>
+        <w:t>Should</w:t>
+      </w:r>
+      <w:proofErr w:type="spellEnd"/>
+      <w:r>
+        <w:rPr>
+          <w:i/>
+          <w:iCs/>
+        </w:rPr>
+        <w:t xml:space="preserve">, </w:t>
+      </w:r>
+      <w:proofErr w:type="spellStart"/>
+      <w:r>
+        <w:rPr>
+          <w:i/>
+          <w:iCs/>
+        </w:rPr>
+        <w:t>Could</w:t>
+      </w:r>
+      <w:proofErr w:type="spellEnd"/>
+      <w:r>
+        <w:rPr>
+          <w:i/>
+          <w:iCs/>
+        </w:rPr>
+        <w:t xml:space="preserve">, </w:t>
+      </w:r>
+      <w:proofErr w:type="spellStart"/>
+      <w:r>
+        <w:rPr>
+          <w:i/>
+          <w:iCs/>
+        </w:rPr>
+        <w:t>Won’t</w:t>
+      </w:r>
+      <w:proofErr w:type="spellEnd"/>
       <w:r>
         <w:t>)</w:t>
       </w:r>
@@ -5392,7 +5891,23 @@
         <w:pStyle w:val="Ttulo3"/>
       </w:pPr>
       <w:r>
-        <w:t>MVP (Minimum Viable Product)</w:t>
+        <w:t>MVP (</w:t>
+      </w:r>
+      <w:proofErr w:type="spellStart"/>
+      <w:r>
+        <w:t>Minimum</w:t>
+      </w:r>
+      <w:proofErr w:type="spellEnd"/>
+      <w:r>
+        <w:t xml:space="preserve"> Viable </w:t>
+      </w:r>
+      <w:proofErr w:type="spellStart"/>
+      <w:r>
+        <w:t>Product</w:t>
+      </w:r>
+      <w:proofErr w:type="spellEnd"/>
+      <w:r>
+        <w:t>)</w:t>
       </w:r>
     </w:p>
     <w:p>
@@ -5422,13 +5937,31 @@
         <w:jc w:val="both"/>
       </w:pPr>
       <w:r>
-        <w:t xml:space="preserve">Identificador de requisito (Initial </w:t>
-      </w:r>
-      <w:r>
-        <w:t xml:space="preserve">Functional </w:t>
-      </w:r>
-      <w:r>
-        <w:t>Requirement), donde XX es un número secuencial.</w:t>
+        <w:t>Identificador de requisito (</w:t>
+      </w:r>
+      <w:proofErr w:type="spellStart"/>
+      <w:r>
+        <w:t>Initial</w:t>
+      </w:r>
+      <w:proofErr w:type="spellEnd"/>
+      <w:r>
+        <w:t xml:space="preserve"> </w:t>
+      </w:r>
+      <w:proofErr w:type="spellStart"/>
+      <w:r>
+        <w:t>Functional</w:t>
+      </w:r>
+      <w:proofErr w:type="spellEnd"/>
+      <w:r>
+        <w:t xml:space="preserve"> </w:t>
+      </w:r>
+      <w:proofErr w:type="spellStart"/>
+      <w:r>
+        <w:t>Requirement</w:t>
+      </w:r>
+      <w:proofErr w:type="spellEnd"/>
+      <w:r>
+        <w:t>), donde XX es un número secuencial.</w:t>
       </w:r>
     </w:p>
     <w:p>
@@ -5456,13 +5989,34 @@
         <w:jc w:val="both"/>
       </w:pPr>
       <w:r>
-        <w:t xml:space="preserve">Identificador de requisito (Initial </w:t>
-      </w:r>
-      <w:r>
-        <w:t xml:space="preserve">Non-Functional </w:t>
-      </w:r>
-      <w:r>
-        <w:t>Requirement), donde XX es un número secuencial.</w:t>
+        <w:t>Identificador de requisito (</w:t>
+      </w:r>
+      <w:proofErr w:type="spellStart"/>
+      <w:r>
+        <w:t>Initial</w:t>
+      </w:r>
+      <w:proofErr w:type="spellEnd"/>
+      <w:r>
+        <w:t xml:space="preserve"> </w:t>
+      </w:r>
+      <w:r>
+        <w:t>Non-</w:t>
+      </w:r>
+      <w:proofErr w:type="spellStart"/>
+      <w:r>
+        <w:t>Functional</w:t>
+      </w:r>
+      <w:proofErr w:type="spellEnd"/>
+      <w:r>
+        <w:t xml:space="preserve"> </w:t>
+      </w:r>
+      <w:proofErr w:type="spellStart"/>
+      <w:r>
+        <w:t>Requirement</w:t>
+      </w:r>
+      <w:proofErr w:type="spellEnd"/>
+      <w:r>
+        <w:t>), donde XX es un número secuencial.</w:t>
       </w:r>
     </w:p>
     <w:p>
@@ -5474,8 +6028,8 @@
       <w:pPr>
         <w:pStyle w:val="Ttulo2"/>
       </w:pPr>
-      <w:bookmarkStart w:id="16" w:name="_Marco_de_referencias"/>
-      <w:bookmarkEnd w:id="16"/>
+      <w:bookmarkStart w:id="17" w:name="_Marco_de_referencias"/>
+      <w:bookmarkEnd w:id="17"/>
       <w:r>
         <w:t>Marco de r</w:t>
       </w:r>
@@ -5508,8 +6062,13 @@
         <w:t>,</w:t>
       </w:r>
       <w:r>
-        <w:t xml:space="preserve"> Software Requirements</w:t>
-      </w:r>
+        <w:t xml:space="preserve"> Software </w:t>
+      </w:r>
+      <w:proofErr w:type="spellStart"/>
+      <w:r>
+        <w:t>Requirements</w:t>
+      </w:r>
+      <w:proofErr w:type="spellEnd"/>
     </w:p>
     <w:p>
       <w:pPr>
@@ -5532,7 +6091,15 @@
         <w:t>,</w:t>
       </w:r>
       <w:r>
-        <w:t xml:space="preserve"> Quality Model</w:t>
+        <w:t xml:space="preserve"> </w:t>
+      </w:r>
+      <w:proofErr w:type="spellStart"/>
+      <w:r>
+        <w:t>Quality</w:t>
+      </w:r>
+      <w:proofErr w:type="spellEnd"/>
+      <w:r>
+        <w:t xml:space="preserve"> Model</w:t>
       </w:r>
     </w:p>
     <w:p>
@@ -5556,143 +6123,153 @@
           <w:i/>
           <w:iCs/>
         </w:rPr>
-        <w:t>Android Developer Documentation</w:t>
-      </w:r>
-    </w:p>
-    <w:p>
-      <w:pPr>
-        <w:numPr>
-          <w:ilvl w:val="0"/>
-          <w:numId w:val="95"/>
-        </w:numPr>
-        <w:jc w:val="both"/>
+        <w:t xml:space="preserve">Android Developer </w:t>
+      </w:r>
+      <w:proofErr w:type="spellStart"/>
+      <w:r>
         <w:rPr>
           <w:b/>
           <w:bCs/>
           <w:i/>
           <w:iCs/>
         </w:rPr>
-      </w:pPr>
-      <w:r>
+        <w:t>Documentation</w:t>
+      </w:r>
+      <w:proofErr w:type="spellEnd"/>
+    </w:p>
+    <w:p>
+      <w:pPr>
+        <w:numPr>
+          <w:ilvl w:val="0"/>
+          <w:numId w:val="95"/>
+        </w:numPr>
+        <w:jc w:val="both"/>
         <w:rPr>
           <w:b/>
           <w:bCs/>
           <w:i/>
           <w:iCs/>
         </w:rPr>
-        <w:t>RGPD (UE 2016/679)</w:t>
-      </w:r>
-    </w:p>
-    <w:p>
-      <w:pPr>
-        <w:numPr>
-          <w:ilvl w:val="0"/>
-          <w:numId w:val="95"/>
-        </w:numPr>
-        <w:jc w:val="both"/>
+      </w:pPr>
+      <w:r>
         <w:rPr>
           <w:b/>
           <w:bCs/>
           <w:i/>
           <w:iCs/>
         </w:rPr>
-      </w:pPr>
-    </w:p>
-    <w:p>
-      <w:pPr>
-        <w:pStyle w:val="Ttulo2"/>
-      </w:pPr>
-      <w:bookmarkStart w:id="17" w:name="_Visión_general_del"/>
-      <w:bookmarkEnd w:id="17"/>
-      <w:r>
-        <w:t>Visión general del documento</w:t>
-      </w:r>
-    </w:p>
-    <w:p>
-      <w:r>
-        <w:t xml:space="preserve">Este documento describe el </w:t>
-      </w:r>
-      <w:r>
-        <w:rPr>
-          <w:i/>
-          <w:iCs/>
-        </w:rPr>
-        <w:t>contexto del producto</w:t>
-      </w:r>
-      <w:r>
-        <w:t xml:space="preserve">, los </w:t>
-      </w:r>
-      <w:r>
-        <w:rPr>
-          <w:i/>
-          <w:iCs/>
-        </w:rPr>
-        <w:t>requisitos funcionales</w:t>
-      </w:r>
-      <w:r>
-        <w:t xml:space="preserve"> y </w:t>
-      </w:r>
-      <w:r>
-        <w:rPr>
-          <w:i/>
-          <w:iCs/>
-        </w:rPr>
-        <w:t>no funcionales</w:t>
-      </w:r>
-      <w:r>
-        <w:t xml:space="preserve">, las </w:t>
-      </w:r>
-      <w:r>
-        <w:rPr>
-          <w:i/>
-          <w:iCs/>
-        </w:rPr>
-        <w:t>restricciones</w:t>
-      </w:r>
-      <w:r>
-        <w:t xml:space="preserve">, la </w:t>
-      </w:r>
-      <w:r>
-        <w:rPr>
-          <w:i/>
-          <w:iCs/>
-        </w:rPr>
-        <w:t>priorización MoSCoW</w:t>
-      </w:r>
-      <w:r>
-        <w:t xml:space="preserve"> y los </w:t>
-      </w:r>
-      <w:r>
-        <w:rPr>
-          <w:i/>
-          <w:iCs/>
-        </w:rPr>
-        <w:t xml:space="preserve">riesgos conocidos del sistema </w:t>
-      </w:r>
-      <w:r>
+        <w:t>RGPD (UE 2016/679)</w:t>
+      </w:r>
+    </w:p>
+    <w:p>
+      <w:pPr>
+        <w:jc w:val="both"/>
         <w:rPr>
           <w:b/>
           <w:bCs/>
           <w:i/>
           <w:iCs/>
         </w:rPr>
+      </w:pPr>
+    </w:p>
+    <w:p>
+      <w:pPr>
+        <w:pStyle w:val="Ttulo2"/>
+      </w:pPr>
+      <w:bookmarkStart w:id="18" w:name="_Visión_general_del"/>
+      <w:bookmarkEnd w:id="18"/>
+      <w:r>
+        <w:t>Visión general del documento</w:t>
+      </w:r>
+    </w:p>
+    <w:p/>
+    <w:p>
+      <w:r>
+        <w:t xml:space="preserve">Este documento describe el </w:t>
+      </w:r>
+      <w:r>
+        <w:rPr>
+          <w:i/>
+          <w:iCs/>
+        </w:rPr>
+        <w:t>contexto del producto</w:t>
+      </w:r>
+      <w:r>
+        <w:t xml:space="preserve">, los </w:t>
+      </w:r>
+      <w:r>
+        <w:rPr>
+          <w:i/>
+          <w:iCs/>
+        </w:rPr>
+        <w:t>requisitos funcionales</w:t>
+      </w:r>
+      <w:r>
+        <w:t xml:space="preserve"> y </w:t>
+      </w:r>
+      <w:r>
+        <w:rPr>
+          <w:i/>
+          <w:iCs/>
+        </w:rPr>
+        <w:t>no funcionales</w:t>
+      </w:r>
+      <w:r>
+        <w:t xml:space="preserve">, las </w:t>
+      </w:r>
+      <w:r>
+        <w:rPr>
+          <w:i/>
+          <w:iCs/>
+        </w:rPr>
+        <w:t>restricciones</w:t>
+      </w:r>
+      <w:r>
+        <w:t xml:space="preserve">, la </w:t>
+      </w:r>
+      <w:r>
+        <w:rPr>
+          <w:i/>
+          <w:iCs/>
+        </w:rPr>
+        <w:t>priorización MoSCoW</w:t>
+      </w:r>
+      <w:r>
+        <w:t xml:space="preserve"> y los </w:t>
+      </w:r>
+      <w:r>
+        <w:rPr>
+          <w:i/>
+          <w:iCs/>
+        </w:rPr>
+        <w:t xml:space="preserve">riesgos conocidos del sistema </w:t>
+      </w:r>
+      <w:proofErr w:type="spellStart"/>
+      <w:r>
+        <w:rPr>
+          <w:b/>
+          <w:bCs/>
+          <w:i/>
+          <w:iCs/>
+        </w:rPr>
         <w:t>Mexus</w:t>
       </w:r>
+      <w:proofErr w:type="spellEnd"/>
       <w:r>
         <w:t>.</w:t>
       </w:r>
-      <w:bookmarkStart w:id="18" w:name="_Propósito_Y_JUSTIFICACIÓN"/>
-      <w:bookmarkStart w:id="19" w:name="_APROBACIÓN_-_ir"/>
-      <w:bookmarkEnd w:id="18"/>
+      <w:bookmarkStart w:id="19" w:name="_Propósito_Y_JUSTIFICACIÓN"/>
+      <w:bookmarkStart w:id="20" w:name="_APROBACIÓN_-_ir"/>
       <w:bookmarkEnd w:id="19"/>
+      <w:bookmarkEnd w:id="20"/>
     </w:p>
     <w:p/>
     <w:p>
       <w:pPr>
         <w:pStyle w:val="Ttulo1"/>
       </w:pPr>
-      <w:bookmarkStart w:id="20" w:name="_DESCRIPCIÓN_GENERAL_-"/>
-      <w:bookmarkEnd w:id="20"/>
+      <w:bookmarkStart w:id="21" w:name="_DESCRIPCIÓN_GENERAL_-"/>
+      <w:bookmarkEnd w:id="21"/>
       <w:r>
         <w:t>DESCRIPCIÓN GENERAL</w:t>
       </w:r>
@@ -5720,8 +6297,8 @@
       <w:pPr>
         <w:pStyle w:val="Ttulo2"/>
       </w:pPr>
-      <w:bookmarkStart w:id="21" w:name="_Perspectiva_del_producto"/>
-      <w:bookmarkEnd w:id="21"/>
+      <w:bookmarkStart w:id="22" w:name="_Perspectiva_del_producto"/>
+      <w:bookmarkEnd w:id="22"/>
       <w:r>
         <w:t>P</w:t>
       </w:r>
@@ -5729,10 +6306,12 @@
         <w:t>erspectiva del producto</w:t>
       </w:r>
     </w:p>
-    <w:p>
-      <w:pPr>
-        <w:jc w:val="both"/>
-      </w:pPr>
+    <w:p/>
+    <w:p>
+      <w:pPr>
+        <w:jc w:val="both"/>
+      </w:pPr>
+      <w:proofErr w:type="spellStart"/>
       <w:r>
         <w:rPr>
           <w:b/>
@@ -5740,15 +6319,25 @@
         </w:rPr>
         <w:t>Mexus</w:t>
       </w:r>
+      <w:proofErr w:type="spellEnd"/>
       <w:r>
         <w:t xml:space="preserve"> es una aplicación móvil de grabación de llamadas para Android, diseñada para usuarios que requieren registrar sus llamadas de manera local, segura y controlada, sin necesidad de conexión a servidores externos ni servicios en la nube. La aplicación se desarrollará usando </w:t>
       </w:r>
+      <w:proofErr w:type="spellStart"/>
       <w:r>
         <w:rPr>
           <w:i/>
           <w:iCs/>
         </w:rPr>
-        <w:t>Ionic + Angular</w:t>
+        <w:t>Ionic</w:t>
+      </w:r>
+      <w:proofErr w:type="spellEnd"/>
+      <w:r>
+        <w:rPr>
+          <w:i/>
+          <w:iCs/>
+        </w:rPr>
+        <w:t xml:space="preserve"> + Angular</w:t>
       </w:r>
       <w:r>
         <w:t xml:space="preserve"> para la interfaz y Capacitor para la integración funcionalidades </w:t>
@@ -5773,6 +6362,7 @@
       <w:pPr>
         <w:jc w:val="both"/>
       </w:pPr>
+      <w:proofErr w:type="spellStart"/>
       <w:r>
         <w:rPr>
           <w:b/>
@@ -5780,6 +6370,7 @@
         </w:rPr>
         <w:t>Mexus</w:t>
       </w:r>
+      <w:proofErr w:type="spellEnd"/>
       <w:r>
         <w:t xml:space="preserve"> se concibe como una solución autónoma, sin dependencia de sistemas externos, y su arquitectura permitirá futuras extensiones, como automatización de grabación o compatibilidad con otras plataformas.</w:t>
       </w:r>
@@ -5791,12 +6382,30 @@
     </w:p>
     <w:p>
       <w:pPr>
+        <w:spacing w:after="200" w:line="276" w:lineRule="auto"/>
+        <w:contextualSpacing w:val="0"/>
+        <w:rPr>
+          <w:rFonts w:ascii="Calibri Light" w:eastAsiaTheme="majorEastAsia" w:hAnsi="Calibri Light" w:cstheme="majorBidi"/>
+          <w:bCs/>
+          <w:color w:val="242D5B"/>
+          <w:sz w:val="36"/>
+          <w:szCs w:val="26"/>
+          <w:u w:val="single"/>
+        </w:rPr>
+      </w:pPr>
+      <w:bookmarkStart w:id="23" w:name="_Problema_a_resolver"/>
+      <w:bookmarkEnd w:id="23"/>
+      <w:r>
+        <w:br w:type="page"/>
+      </w:r>
+    </w:p>
+    <w:p>
+      <w:pPr>
         <w:pStyle w:val="Ttulo2"/>
       </w:pPr>
-      <w:bookmarkStart w:id="22" w:name="_Problema_a_resolver"/>
-      <w:bookmarkEnd w:id="22"/>
       <w:proofErr w:type="gramStart"/>
       <w:r>
+        <w:lastRenderedPageBreak/>
         <w:t xml:space="preserve">Problema </w:t>
       </w:r>
       <w:r>
@@ -5807,6 +6416,7 @@
       </w:r>
       <w:proofErr w:type="gramEnd"/>
     </w:p>
+    <w:p/>
     <w:p>
       <w:pPr>
         <w:jc w:val="both"/>
@@ -5918,11 +6528,7 @@
         <w:jc w:val="both"/>
       </w:pPr>
       <w:r>
-        <w:t xml:space="preserve">Las restricciones impuestas por plataformas de distribución (Google, Apple) y los marcos regulatorios de privacidad trasladan la responsabilidad legal de forma preventiva a los desarrolladores y fabricantes, lo que </w:t>
-      </w:r>
-      <w:r>
-        <w:lastRenderedPageBreak/>
-        <w:t>provoca la exclusión sistemática de este tipo de aplicaciones de los canales oficiales, independientemente de su uso legítimo y privado.</w:t>
+        <w:t>Las restricciones impuestas por plataformas de distribución (Google, Apple) y los marcos regulatorios de privacidad trasladan la responsabilidad legal de forma preventiva a los desarrolladores y fabricantes, lo que provoca la exclusión sistemática de este tipo de aplicaciones de los canales oficiales, independientemente de su uso legítimo y privado.</w:t>
       </w:r>
     </w:p>
     <w:p>
@@ -5947,8 +6553,8 @@
       <w:pPr>
         <w:pStyle w:val="Ttulo2"/>
       </w:pPr>
-      <w:bookmarkStart w:id="23" w:name="_Funciones_del_producto"/>
-      <w:bookmarkEnd w:id="23"/>
+      <w:bookmarkStart w:id="24" w:name="_Funciones_del_producto"/>
+      <w:bookmarkEnd w:id="24"/>
       <w:r>
         <w:t>Funciones del producto (</w:t>
       </w:r>
@@ -6092,8 +6698,8 @@
       <w:pPr>
         <w:pStyle w:val="Ttulo2"/>
       </w:pPr>
-      <w:bookmarkStart w:id="24" w:name="_Clases_de_usuario"/>
-      <w:bookmarkEnd w:id="24"/>
+      <w:bookmarkStart w:id="25" w:name="_Clases_de_usuario"/>
+      <w:bookmarkEnd w:id="25"/>
       <w:r>
         <w:t>Clases</w:t>
       </w:r>
@@ -6343,7 +6949,23 @@
                 <w:sz w:val="18"/>
                 <w:szCs w:val="18"/>
               </w:rPr>
-              <w:t>Acceso total a código, logging y configuración de desarrollo</w:t>
+              <w:t xml:space="preserve">Acceso total a código, </w:t>
+            </w:r>
+            <w:proofErr w:type="spellStart"/>
+            <w:r>
+              <w:rPr>
+                <w:sz w:val="18"/>
+                <w:szCs w:val="18"/>
+              </w:rPr>
+              <w:t>logging</w:t>
+            </w:r>
+            <w:proofErr w:type="spellEnd"/>
+            <w:r>
+              <w:rPr>
+                <w:sz w:val="18"/>
+                <w:szCs w:val="18"/>
+              </w:rPr>
+              <w:t xml:space="preserve"> y configuración de desarrollo</w:t>
             </w:r>
           </w:p>
         </w:tc>
@@ -6421,8 +7043,18 @@
                 <w:sz w:val="18"/>
                 <w:szCs w:val="18"/>
               </w:rPr>
-              <w:t>Solo revisión de textos legales y checkboxes</w:t>
+              <w:t xml:space="preserve">Solo revisión de textos legales y </w:t>
             </w:r>
+            <w:proofErr w:type="spellStart"/>
+            <w:r>
+              <w:rPr>
+                <w:color w:val="FFFFFF" w:themeColor="background1"/>
+                <w:sz w:val="18"/>
+                <w:szCs w:val="18"/>
+              </w:rPr>
+              <w:t>checkboxes</w:t>
+            </w:r>
+            <w:proofErr w:type="spellEnd"/>
           </w:p>
         </w:tc>
       </w:tr>
@@ -6436,6 +7068,7 @@
         <w:t>Usuario Objetivo</w:t>
       </w:r>
     </w:p>
+    <w:p/>
     <w:p>
       <w:pPr>
         <w:jc w:val="both"/>
@@ -6459,11 +7092,29 @@
     </w:p>
     <w:p>
       <w:pPr>
+        <w:spacing w:after="200" w:line="276" w:lineRule="auto"/>
+        <w:contextualSpacing w:val="0"/>
+        <w:rPr>
+          <w:rFonts w:ascii="Calibri Light" w:eastAsiaTheme="majorEastAsia" w:hAnsi="Calibri Light" w:cstheme="majorBidi"/>
+          <w:bCs/>
+          <w:color w:val="242D5B"/>
+          <w:sz w:val="36"/>
+          <w:szCs w:val="26"/>
+          <w:u w:val="single"/>
+        </w:rPr>
+      </w:pPr>
+      <w:bookmarkStart w:id="26" w:name="_Entorno_operativo"/>
+      <w:bookmarkEnd w:id="26"/>
+      <w:r>
+        <w:br w:type="page"/>
+      </w:r>
+    </w:p>
+    <w:p>
+      <w:pPr>
         <w:pStyle w:val="Ttulo2"/>
       </w:pPr>
-      <w:bookmarkStart w:id="25" w:name="_Entorno_operativo"/>
-      <w:bookmarkEnd w:id="25"/>
-      <w:r>
+      <w:r>
+        <w:lastRenderedPageBreak/>
         <w:t>Entorno operativo</w:t>
       </w:r>
     </w:p>
@@ -6500,12 +7151,6 @@
     </w:p>
     <w:p>
       <w:pPr>
-        <w:ind w:left="720"/>
-        <w:jc w:val="both"/>
-      </w:pPr>
-    </w:p>
-    <w:p>
-      <w:pPr>
         <w:numPr>
           <w:ilvl w:val="1"/>
           <w:numId w:val="121"/>
@@ -6515,12 +7160,21 @@
         </w:tabs>
         <w:jc w:val="both"/>
       </w:pPr>
+      <w:proofErr w:type="spellStart"/>
       <w:r>
         <w:rPr>
           <w:b/>
           <w:bCs/>
         </w:rPr>
-        <w:t>Ionic + Angular</w:t>
+        <w:t>Ionic</w:t>
+      </w:r>
+      <w:proofErr w:type="spellEnd"/>
+      <w:r>
+        <w:rPr>
+          <w:b/>
+          <w:bCs/>
+        </w:rPr>
+        <w:t xml:space="preserve"> + Angular</w:t>
       </w:r>
       <w:r>
         <w:t xml:space="preserve"> (interfaz web/híbrida).</w:t>
@@ -6545,7 +7199,15 @@
         <w:t>Capacitor</w:t>
       </w:r>
       <w:r>
-        <w:t xml:space="preserve"> para plugins nativos.</w:t>
+        <w:t xml:space="preserve"> para </w:t>
+      </w:r>
+      <w:proofErr w:type="spellStart"/>
+      <w:r>
+        <w:t>plugins</w:t>
+      </w:r>
+      <w:proofErr w:type="spellEnd"/>
+      <w:r>
+        <w:t xml:space="preserve"> nativos.</w:t>
       </w:r>
     </w:p>
     <w:p>
@@ -6559,14 +7221,14 @@
         </w:tabs>
         <w:jc w:val="both"/>
       </w:pPr>
-      <w:r>
-        <w:t>Plugins nativos en Java para control de llamadas y grabación.</w:t>
-      </w:r>
-    </w:p>
-    <w:p>
-      <w:pPr>
-        <w:jc w:val="both"/>
-      </w:pPr>
+      <w:proofErr w:type="spellStart"/>
+      <w:r>
+        <w:t>Plugins</w:t>
+      </w:r>
+      <w:proofErr w:type="spellEnd"/>
+      <w:r>
+        <w:t xml:space="preserve"> nativos en Java para control de llamadas y grabación.</w:t>
+      </w:r>
     </w:p>
     <w:p>
       <w:pPr>
@@ -6611,8 +7273,8 @@
       <w:pPr>
         <w:pStyle w:val="Ttulo2"/>
       </w:pPr>
-      <w:bookmarkStart w:id="26" w:name="_Restricciones"/>
-      <w:bookmarkEnd w:id="26"/>
+      <w:bookmarkStart w:id="27" w:name="_Restricciones"/>
+      <w:bookmarkEnd w:id="27"/>
       <w:r>
         <w:t>Restricciones</w:t>
       </w:r>
@@ -6694,7 +7356,6 @@
         <w:jc w:val="both"/>
       </w:pPr>
       <w:r>
-        <w:lastRenderedPageBreak/>
         <w:t>Las g</w:t>
       </w:r>
       <w:r>
@@ -6731,9 +7392,29 @@
         <w:rPr>
           <w:rFonts w:ascii="Consolas" w:hAnsi="Consolas"/>
           <w:color w:val="FFFFFF" w:themeColor="background1"/>
+          <w:sz w:val="18"/>
+          <w:szCs w:val="18"/>
           <w:highlight w:val="black"/>
         </w:rPr>
-        <w:t>/SavedCalls.</w:t>
+        <w:t>/</w:t>
+      </w:r>
+      <w:proofErr w:type="spellStart"/>
+      <w:r>
+        <w:rPr>
+          <w:rFonts w:ascii="Consolas" w:hAnsi="Consolas"/>
+          <w:color w:val="FFFFFF" w:themeColor="background1"/>
+          <w:sz w:val="18"/>
+          <w:szCs w:val="18"/>
+          <w:highlight w:val="black"/>
+        </w:rPr>
+        <w:t>SavedCalls</w:t>
+      </w:r>
+      <w:proofErr w:type="spellEnd"/>
+      <w:r>
+        <w:rPr>
+          <w:rFonts w:ascii="Consolas" w:hAnsi="Consolas"/>
+        </w:rPr>
+        <w:t>.</w:t>
       </w:r>
     </w:p>
     <w:p>
@@ -6768,8 +7449,13 @@
         <w:jc w:val="both"/>
       </w:pPr>
       <w:r>
-        <w:t>Sin sincronización cloud</w:t>
-      </w:r>
+        <w:t xml:space="preserve">Sin sincronización </w:t>
+      </w:r>
+      <w:proofErr w:type="spellStart"/>
+      <w:r>
+        <w:t>cloud</w:t>
+      </w:r>
+      <w:proofErr w:type="spellEnd"/>
       <w:r>
         <w:t>.</w:t>
       </w:r>
@@ -6800,10 +7486,15 @@
     </w:p>
     <w:p>
       <w:pPr>
+        <w:jc w:val="both"/>
+      </w:pPr>
+    </w:p>
+    <w:p>
+      <w:pPr>
         <w:pStyle w:val="Ttulo2"/>
       </w:pPr>
-      <w:bookmarkStart w:id="27" w:name="_Suposiciones_y_dependencias"/>
-      <w:bookmarkEnd w:id="27"/>
+      <w:bookmarkStart w:id="28" w:name="_Suposiciones_y_dependencias"/>
+      <w:bookmarkEnd w:id="28"/>
       <w:r>
         <w:t>Suposiciones y dependencias</w:t>
       </w:r>
@@ -6856,7 +7547,15 @@
       </w:r>
       <w:proofErr w:type="gramEnd"/>
       <w:r>
-        <w:t xml:space="preserve"> depende de la compatibilidad de Android con APIs de grabación y gestión de llamadas; futuras restricciones de fabricantes podrían requerir ajustes.</w:t>
+        <w:t xml:space="preserve"> depende de la compatibilidad de Android con </w:t>
+      </w:r>
+      <w:proofErr w:type="spellStart"/>
+      <w:r>
+        <w:t>APIs</w:t>
+      </w:r>
+      <w:proofErr w:type="spellEnd"/>
+      <w:r>
+        <w:t xml:space="preserve"> de grabación y gestión de llamadas; futuras restricciones de fabricantes podrían requerir ajustes.</w:t>
       </w:r>
     </w:p>
     <w:p>
@@ -6868,7 +7567,15 @@
         <w:jc w:val="both"/>
       </w:pPr>
       <w:r>
-        <w:t>El dispositivo permite acceso a APIs de grabación</w:t>
+        <w:t xml:space="preserve">El dispositivo permite acceso a </w:t>
+      </w:r>
+      <w:proofErr w:type="spellStart"/>
+      <w:r>
+        <w:t>APIs</w:t>
+      </w:r>
+      <w:proofErr w:type="spellEnd"/>
+      <w:r>
+        <w:t xml:space="preserve"> de grabación</w:t>
       </w:r>
       <w:r>
         <w:t>.</w:t>
@@ -6898,7 +7605,15 @@
         <w:jc w:val="both"/>
       </w:pPr>
       <w:r>
-        <w:t>Se asume que la base de Ionic + Angular y Capacitor se mantiene estable y compatible con Android 10+.</w:t>
+        <w:t xml:space="preserve">Se asume que la base de </w:t>
+      </w:r>
+      <w:proofErr w:type="spellStart"/>
+      <w:r>
+        <w:t>Ionic</w:t>
+      </w:r>
+      <w:proofErr w:type="spellEnd"/>
+      <w:r>
+        <w:t xml:space="preserve"> + Angular y Capacitor se mantiene estable y compatible con Android 10+.</w:t>
       </w:r>
     </w:p>
     <w:p>
@@ -6920,14 +7635,39 @@
     </w:p>
     <w:p>
       <w:pPr>
+        <w:spacing w:after="200" w:line="276" w:lineRule="auto"/>
+        <w:contextualSpacing w:val="0"/>
+        <w:rPr>
+          <w:rFonts w:ascii="Calibri Light" w:eastAsiaTheme="majorEastAsia" w:hAnsi="Calibri Light" w:cstheme="majorBidi"/>
+          <w:color w:val="FFFFFF" w:themeColor="background1"/>
+          <w:kern w:val="28"/>
+          <w:sz w:val="44"/>
+          <w:szCs w:val="40"/>
+          <w14:textOutline w14:w="9525" w14:cap="rnd" w14:cmpd="sng" w14:algn="ctr">
+            <w14:noFill/>
+            <w14:prstDash w14:val="solid"/>
+            <w14:bevel/>
+          </w14:textOutline>
+        </w:rPr>
+      </w:pPr>
+      <w:bookmarkStart w:id="29" w:name="_Stakeholders_y_necesidades"/>
+      <w:bookmarkEnd w:id="29"/>
+      <w:r>
+        <w:rPr>
+          <w:caps/>
+        </w:rPr>
+        <w:br w:type="page"/>
+      </w:r>
+    </w:p>
+    <w:p>
+      <w:pPr>
         <w:pStyle w:val="Ttulo1"/>
       </w:pPr>
-      <w:bookmarkStart w:id="28" w:name="_Stakeholders_y_necesidades"/>
-      <w:bookmarkEnd w:id="28"/>
       <w:r>
         <w:rPr>
           <w:caps w:val="0"/>
         </w:rPr>
+        <w:lastRenderedPageBreak/>
         <w:t>STAKEHOLDERS Y NECESIDADES</w:t>
       </w:r>
       <w:r>
@@ -6957,17 +7697,17 @@
       <w:pPr>
         <w:pStyle w:val="Ttulo2"/>
       </w:pPr>
-      <w:bookmarkStart w:id="29" w:name="_Identificación_de_stakeholders"/>
-      <w:bookmarkEnd w:id="29"/>
       <w:r>
         <w:t xml:space="preserve">Identificación de </w:t>
       </w:r>
+      <w:proofErr w:type="spellStart"/>
       <w:r>
         <w:t>S</w:t>
       </w:r>
       <w:r>
         <w:t>takeholders</w:t>
       </w:r>
+      <w:proofErr w:type="spellEnd"/>
     </w:p>
     <w:p/>
     <w:tbl>
@@ -6999,9 +7739,11 @@
             <w:pPr>
               <w:jc w:val="center"/>
             </w:pPr>
+            <w:proofErr w:type="spellStart"/>
             <w:r>
               <w:t>Stakeholder</w:t>
             </w:r>
+            <w:proofErr w:type="spellEnd"/>
           </w:p>
         </w:tc>
         <w:tc>
@@ -7084,6 +7826,7 @@
           </w:tcPr>
           <w:p>
             <w:pPr>
+              <w:jc w:val="left"/>
               <w:rPr>
                 <w:sz w:val="18"/>
                 <w:szCs w:val="18"/>
@@ -7210,6 +7953,7 @@
           </w:tcPr>
           <w:p>
             <w:pPr>
+              <w:jc w:val="left"/>
               <w:rPr>
                 <w:sz w:val="18"/>
                 <w:szCs w:val="18"/>
@@ -7327,17 +8071,27 @@
           </w:tcPr>
           <w:p>
             <w:pPr>
+              <w:jc w:val="left"/>
               <w:rPr>
                 <w:sz w:val="18"/>
                 <w:szCs w:val="18"/>
               </w:rPr>
             </w:pPr>
+            <w:proofErr w:type="spellStart"/>
             <w:r>
               <w:rPr>
                 <w:sz w:val="18"/>
                 <w:szCs w:val="18"/>
               </w:rPr>
-              <w:t>Product Owner (PO)</w:t>
+              <w:t>Product</w:t>
+            </w:r>
+            <w:proofErr w:type="spellEnd"/>
+            <w:r>
+              <w:rPr>
+                <w:sz w:val="18"/>
+                <w:szCs w:val="18"/>
+              </w:rPr>
+              <w:t xml:space="preserve"> Owner (PO)</w:t>
             </w:r>
           </w:p>
         </w:tc>
@@ -7453,6 +8207,7 @@
           </w:tcPr>
           <w:p>
             <w:pPr>
+              <w:jc w:val="left"/>
               <w:rPr>
                 <w:sz w:val="18"/>
                 <w:szCs w:val="18"/>
@@ -7570,6 +8325,7 @@
           </w:tcPr>
           <w:p>
             <w:pPr>
+              <w:jc w:val="left"/>
               <w:rPr>
                 <w:sz w:val="18"/>
                 <w:szCs w:val="18"/>
@@ -7712,6 +8468,7 @@
           </w:tcPr>
           <w:p>
             <w:pPr>
+              <w:jc w:val="left"/>
               <w:rPr>
                 <w:sz w:val="18"/>
                 <w:szCs w:val="18"/>
@@ -7829,6 +8586,7 @@
           </w:tcPr>
           <w:p>
             <w:pPr>
+              <w:jc w:val="left"/>
               <w:rPr>
                 <w:sz w:val="18"/>
                 <w:szCs w:val="18"/>
@@ -7849,7 +8607,23 @@
                 <w:sz w:val="18"/>
                 <w:szCs w:val="18"/>
               </w:rPr>
-              <w:t>Plataformas / fabricantes (Google, OEMs)</w:t>
+              <w:t xml:space="preserve">Plataformas / fabricantes (Google, </w:t>
+            </w:r>
+            <w:proofErr w:type="spellStart"/>
+            <w:r>
+              <w:rPr>
+                <w:sz w:val="18"/>
+                <w:szCs w:val="18"/>
+              </w:rPr>
+              <w:t>OEMs</w:t>
+            </w:r>
+            <w:proofErr w:type="spellEnd"/>
+            <w:r>
+              <w:rPr>
+                <w:sz w:val="18"/>
+                <w:szCs w:val="18"/>
+              </w:rPr>
+              <w:t>)</w:t>
             </w:r>
           </w:p>
         </w:tc>
@@ -7900,8 +8674,18 @@
                 <w:sz w:val="18"/>
                 <w:szCs w:val="18"/>
               </w:rPr>
-              <w:t>Proveen el sistema operativo y APIs</w:t>
+              <w:t xml:space="preserve">Proveen el sistema operativo y </w:t>
             </w:r>
+            <w:proofErr w:type="spellStart"/>
+            <w:r>
+              <w:rPr>
+                <w:color w:val="FFFFFF" w:themeColor="background1"/>
+                <w:sz w:val="18"/>
+                <w:szCs w:val="18"/>
+              </w:rPr>
+              <w:t>APIs</w:t>
+            </w:r>
+            <w:proofErr w:type="spellEnd"/>
           </w:p>
         </w:tc>
         <w:tc>
@@ -7925,7 +8709,25 @@
                 <w:sz w:val="18"/>
                 <w:szCs w:val="18"/>
               </w:rPr>
-              <w:t>Control del acceso a APIs y restricciones técnicas</w:t>
+              <w:t xml:space="preserve">Control del acceso a </w:t>
+            </w:r>
+            <w:proofErr w:type="spellStart"/>
+            <w:r>
+              <w:rPr>
+                <w:color w:val="FFFFFF" w:themeColor="background1"/>
+                <w:sz w:val="18"/>
+                <w:szCs w:val="18"/>
+              </w:rPr>
+              <w:t>APIs</w:t>
+            </w:r>
+            <w:proofErr w:type="spellEnd"/>
+            <w:r>
+              <w:rPr>
+                <w:color w:val="FFFFFF" w:themeColor="background1"/>
+                <w:sz w:val="18"/>
+                <w:szCs w:val="18"/>
+              </w:rPr>
+              <w:t xml:space="preserve"> y restricciones técnicas</w:t>
             </w:r>
           </w:p>
         </w:tc>
@@ -7993,23 +8795,31 @@
         <w:rPr>
           <w:rStyle w:val="Textodelmarcadordeposicin"/>
         </w:rPr>
-        <w:t xml:space="preserve"> no son stakeholders activos del proyecto, pero sí factores de influencia externa crítica que condicionan el diseño técnico.</w:t>
-      </w:r>
-    </w:p>
-    <w:p>
-      <w:pPr>
-        <w:jc w:val="both"/>
+        <w:t xml:space="preserve"> no son </w:t>
+      </w:r>
+      <w:proofErr w:type="spellStart"/>
+      <w:r>
         <w:rPr>
           <w:rStyle w:val="Textodelmarcadordeposicin"/>
         </w:rPr>
-      </w:pPr>
-    </w:p>
-    <w:p>
-      <w:pPr>
-        <w:pStyle w:val="Ttulo2"/>
-      </w:pPr>
+        <w:t>stakeholders</w:t>
+      </w:r>
+      <w:proofErr w:type="spellEnd"/>
+      <w:r>
+        <w:rPr>
+          <w:rStyle w:val="Textodelmarcadordeposicin"/>
+        </w:rPr>
+        <w:t xml:space="preserve"> activos del proyecto, pero sí factores de influencia externa crítica que condicionan el diseño técnico.</w:t>
+      </w:r>
+    </w:p>
+    <w:p>
       <w:bookmarkStart w:id="30" w:name="_Necesidades_del_usuario"/>
       <w:bookmarkEnd w:id="30"/>
+    </w:p>
+    <w:p>
+      <w:pPr>
+        <w:pStyle w:val="Ttulo2"/>
+      </w:pPr>
       <w:r>
         <w:t>Necesidades del usuario final</w:t>
       </w:r>
@@ -8056,26 +8866,180 @@
     </w:p>
     <w:p>
       <w:pPr>
-        <w:spacing w:after="200" w:line="276" w:lineRule="auto"/>
-        <w:contextualSpacing w:val="0"/>
+        <w:numPr>
+          <w:ilvl w:val="0"/>
+          <w:numId w:val="122"/>
+        </w:numPr>
+      </w:pPr>
+      <w:r>
         <w:rPr>
           <w:b/>
           <w:bCs/>
         </w:rPr>
-      </w:pPr>
+        <w:t>Disponer de una solución</w:t>
+      </w:r>
+      <w:r>
+        <w:t>:</w:t>
+      </w:r>
+    </w:p>
+    <w:p>
+      <w:pPr>
+        <w:pStyle w:val="Prrafodelista"/>
+        <w:numPr>
+          <w:ilvl w:val="1"/>
+          <w:numId w:val="123"/>
+        </w:numPr>
+      </w:pPr>
+      <w:r>
+        <w:t>Sencilla de usar</w:t>
+      </w:r>
+      <w:r>
+        <w:t xml:space="preserve"> con i</w:t>
+      </w:r>
+      <w:r>
+        <w:t>nterfaz clara, usable y robusta</w:t>
+      </w:r>
+      <w:r>
+        <w:t>.</w:t>
+      </w:r>
+    </w:p>
+    <w:p>
+      <w:pPr>
+        <w:pStyle w:val="Prrafodelista"/>
+        <w:numPr>
+          <w:ilvl w:val="1"/>
+          <w:numId w:val="123"/>
+        </w:numPr>
+      </w:pPr>
+      <w:r>
+        <w:t>Local (sin nube).</w:t>
+      </w:r>
+    </w:p>
+    <w:p>
+      <w:pPr>
+        <w:pStyle w:val="Prrafodelista"/>
+        <w:numPr>
+          <w:ilvl w:val="1"/>
+          <w:numId w:val="123"/>
+        </w:numPr>
+      </w:pPr>
+      <w:r>
+        <w:t>Comprensible.</w:t>
+      </w:r>
+    </w:p>
+    <w:p>
+      <w:pPr>
+        <w:pStyle w:val="Prrafodelista"/>
+        <w:numPr>
+          <w:ilvl w:val="1"/>
+          <w:numId w:val="123"/>
+        </w:numPr>
+      </w:pPr>
+      <w:r>
+        <w:t>Predecible y fiable.</w:t>
+      </w:r>
+    </w:p>
+    <w:p>
+      <w:pPr>
+        <w:numPr>
+          <w:ilvl w:val="0"/>
+          <w:numId w:val="122"/>
+        </w:numPr>
+      </w:pPr>
+      <w:r>
+        <w:t xml:space="preserve">Mantener el </w:t>
+      </w:r>
       <w:r>
         <w:rPr>
           <w:b/>
           <w:bCs/>
         </w:rPr>
-        <w:br w:type="page"/>
-      </w:r>
-    </w:p>
-    <w:p>
-      <w:pPr>
+        <w:t>control total</w:t>
+      </w:r>
+      <w:r>
+        <w:t xml:space="preserve"> sobre:</w:t>
+      </w:r>
+    </w:p>
+    <w:p>
+      <w:pPr>
+        <w:numPr>
+          <w:ilvl w:val="1"/>
+          <w:numId w:val="122"/>
+        </w:numPr>
+        <w:tabs>
+          <w:tab w:val="num" w:pos="1440"/>
+        </w:tabs>
+      </w:pPr>
+      <w:r>
+        <w:t>Activación de la grabación</w:t>
+      </w:r>
+      <w:r>
+        <w:t xml:space="preserve"> de </w:t>
+      </w:r>
+      <w:r>
+        <w:t xml:space="preserve">forma manual </w:t>
+      </w:r>
+      <w:r>
+        <w:t xml:space="preserve">o automática, </w:t>
+      </w:r>
+      <w:r>
+        <w:t>con un botón visible en la pantalla de llamada</w:t>
+      </w:r>
+      <w:r>
+        <w:t>.</w:t>
+      </w:r>
+    </w:p>
+    <w:p>
+      <w:pPr>
+        <w:numPr>
+          <w:ilvl w:val="1"/>
+          <w:numId w:val="122"/>
+        </w:numPr>
+        <w:tabs>
+          <w:tab w:val="num" w:pos="1440"/>
+        </w:tabs>
+      </w:pPr>
+      <w:r>
+        <w:t>Almacenamiento de los audios.</w:t>
+      </w:r>
+    </w:p>
+    <w:p>
+      <w:pPr>
+        <w:numPr>
+          <w:ilvl w:val="1"/>
+          <w:numId w:val="122"/>
+        </w:numPr>
+        <w:tabs>
+          <w:tab w:val="num" w:pos="1440"/>
+        </w:tabs>
+      </w:pPr>
+      <w:r>
+        <w:t>Acceso a los ficheros generados.</w:t>
+      </w:r>
+    </w:p>
+    <w:p>
+      <w:pPr>
+        <w:numPr>
+          <w:ilvl w:val="1"/>
+          <w:numId w:val="122"/>
+        </w:numPr>
+        <w:tabs>
+          <w:tab w:val="num" w:pos="1440"/>
+        </w:tabs>
+      </w:pPr>
+      <w:r>
+        <w:t>Con una c</w:t>
+      </w:r>
+      <w:r>
+        <w:t>onfiguración mínima: tipo de llamadas a grabar (entrantes/salientes), activación manual/automática.</w:t>
+      </w:r>
+    </w:p>
+    <w:p>
+      <w:pPr>
+        <w:pStyle w:val="Prrafodelista"/>
         <w:numPr>
           <w:ilvl w:val="0"/>
-          <w:numId w:val="122"/>
+          <w:numId w:val="126"/>
         </w:numPr>
       </w:pPr>
       <w:r>
@@ -8083,8 +9047,7 @@
           <w:b/>
           <w:bCs/>
         </w:rPr>
-        <w:lastRenderedPageBreak/>
-        <w:t>Disponer de una solución</w:t>
+        <w:t>Evitar</w:t>
       </w:r>
       <w:r>
         <w:t>:</w:t>
@@ -8095,20 +9058,11 @@
         <w:pStyle w:val="Prrafodelista"/>
         <w:numPr>
           <w:ilvl w:val="1"/>
-          <w:numId w:val="123"/>
-        </w:numPr>
-      </w:pPr>
-      <w:r>
-        <w:t>Sencilla de usar</w:t>
-      </w:r>
-      <w:r>
-        <w:t xml:space="preserve"> con i</w:t>
-      </w:r>
-      <w:r>
-        <w:t>nterfaz clara, usable y robusta</w:t>
-      </w:r>
-      <w:r>
-        <w:t>.</w:t>
+          <w:numId w:val="124"/>
+        </w:numPr>
+      </w:pPr>
+      <w:r>
+        <w:t>Dependencias externas.</w:t>
       </w:r>
     </w:p>
     <w:p>
@@ -8116,11 +9070,11 @@
         <w:pStyle w:val="Prrafodelista"/>
         <w:numPr>
           <w:ilvl w:val="1"/>
-          <w:numId w:val="123"/>
-        </w:numPr>
-      </w:pPr>
-      <w:r>
-        <w:t>Local (sin nube).</w:t>
+          <w:numId w:val="124"/>
+        </w:numPr>
+      </w:pPr>
+      <w:r>
+        <w:t>Automatismos no deseados.</w:t>
       </w:r>
     </w:p>
     <w:p>
@@ -8128,70 +9082,61 @@
         <w:pStyle w:val="Prrafodelista"/>
         <w:numPr>
           <w:ilvl w:val="1"/>
-          <w:numId w:val="123"/>
-        </w:numPr>
-      </w:pPr>
-      <w:r>
-        <w:t>Comprensible.</w:t>
+          <w:numId w:val="124"/>
+        </w:numPr>
+      </w:pPr>
+      <w:r>
+        <w:t>Pérdida de información.</w:t>
       </w:r>
     </w:p>
     <w:p>
       <w:pPr>
         <w:pStyle w:val="Prrafodelista"/>
         <w:numPr>
-          <w:ilvl w:val="1"/>
-          <w:numId w:val="123"/>
-        </w:numPr>
-      </w:pPr>
-      <w:r>
-        <w:t>Predecible y fiable.</w:t>
-      </w:r>
-    </w:p>
-    <w:p>
-      <w:pPr>
-        <w:numPr>
           <w:ilvl w:val="0"/>
-          <w:numId w:val="122"/>
-        </w:numPr>
-      </w:pPr>
-      <w:r>
-        <w:t xml:space="preserve">Mantener el </w:t>
+          <w:numId w:val="127"/>
+        </w:numPr>
+      </w:pPr>
+      <w:r>
+        <w:t xml:space="preserve">Poder </w:t>
       </w:r>
       <w:r>
         <w:rPr>
           <w:b/>
           <w:bCs/>
         </w:rPr>
-        <w:t>control total</w:t>
-      </w:r>
-      <w:r>
-        <w:t xml:space="preserve"> sobre:</w:t>
-      </w:r>
-    </w:p>
-    <w:p>
-      <w:pPr>
+        <w:t>revisar grabaciones</w:t>
+      </w:r>
+      <w:r>
+        <w:t xml:space="preserve"> mediante:</w:t>
+      </w:r>
+    </w:p>
+    <w:p>
+      <w:pPr>
+        <w:pStyle w:val="Prrafodelista"/>
         <w:numPr>
           <w:ilvl w:val="1"/>
-          <w:numId w:val="122"/>
-        </w:numPr>
-        <w:tabs>
-          <w:tab w:val="num" w:pos="1440"/>
-        </w:tabs>
-      </w:pPr>
-      <w:r>
-        <w:t>Activación de la grabación</w:t>
-      </w:r>
-      <w:r>
-        <w:t xml:space="preserve"> de </w:t>
-      </w:r>
-      <w:r>
-        <w:t xml:space="preserve">forma manual </w:t>
-      </w:r>
-      <w:r>
-        <w:t xml:space="preserve">o automática, </w:t>
-      </w:r>
-      <w:r>
-        <w:t>con un botón visible en la pantalla de llamada</w:t>
+          <w:numId w:val="125"/>
+        </w:numPr>
+      </w:pPr>
+      <w:r>
+        <w:t>Un listado claro</w:t>
+      </w:r>
+      <w:r>
+        <w:t xml:space="preserve"> </w:t>
+      </w:r>
+      <w:r>
+        <w:t>de grabaciones con metadatos</w:t>
+      </w:r>
+      <w:r>
+        <w:t xml:space="preserve">: </w:t>
+      </w:r>
+      <w:r>
+        <w:rPr>
+          <w:i/>
+          <w:iCs/>
+        </w:rPr>
+        <w:t>fecha, duración, tipo, número</w:t>
       </w:r>
       <w:r>
         <w:t>.</w:t>
@@ -8199,182 +9144,29 @@
     </w:p>
     <w:p>
       <w:pPr>
+        <w:pStyle w:val="Prrafodelista"/>
         <w:numPr>
           <w:ilvl w:val="1"/>
-          <w:numId w:val="122"/>
-        </w:numPr>
-        <w:tabs>
-          <w:tab w:val="num" w:pos="1440"/>
-        </w:tabs>
-      </w:pPr>
-      <w:r>
-        <w:t>Almacenamiento de los audios.</w:t>
-      </w:r>
-    </w:p>
-    <w:p>
-      <w:pPr>
-        <w:numPr>
-          <w:ilvl w:val="1"/>
-          <w:numId w:val="122"/>
-        </w:numPr>
-        <w:tabs>
-          <w:tab w:val="num" w:pos="1440"/>
-        </w:tabs>
-      </w:pPr>
-      <w:r>
-        <w:t>Acceso a los ficheros generados.</w:t>
-      </w:r>
-    </w:p>
-    <w:p>
-      <w:pPr>
-        <w:numPr>
-          <w:ilvl w:val="1"/>
-          <w:numId w:val="122"/>
-        </w:numPr>
-        <w:tabs>
-          <w:tab w:val="num" w:pos="1440"/>
-        </w:tabs>
-      </w:pPr>
-      <w:r>
-        <w:t>Con una c</w:t>
-      </w:r>
-      <w:r>
-        <w:t>onfiguración mínima: tipo de llamadas a grabar (entrantes/salientes), activación manual/automática.</w:t>
-      </w:r>
-    </w:p>
-    <w:p>
-      <w:pPr>
-        <w:pStyle w:val="Prrafodelista"/>
+          <w:numId w:val="125"/>
+        </w:numPr>
+      </w:pPr>
+      <w:r>
+        <w:t>Reproducción directa en el dispositivo.</w:t>
+      </w:r>
+    </w:p>
+    <w:p>
+      <w:pPr>
         <w:numPr>
           <w:ilvl w:val="0"/>
-          <w:numId w:val="126"/>
-        </w:numPr>
+          <w:numId w:val="119"/>
+        </w:numPr>
+        <w:jc w:val="both"/>
       </w:pPr>
       <w:r>
         <w:rPr>
           <w:b/>
           <w:bCs/>
         </w:rPr>
-        <w:t>Evitar</w:t>
-      </w:r>
-      <w:r>
-        <w:t>:</w:t>
-      </w:r>
-    </w:p>
-    <w:p>
-      <w:pPr>
-        <w:pStyle w:val="Prrafodelista"/>
-        <w:numPr>
-          <w:ilvl w:val="1"/>
-          <w:numId w:val="124"/>
-        </w:numPr>
-      </w:pPr>
-      <w:r>
-        <w:t>Dependencias externas.</w:t>
-      </w:r>
-    </w:p>
-    <w:p>
-      <w:pPr>
-        <w:pStyle w:val="Prrafodelista"/>
-        <w:numPr>
-          <w:ilvl w:val="1"/>
-          <w:numId w:val="124"/>
-        </w:numPr>
-      </w:pPr>
-      <w:r>
-        <w:t>Automatismos no deseados.</w:t>
-      </w:r>
-    </w:p>
-    <w:p>
-      <w:pPr>
-        <w:pStyle w:val="Prrafodelista"/>
-        <w:numPr>
-          <w:ilvl w:val="1"/>
-          <w:numId w:val="124"/>
-        </w:numPr>
-      </w:pPr>
-      <w:r>
-        <w:t>Pérdida de información.</w:t>
-      </w:r>
-    </w:p>
-    <w:p>
-      <w:pPr>
-        <w:pStyle w:val="Prrafodelista"/>
-        <w:numPr>
-          <w:ilvl w:val="0"/>
-          <w:numId w:val="127"/>
-        </w:numPr>
-      </w:pPr>
-      <w:r>
-        <w:t xml:space="preserve">Poder </w:t>
-      </w:r>
-      <w:r>
-        <w:rPr>
-          <w:b/>
-          <w:bCs/>
-        </w:rPr>
-        <w:t>revisar grabaciones</w:t>
-      </w:r>
-      <w:r>
-        <w:t xml:space="preserve"> mediante:</w:t>
-      </w:r>
-    </w:p>
-    <w:p>
-      <w:pPr>
-        <w:pStyle w:val="Prrafodelista"/>
-        <w:numPr>
-          <w:ilvl w:val="1"/>
-          <w:numId w:val="125"/>
-        </w:numPr>
-      </w:pPr>
-      <w:r>
-        <w:t>Un listado claro</w:t>
-      </w:r>
-      <w:r>
-        <w:t xml:space="preserve"> </w:t>
-      </w:r>
-      <w:r>
-        <w:t>de grabaciones con metadatos</w:t>
-      </w:r>
-      <w:r>
-        <w:t xml:space="preserve">: </w:t>
-      </w:r>
-      <w:r>
-        <w:rPr>
-          <w:i/>
-          <w:iCs/>
-        </w:rPr>
-        <w:t>fecha, duración, tipo, número</w:t>
-      </w:r>
-      <w:r>
-        <w:t>.</w:t>
-      </w:r>
-    </w:p>
-    <w:p>
-      <w:pPr>
-        <w:pStyle w:val="Prrafodelista"/>
-        <w:numPr>
-          <w:ilvl w:val="1"/>
-          <w:numId w:val="125"/>
-        </w:numPr>
-      </w:pPr>
-      <w:r>
-        <w:t>Reproducción directa en el dispositivo.</w:t>
-      </w:r>
-    </w:p>
-    <w:p>
-      <w:pPr>
-        <w:numPr>
-          <w:ilvl w:val="0"/>
-          <w:numId w:val="119"/>
-        </w:numPr>
-        <w:jc w:val="both"/>
-      </w:pPr>
-      <w:r>
-        <w:rPr>
-          <w:b/>
-          <w:bCs/>
-        </w:rPr>
         <w:t>Seguridad y privacidad</w:t>
       </w:r>
       <w:r>
@@ -8440,7 +9232,6 @@
         <w:t>Necesidades técnicas</w:t>
       </w:r>
     </w:p>
-    <w:p/>
     <w:p>
       <w:pPr>
         <w:numPr>
@@ -8449,7 +9240,15 @@
         </w:numPr>
       </w:pPr>
       <w:r>
-        <w:t>Acceso a APIs nativas de Android para:</w:t>
+        <w:t xml:space="preserve">Acceso a </w:t>
+      </w:r>
+      <w:proofErr w:type="spellStart"/>
+      <w:r>
+        <w:t>APIs</w:t>
+      </w:r>
+      <w:proofErr w:type="spellEnd"/>
+      <w:r>
+        <w:t xml:space="preserve"> nativas de Android para:</w:t>
       </w:r>
     </w:p>
     <w:p>
@@ -8501,8 +9300,21 @@
           <w:tab w:val="num" w:pos="1440"/>
         </w:tabs>
       </w:pPr>
-      <w:r>
-        <w:t>Frontend (Ionic + Angular).</w:t>
+      <w:proofErr w:type="spellStart"/>
+      <w:r>
+        <w:t>Frontend</w:t>
+      </w:r>
+      <w:proofErr w:type="spellEnd"/>
+      <w:r>
+        <w:t xml:space="preserve"> (</w:t>
+      </w:r>
+      <w:proofErr w:type="spellStart"/>
+      <w:r>
+        <w:t>Ionic</w:t>
+      </w:r>
+      <w:proofErr w:type="spellEnd"/>
+      <w:r>
+        <w:t xml:space="preserve"> + Angular).</w:t>
       </w:r>
     </w:p>
     <w:p>
@@ -8529,8 +9341,13 @@
           <w:tab w:val="num" w:pos="1440"/>
         </w:tabs>
       </w:pPr>
-      <w:r>
-        <w:t>Plugins nativos en Java</w:t>
+      <w:proofErr w:type="spellStart"/>
+      <w:r>
+        <w:t>Plugins</w:t>
+      </w:r>
+      <w:proofErr w:type="spellEnd"/>
+      <w:r>
+        <w:t xml:space="preserve"> nativos en Java</w:t>
       </w:r>
       <w:r>
         <w:t xml:space="preserve"> con separación por responsabilidades tanto</w:t>
@@ -8598,8 +9415,18 @@
           <w:color w:val="E7E6E6" w:themeColor="background2"/>
           <w:highlight w:val="black"/>
         </w:rPr>
-        <w:t>/SavedCalls</w:t>
-      </w:r>
+        <w:t>/</w:t>
+      </w:r>
+      <w:proofErr w:type="spellStart"/>
+      <w:r>
+        <w:rPr>
+          <w:rFonts w:ascii="Consolas" w:hAnsi="Consolas"/>
+          <w:color w:val="E7E6E6" w:themeColor="background2"/>
+          <w:highlight w:val="black"/>
+        </w:rPr>
+        <w:t>SavedCalls</w:t>
+      </w:r>
+      <w:proofErr w:type="spellEnd"/>
       <w:r>
         <w:t>).</w:t>
       </w:r>
@@ -8642,11 +9469,16 @@
       <w:r>
         <w:t xml:space="preserve">Sistema mínimo de </w:t>
       </w:r>
+      <w:proofErr w:type="spellStart"/>
       <w:r>
         <w:t>L</w:t>
       </w:r>
       <w:r>
-        <w:t xml:space="preserve">ogging </w:t>
+        <w:t>ogging</w:t>
+      </w:r>
+      <w:proofErr w:type="spellEnd"/>
+      <w:r>
+        <w:t xml:space="preserve"> </w:t>
       </w:r>
       <w:r>
         <w:t>para depuración en tiempo de desarrollo.</w:t>
@@ -8691,50 +9523,38 @@
         </w:numPr>
       </w:pPr>
       <w:r>
-        <w:t>Manejo explícito de errores de permisos o APIs.</w:t>
-      </w:r>
-    </w:p>
-    <w:p/>
-    <w:p>
-      <w:pPr>
-        <w:spacing w:after="200" w:line="276" w:lineRule="auto"/>
-        <w:contextualSpacing w:val="0"/>
+        <w:t xml:space="preserve">Manejo explícito de errores de permisos o </w:t>
+      </w:r>
+      <w:proofErr w:type="spellStart"/>
+      <w:r>
+        <w:t>APIs</w:t>
+      </w:r>
+      <w:proofErr w:type="spellEnd"/>
+      <w:r>
+        <w:t>.</w:t>
+      </w:r>
+    </w:p>
+    <w:p>
+      <w:pPr>
+        <w:pStyle w:val="Ttulo3"/>
         <w:rPr>
           <w:rStyle w:val="Ttulo3Car"/>
-          <w:b/>
-          <w:sz w:val="24"/>
-          <w:szCs w:val="24"/>
+        </w:rPr>
+      </w:pPr>
+    </w:p>
+    <w:p>
+      <w:pPr>
+        <w:pStyle w:val="Ttulo3"/>
+        <w:rPr>
+          <w:bCs/>
         </w:rPr>
       </w:pPr>
       <w:r>
         <w:rPr>
           <w:rStyle w:val="Ttulo3Car"/>
         </w:rPr>
-        <w:br w:type="page"/>
-      </w:r>
-    </w:p>
-    <w:p>
-      <w:pPr>
-        <w:pStyle w:val="Ttulo3"/>
-        <w:rPr>
-          <w:bCs/>
-        </w:rPr>
-      </w:pPr>
-      <w:r>
-        <w:rPr>
-          <w:rStyle w:val="Ttulo3Car"/>
-        </w:rPr>
-        <w:lastRenderedPageBreak/>
         <w:t>Necesidades de “negocio”</w:t>
       </w:r>
-    </w:p>
-    <w:p>
-      <w:pPr>
-        <w:rPr>
-          <w:b/>
-          <w:bCs/>
-        </w:rPr>
-      </w:pPr>
     </w:p>
     <w:p>
       <w:pPr>
@@ -8761,6 +9581,7 @@
       <w:r>
         <w:t>(</w:t>
       </w:r>
+      <w:proofErr w:type="spellStart"/>
       <w:r>
         <w:rPr>
           <w:i/>
@@ -8768,6 +9589,7 @@
         </w:rPr>
         <w:t>roadmap</w:t>
       </w:r>
+      <w:proofErr w:type="spellEnd"/>
       <w:r>
         <w:t>).</w:t>
       </w:r>
@@ -8865,10 +9687,14 @@
       <w:bookmarkStart w:id="32" w:name="_Conflictos_y_prioridades"/>
       <w:bookmarkEnd w:id="32"/>
       <w:r>
-        <w:t>Conflictos y prioridades entre stakeholders</w:t>
-      </w:r>
-    </w:p>
-    <w:p/>
+        <w:t xml:space="preserve">Conflictos y prioridades entre </w:t>
+      </w:r>
+      <w:proofErr w:type="spellStart"/>
+      <w:r>
+        <w:t>stakeholders</w:t>
+      </w:r>
+      <w:proofErr w:type="spellEnd"/>
+    </w:p>
     <w:p>
       <w:pPr>
         <w:numPr>
@@ -9169,13 +9995,16 @@
       <w:bookmarkStart w:id="33" w:name="_Conclusión_del_apartado"/>
       <w:bookmarkEnd w:id="33"/>
       <w:r>
+        <w:lastRenderedPageBreak/>
         <w:t>Conclusión del apartado</w:t>
       </w:r>
     </w:p>
-    <w:p>
-      <w:pPr>
-        <w:jc w:val="both"/>
-      </w:pPr>
+    <w:p/>
+    <w:p>
+      <w:pPr>
+        <w:jc w:val="both"/>
+      </w:pPr>
+      <w:proofErr w:type="spellStart"/>
       <w:r>
         <w:rPr>
           <w:b/>
@@ -9183,6 +10012,7 @@
         </w:rPr>
         <w:t>Mexus</w:t>
       </w:r>
+      <w:proofErr w:type="spellEnd"/>
       <w:r>
         <w:t xml:space="preserve"> está diseñado </w:t>
       </w:r>
@@ -9191,7 +10021,23 @@
           <w:b/>
           <w:bCs/>
         </w:rPr>
-        <w:t>para un único stakeholder principal: el usuario final</w:t>
+        <w:t xml:space="preserve">para un único </w:t>
+      </w:r>
+      <w:proofErr w:type="spellStart"/>
+      <w:r>
+        <w:rPr>
+          <w:b/>
+          <w:bCs/>
+        </w:rPr>
+        <w:t>stakeholder</w:t>
+      </w:r>
+      <w:proofErr w:type="spellEnd"/>
+      <w:r>
+        <w:rPr>
+          <w:b/>
+          <w:bCs/>
+        </w:rPr>
+        <w:t xml:space="preserve"> principal: el usuario final</w:t>
       </w:r>
       <w:r>
         <w:t xml:space="preserve">, siendo el resto de </w:t>
@@ -9316,6 +10162,7 @@
         <w:t>Criterios de priorización</w:t>
       </w:r>
     </w:p>
+    <w:p/>
     <w:p>
       <w:pPr>
         <w:jc w:val="both"/>
@@ -9323,6 +10170,7 @@
       <w:r>
         <w:t xml:space="preserve">Para el proyecto </w:t>
       </w:r>
+      <w:proofErr w:type="spellStart"/>
       <w:r>
         <w:rPr>
           <w:b/>
@@ -9330,6 +10178,7 @@
         </w:rPr>
         <w:t>Mexus</w:t>
       </w:r>
+      <w:proofErr w:type="spellEnd"/>
       <w:r>
         <w:t xml:space="preserve">, la priorización de requisitos se realizará utilizando la metodología </w:t>
       </w:r>
@@ -9463,7 +10312,15 @@
         <w:jc w:val="both"/>
       </w:pPr>
       <w:r>
-        <w:t>Dependencia de APIs nativas sujetas a restricciones del sistema operativo o fabricantes.</w:t>
+        <w:t xml:space="preserve">Dependencia de </w:t>
+      </w:r>
+      <w:proofErr w:type="spellStart"/>
+      <w:r>
+        <w:t>APIs</w:t>
+      </w:r>
+      <w:proofErr w:type="spellEnd"/>
+      <w:r>
+        <w:t xml:space="preserve"> nativas sujetas a restricciones del sistema operativo o fabricantes.</w:t>
       </w:r>
     </w:p>
     <w:p>
@@ -9483,35 +10340,17 @@
     </w:p>
     <w:p>
       <w:pPr>
-        <w:spacing w:after="200" w:line="276" w:lineRule="auto"/>
-        <w:contextualSpacing w:val="0"/>
+        <w:numPr>
+          <w:ilvl w:val="0"/>
+          <w:numId w:val="132"/>
+        </w:numPr>
+        <w:jc w:val="both"/>
+      </w:pPr>
+      <w:r>
         <w:rPr>
           <w:b/>
           <w:bCs/>
         </w:rPr>
-      </w:pPr>
-      <w:r>
-        <w:rPr>
-          <w:b/>
-          <w:bCs/>
-        </w:rPr>
-        <w:br w:type="page"/>
-      </w:r>
-    </w:p>
-    <w:p>
-      <w:pPr>
-        <w:numPr>
-          <w:ilvl w:val="0"/>
-          <w:numId w:val="132"/>
-        </w:numPr>
-        <w:jc w:val="both"/>
-      </w:pPr>
-      <w:r>
-        <w:rPr>
-          <w:b/>
-          <w:bCs/>
-        </w:rPr>
-        <w:lastRenderedPageBreak/>
         <w:t>Riesgo legal y regulatorio</w:t>
       </w:r>
     </w:p>
@@ -9939,42 +10778,57 @@
       <w:r>
         <w:t xml:space="preserve">Sin estos requisitos, </w:t>
       </w:r>
+      <w:proofErr w:type="spellStart"/>
       <w:r>
         <w:rPr>
           <w:b/>
           <w:bCs/>
         </w:rPr>
-        <w:t>Mexus no tiene sentido como producto</w:t>
-      </w:r>
-      <w:r>
-        <w:t>.</w:t>
-      </w:r>
-    </w:p>
-    <w:p>
-      <w:pPr>
-        <w:jc w:val="both"/>
-      </w:pPr>
-    </w:p>
-    <w:p>
-      <w:pPr>
-        <w:pStyle w:val="Ttulo3"/>
-      </w:pPr>
-      <w:r>
-        <w:t>Should Have (S)</w:t>
-      </w:r>
-    </w:p>
-    <w:p>
-      <w:pPr>
-        <w:jc w:val="both"/>
-      </w:pPr>
-      <w:r>
-        <w:t xml:space="preserve">Requisitos </w:t>
-      </w:r>
+        <w:t>Mexus</w:t>
+      </w:r>
+      <w:proofErr w:type="spellEnd"/>
       <w:r>
         <w:rPr>
           <w:b/>
           <w:bCs/>
         </w:rPr>
+        <w:t xml:space="preserve"> no tiene sentido como producto</w:t>
+      </w:r>
+      <w:r>
+        <w:t>.</w:t>
+      </w:r>
+    </w:p>
+    <w:p>
+      <w:pPr>
+        <w:jc w:val="both"/>
+      </w:pPr>
+    </w:p>
+    <w:p>
+      <w:pPr>
+        <w:pStyle w:val="Ttulo3"/>
+      </w:pPr>
+      <w:proofErr w:type="spellStart"/>
+      <w:r>
+        <w:lastRenderedPageBreak/>
+        <w:t>Should</w:t>
+      </w:r>
+      <w:proofErr w:type="spellEnd"/>
+      <w:r>
+        <w:t xml:space="preserve"> Have (S)</w:t>
+      </w:r>
+    </w:p>
+    <w:p>
+      <w:pPr>
+        <w:jc w:val="both"/>
+      </w:pPr>
+      <w:r>
+        <w:t xml:space="preserve">Requisitos </w:t>
+      </w:r>
+      <w:r>
+        <w:rPr>
+          <w:b/>
+          <w:bCs/>
+        </w:rPr>
         <w:t>muy importantes</w:t>
       </w:r>
       <w:r>
@@ -10052,8 +10906,13 @@
       <w:pPr>
         <w:pStyle w:val="Ttulo3"/>
       </w:pPr>
-      <w:r>
-        <w:t>Could Have (C)</w:t>
+      <w:proofErr w:type="spellStart"/>
+      <w:r>
+        <w:t>Could</w:t>
+      </w:r>
+      <w:proofErr w:type="spellEnd"/>
+      <w:r>
+        <w:t xml:space="preserve"> Have (C)</w:t>
       </w:r>
     </w:p>
     <w:p>
@@ -10124,6 +10983,415 @@
       </w:r>
       <w:r>
         <w:t xml:space="preserve"> plazo, estabilidad o claridad.</w:t>
+      </w:r>
+    </w:p>
+    <w:p>
+      <w:pPr>
+        <w:jc w:val="both"/>
+      </w:pPr>
+    </w:p>
+    <w:p>
+      <w:pPr>
+        <w:pStyle w:val="Ttulo3"/>
+      </w:pPr>
+      <w:proofErr w:type="spellStart"/>
+      <w:r>
+        <w:t>Won’t</w:t>
+      </w:r>
+      <w:proofErr w:type="spellEnd"/>
+      <w:r>
+        <w:t xml:space="preserve"> Have (W) (para versión</w:t>
+      </w:r>
+      <w:r>
+        <w:t xml:space="preserve"> inicial 0.1.0</w:t>
+      </w:r>
+      <w:r>
+        <w:t>)</w:t>
+      </w:r>
+    </w:p>
+    <w:p>
+      <w:pPr>
+        <w:jc w:val="both"/>
+      </w:pPr>
+      <w:r>
+        <w:t xml:space="preserve">Requisitos explícitamente </w:t>
+      </w:r>
+      <w:r>
+        <w:rPr>
+          <w:b/>
+          <w:bCs/>
+        </w:rPr>
+        <w:t>fuera de alcance</w:t>
+      </w:r>
+      <w:r>
+        <w:t>:</w:t>
+      </w:r>
+    </w:p>
+    <w:p>
+      <w:pPr>
+        <w:jc w:val="both"/>
+      </w:pPr>
+    </w:p>
+    <w:p>
+      <w:pPr>
+        <w:numPr>
+          <w:ilvl w:val="0"/>
+          <w:numId w:val="136"/>
+        </w:numPr>
+        <w:jc w:val="both"/>
+      </w:pPr>
+      <w:r>
+        <w:t>Aunque sean técnicamente posibles.</w:t>
+      </w:r>
+    </w:p>
+    <w:p>
+      <w:pPr>
+        <w:numPr>
+          <w:ilvl w:val="0"/>
+          <w:numId w:val="136"/>
+        </w:numPr>
+        <w:jc w:val="both"/>
+      </w:pPr>
+      <w:r>
+        <w:t>Aunque aporten valor en otros contextos.</w:t>
+      </w:r>
+    </w:p>
+    <w:p>
+      <w:pPr>
+        <w:jc w:val="both"/>
+      </w:pPr>
+    </w:p>
+    <w:p>
+      <w:pPr>
+        <w:jc w:val="both"/>
+      </w:pPr>
+      <w:r>
+        <w:t xml:space="preserve">Sirven para </w:t>
+      </w:r>
+      <w:r>
+        <w:rPr>
+          <w:b/>
+          <w:bCs/>
+        </w:rPr>
+        <w:t>proteger el alcance del MVP</w:t>
+      </w:r>
+      <w:r>
+        <w:t xml:space="preserve"> y evitar deriva</w:t>
+      </w:r>
+      <w:r>
+        <w:t>ciones</w:t>
+      </w:r>
+      <w:r>
+        <w:t xml:space="preserve"> funcional</w:t>
+      </w:r>
+      <w:r>
+        <w:t>es</w:t>
+      </w:r>
+      <w:r>
+        <w:t>.</w:t>
+      </w:r>
+    </w:p>
+    <w:p>
+      <w:pPr>
+        <w:jc w:val="both"/>
+      </w:pPr>
+    </w:p>
+    <w:p>
+      <w:pPr>
+        <w:pStyle w:val="Ttulo2"/>
+      </w:pPr>
+      <w:bookmarkStart w:id="37" w:name="_Alcance_del_MVP"/>
+      <w:bookmarkEnd w:id="37"/>
+      <w:r>
+        <w:t>Alcance del MVP (</w:t>
+      </w:r>
+      <w:proofErr w:type="spellStart"/>
+      <w:r>
+        <w:t>Minimum</w:t>
+      </w:r>
+      <w:proofErr w:type="spellEnd"/>
+      <w:r>
+        <w:t xml:space="preserve"> Viable </w:t>
+      </w:r>
+      <w:proofErr w:type="spellStart"/>
+      <w:r>
+        <w:t>Product</w:t>
+      </w:r>
+      <w:proofErr w:type="spellEnd"/>
+      <w:r>
+        <w:t>)</w:t>
+      </w:r>
+    </w:p>
+    <w:p/>
+    <w:p>
+      <w:pPr>
+        <w:jc w:val="both"/>
+      </w:pPr>
+      <w:r>
+        <w:t xml:space="preserve">El </w:t>
+      </w:r>
+      <w:r>
+        <w:rPr>
+          <w:b/>
+          <w:bCs/>
+        </w:rPr>
+        <w:t xml:space="preserve">MVP de </w:t>
+      </w:r>
+      <w:proofErr w:type="spellStart"/>
+      <w:r>
+        <w:rPr>
+          <w:b/>
+          <w:bCs/>
+        </w:rPr>
+        <w:t>Mexus</w:t>
+      </w:r>
+      <w:proofErr w:type="spellEnd"/>
+      <w:r>
+        <w:rPr>
+          <w:b/>
+          <w:bCs/>
+        </w:rPr>
+        <w:t xml:space="preserve"> (versión 0.1.0)</w:t>
+      </w:r>
+      <w:r>
+        <w:t xml:space="preserve"> se define como:</w:t>
+      </w:r>
+    </w:p>
+    <w:p>
+      <w:pPr>
+        <w:jc w:val="both"/>
+      </w:pPr>
+      <w:r>
+        <w:t xml:space="preserve">Una aplicación Android que permite al usuario </w:t>
+      </w:r>
+      <w:r>
+        <w:rPr>
+          <w:b/>
+          <w:bCs/>
+        </w:rPr>
+        <w:t>grabar manualmente sus llamadas</w:t>
+      </w:r>
+      <w:r>
+        <w:t xml:space="preserve">, almacenarlas </w:t>
+      </w:r>
+      <w:r>
+        <w:rPr>
+          <w:b/>
+          <w:bCs/>
+        </w:rPr>
+        <w:t>localmente</w:t>
+      </w:r>
+      <w:r>
+        <w:t xml:space="preserve">, y </w:t>
+      </w:r>
+      <w:r>
+        <w:rPr>
+          <w:b/>
+          <w:bCs/>
+        </w:rPr>
+        <w:t>reproducirlas</w:t>
+      </w:r>
+      <w:r>
+        <w:t>, manteniendo el control total del proceso, con una interfaz simple y robusta.</w:t>
+      </w:r>
+    </w:p>
+    <w:p>
+      <w:pPr>
+        <w:jc w:val="both"/>
+      </w:pPr>
+    </w:p>
+    <w:p>
+      <w:pPr>
+        <w:pStyle w:val="Ttulo3"/>
+      </w:pPr>
+      <w:r>
+        <w:t>Incluido en el MVP (M)</w:t>
+      </w:r>
+    </w:p>
+    <w:p>
+      <w:pPr>
+        <w:numPr>
+          <w:ilvl w:val="0"/>
+          <w:numId w:val="137"/>
+        </w:numPr>
+        <w:jc w:val="both"/>
+      </w:pPr>
+      <w:r>
+        <w:t>Grabación manual Start / Stop.</w:t>
+      </w:r>
+    </w:p>
+    <w:p>
+      <w:pPr>
+        <w:numPr>
+          <w:ilvl w:val="0"/>
+          <w:numId w:val="137"/>
+        </w:numPr>
+        <w:jc w:val="both"/>
+      </w:pPr>
+      <w:r>
+        <w:t>Almacenamiento local de grabaciones.</w:t>
+      </w:r>
+    </w:p>
+    <w:p>
+      <w:pPr>
+        <w:numPr>
+          <w:ilvl w:val="0"/>
+          <w:numId w:val="137"/>
+        </w:numPr>
+        <w:jc w:val="both"/>
+      </w:pPr>
+      <w:r>
+        <w:t>Listado de grabaciones.</w:t>
+      </w:r>
+    </w:p>
+    <w:p>
+      <w:pPr>
+        <w:numPr>
+          <w:ilvl w:val="0"/>
+          <w:numId w:val="137"/>
+        </w:numPr>
+        <w:jc w:val="both"/>
+      </w:pPr>
+      <w:r>
+        <w:t>Reproducción de grabaciones.</w:t>
+      </w:r>
+    </w:p>
+    <w:p>
+      <w:pPr>
+        <w:numPr>
+          <w:ilvl w:val="0"/>
+          <w:numId w:val="137"/>
+        </w:numPr>
+        <w:jc w:val="both"/>
+      </w:pPr>
+      <w:r>
+        <w:t>Metadatos mínimos:</w:t>
+      </w:r>
+    </w:p>
+    <w:p>
+      <w:pPr>
+        <w:numPr>
+          <w:ilvl w:val="1"/>
+          <w:numId w:val="137"/>
+        </w:numPr>
+        <w:tabs>
+          <w:tab w:val="num" w:pos="1440"/>
+        </w:tabs>
+        <w:jc w:val="both"/>
+      </w:pPr>
+      <w:r>
+        <w:t>Fecha/hora</w:t>
+      </w:r>
+    </w:p>
+    <w:p>
+      <w:pPr>
+        <w:numPr>
+          <w:ilvl w:val="1"/>
+          <w:numId w:val="137"/>
+        </w:numPr>
+        <w:tabs>
+          <w:tab w:val="num" w:pos="1440"/>
+        </w:tabs>
+        <w:jc w:val="both"/>
+      </w:pPr>
+      <w:r>
+        <w:t>Duración</w:t>
+      </w:r>
+    </w:p>
+    <w:p>
+      <w:pPr>
+        <w:numPr>
+          <w:ilvl w:val="1"/>
+          <w:numId w:val="137"/>
+        </w:numPr>
+        <w:tabs>
+          <w:tab w:val="num" w:pos="1440"/>
+        </w:tabs>
+        <w:jc w:val="both"/>
+      </w:pPr>
+      <w:r>
+        <w:t>Tipo de llamada</w:t>
+      </w:r>
+    </w:p>
+    <w:p>
+      <w:pPr>
+        <w:numPr>
+          <w:ilvl w:val="1"/>
+          <w:numId w:val="137"/>
+        </w:numPr>
+        <w:tabs>
+          <w:tab w:val="num" w:pos="1440"/>
+        </w:tabs>
+        <w:jc w:val="both"/>
+      </w:pPr>
+      <w:r>
+        <w:t>Número de teléfono</w:t>
+      </w:r>
+    </w:p>
+    <w:p>
+      <w:pPr>
+        <w:numPr>
+          <w:ilvl w:val="0"/>
+          <w:numId w:val="137"/>
+        </w:numPr>
+        <w:jc w:val="both"/>
+      </w:pPr>
+      <w:r>
+        <w:t>Configuración básica:</w:t>
+      </w:r>
+    </w:p>
+    <w:p>
+      <w:pPr>
+        <w:numPr>
+          <w:ilvl w:val="1"/>
+          <w:numId w:val="137"/>
+        </w:numPr>
+        <w:tabs>
+          <w:tab w:val="num" w:pos="1440"/>
+        </w:tabs>
+        <w:jc w:val="both"/>
+      </w:pPr>
+      <w:r>
+        <w:t>Tipo de llamadas a grabar (entrantes, salientes, ambas).</w:t>
+      </w:r>
+    </w:p>
+    <w:p>
+      <w:pPr>
+        <w:numPr>
+          <w:ilvl w:val="1"/>
+          <w:numId w:val="137"/>
+        </w:numPr>
+        <w:tabs>
+          <w:tab w:val="num" w:pos="1440"/>
+        </w:tabs>
+        <w:jc w:val="both"/>
+      </w:pPr>
+      <w:r>
+        <w:t>Modo manual por defecto.</w:t>
+      </w:r>
+    </w:p>
+    <w:p>
+      <w:pPr>
+        <w:numPr>
+          <w:ilvl w:val="0"/>
+          <w:numId w:val="137"/>
+        </w:numPr>
+        <w:jc w:val="both"/>
+      </w:pPr>
+      <w:r>
+        <w:t>Compatibilidad Android 10+.</w:t>
+      </w:r>
+    </w:p>
+    <w:p>
+      <w:pPr>
+        <w:numPr>
+          <w:ilvl w:val="0"/>
+          <w:numId w:val="137"/>
+        </w:numPr>
+        <w:jc w:val="both"/>
+      </w:pPr>
+      <w:r>
+        <w:t>Robustez y gestión de errores básicos.</w:t>
       </w:r>
     </w:p>
     <w:p>
@@ -10153,28 +11421,56 @@
       </w:pPr>
       <w:r>
         <w:lastRenderedPageBreak/>
-        <w:t>Won’t Have (W) (para versión</w:t>
-      </w:r>
-      <w:r>
-        <w:t xml:space="preserve"> inicial 0.1.0</w:t>
-      </w:r>
+        <w:t>Excluido del MVP (</w:t>
+      </w:r>
+      <w:proofErr w:type="spellStart"/>
+      <w:r>
+        <w:t>Should</w:t>
+      </w:r>
+      <w:proofErr w:type="spellEnd"/>
+      <w:r>
+        <w:t xml:space="preserve"> / </w:t>
+      </w:r>
+      <w:proofErr w:type="spellStart"/>
+      <w:r>
+        <w:t>Could</w:t>
+      </w:r>
+      <w:proofErr w:type="spellEnd"/>
+      <w:r>
+        <w:t xml:space="preserve"> / </w:t>
+      </w:r>
+      <w:proofErr w:type="spellStart"/>
+      <w:r>
+        <w:t>Won’t</w:t>
+      </w:r>
+      <w:proofErr w:type="spellEnd"/>
       <w:r>
         <w:t>)</w:t>
       </w:r>
     </w:p>
     <w:p>
       <w:pPr>
-        <w:jc w:val="both"/>
-      </w:pPr>
-      <w:r>
-        <w:t xml:space="preserve">Requisitos explícitamente </w:t>
+        <w:numPr>
+          <w:ilvl w:val="0"/>
+          <w:numId w:val="138"/>
+        </w:numPr>
+        <w:jc w:val="both"/>
+      </w:pPr>
+      <w:r>
+        <w:t>Configuración básica</w:t>
+      </w:r>
+      <w:r>
+        <w:t xml:space="preserve"> (</w:t>
       </w:r>
       <w:r>
         <w:rPr>
           <w:b/>
           <w:bCs/>
         </w:rPr>
-        <w:t>fuera de alcance</w:t>
+        <w:t>S</w:t>
+      </w:r>
+      <w:r>
+        <w:t>)</w:t>
       </w:r>
       <w:r>
         <w:t>:</w:t>
@@ -10182,63 +11478,51 @@
     </w:p>
     <w:p>
       <w:pPr>
-        <w:jc w:val="both"/>
-      </w:pPr>
+        <w:numPr>
+          <w:ilvl w:val="1"/>
+          <w:numId w:val="138"/>
+        </w:numPr>
+        <w:jc w:val="both"/>
+      </w:pPr>
+      <w:r>
+        <w:t>Grabación automática por defecto.</w:t>
+      </w:r>
+    </w:p>
+    <w:p>
+      <w:pPr>
+        <w:numPr>
+          <w:ilvl w:val="1"/>
+          <w:numId w:val="138"/>
+        </w:numPr>
+        <w:jc w:val="both"/>
+      </w:pPr>
+      <w:r>
+        <w:t>Selección de directorio de almacenamiento de las grabaciones.</w:t>
+      </w:r>
     </w:p>
     <w:p>
       <w:pPr>
         <w:numPr>
           <w:ilvl w:val="0"/>
-          <w:numId w:val="136"/>
-        </w:numPr>
-        <w:jc w:val="both"/>
-      </w:pPr>
-      <w:r>
-        <w:t>Aunque sean técnicamente posibles.</w:t>
-      </w:r>
-    </w:p>
-    <w:p>
-      <w:pPr>
-        <w:numPr>
-          <w:ilvl w:val="0"/>
-          <w:numId w:val="136"/>
-        </w:numPr>
-        <w:jc w:val="both"/>
-      </w:pPr>
-      <w:r>
-        <w:t>Aunque aporten valor en otros contextos.</w:t>
-      </w:r>
-    </w:p>
-    <w:p>
-      <w:pPr>
-        <w:jc w:val="both"/>
-      </w:pPr>
-    </w:p>
-    <w:p>
-      <w:pPr>
-        <w:jc w:val="both"/>
-      </w:pPr>
-      <w:r>
-        <w:t xml:space="preserve">Sirven para </w:t>
+          <w:numId w:val="138"/>
+        </w:numPr>
+        <w:jc w:val="both"/>
+      </w:pPr>
+      <w:r>
+        <w:t>Cifrado de archivos</w:t>
+      </w:r>
+      <w:r>
+        <w:t xml:space="preserve"> (</w:t>
       </w:r>
       <w:r>
         <w:rPr>
           <w:b/>
           <w:bCs/>
         </w:rPr>
-        <w:t>proteger el alcance del MVP</w:t>
-      </w:r>
-      <w:r>
-        <w:t xml:space="preserve"> y evitar deriva</w:t>
-      </w:r>
-      <w:r>
-        <w:t>ciones</w:t>
-      </w:r>
-      <w:r>
-        <w:t xml:space="preserve"> funcional</w:t>
-      </w:r>
-      <w:r>
-        <w:t>es</w:t>
+        <w:t>S</w:t>
+      </w:r>
+      <w:r>
+        <w:t>)</w:t>
       </w:r>
       <w:r>
         <w:t>.</w:t>
@@ -10246,286 +11530,141 @@
     </w:p>
     <w:p>
       <w:pPr>
-        <w:jc w:val="both"/>
-      </w:pPr>
-    </w:p>
-    <w:p>
-      <w:pPr>
-        <w:pStyle w:val="Ttulo2"/>
-      </w:pPr>
-      <w:bookmarkStart w:id="37" w:name="_Alcance_del_MVP"/>
-      <w:bookmarkEnd w:id="37"/>
-      <w:r>
-        <w:t>Alcance del MVP (Minimum Viable Product)</w:t>
-      </w:r>
-    </w:p>
-    <w:p>
-      <w:pPr>
-        <w:jc w:val="both"/>
-      </w:pPr>
-      <w:r>
-        <w:t xml:space="preserve">El </w:t>
+        <w:numPr>
+          <w:ilvl w:val="0"/>
+          <w:numId w:val="138"/>
+        </w:numPr>
+        <w:jc w:val="both"/>
+      </w:pPr>
+      <w:r>
+        <w:t xml:space="preserve">Configuración </w:t>
+      </w:r>
+      <w:proofErr w:type="spellStart"/>
+      <w:r>
+        <w:t>avanzda</w:t>
+      </w:r>
+      <w:proofErr w:type="spellEnd"/>
+      <w:r>
+        <w:t xml:space="preserve"> (</w:t>
       </w:r>
       <w:r>
         <w:rPr>
           <w:b/>
           <w:bCs/>
         </w:rPr>
-        <w:t>MVP de Mexus (versión 0.1.0)</w:t>
-      </w:r>
-      <w:r>
-        <w:t xml:space="preserve"> se define como:</w:t>
-      </w:r>
-    </w:p>
-    <w:p>
-      <w:pPr>
-        <w:jc w:val="both"/>
-      </w:pPr>
-      <w:r>
-        <w:t xml:space="preserve">Una aplicación Android que permite al usuario </w:t>
+        <w:t>C</w:t>
+      </w:r>
+      <w:r>
+        <w:t>)</w:t>
+      </w:r>
+      <w:r>
+        <w:t>:</w:t>
+      </w:r>
+    </w:p>
+    <w:p>
+      <w:pPr>
+        <w:numPr>
+          <w:ilvl w:val="1"/>
+          <w:numId w:val="138"/>
+        </w:numPr>
+        <w:jc w:val="both"/>
+      </w:pPr>
+      <w:r>
+        <w:t>Automatización avanzada basada en reglas.</w:t>
+      </w:r>
+    </w:p>
+    <w:p>
+      <w:pPr>
+        <w:numPr>
+          <w:ilvl w:val="0"/>
+          <w:numId w:val="138"/>
+        </w:numPr>
+        <w:jc w:val="both"/>
+      </w:pPr>
+      <w:r>
+        <w:t>iOS</w:t>
+      </w:r>
+      <w:r>
+        <w:t xml:space="preserve"> (</w:t>
       </w:r>
       <w:r>
         <w:rPr>
           <w:b/>
           <w:bCs/>
         </w:rPr>
-        <w:t>grabar manualmente sus llamadas</w:t>
-      </w:r>
-      <w:r>
-        <w:t xml:space="preserve">, almacenarlas </w:t>
+        <w:t>C</w:t>
+      </w:r>
+      <w:r>
+        <w:t>)</w:t>
+      </w:r>
+      <w:r>
+        <w:t>.</w:t>
+      </w:r>
+    </w:p>
+    <w:p>
+      <w:pPr>
+        <w:numPr>
+          <w:ilvl w:val="0"/>
+          <w:numId w:val="138"/>
+        </w:numPr>
+        <w:jc w:val="both"/>
+      </w:pPr>
+      <w:proofErr w:type="spellStart"/>
+      <w:r>
+        <w:t>Backend</w:t>
+      </w:r>
+      <w:proofErr w:type="spellEnd"/>
+      <w:r>
+        <w:t>, usuarios, autenticación</w:t>
+      </w:r>
+      <w:r>
+        <w:t xml:space="preserve"> (</w:t>
       </w:r>
       <w:r>
         <w:rPr>
           <w:b/>
           <w:bCs/>
         </w:rPr>
-        <w:t>localmente</w:t>
-      </w:r>
-      <w:r>
-        <w:t xml:space="preserve">, y </w:t>
+        <w:t>C</w:t>
+      </w:r>
+      <w:r>
+        <w:t>)</w:t>
+      </w:r>
+      <w:r>
+        <w:t>.</w:t>
+      </w:r>
+    </w:p>
+    <w:p>
+      <w:pPr>
+        <w:numPr>
+          <w:ilvl w:val="0"/>
+          <w:numId w:val="138"/>
+        </w:numPr>
+        <w:jc w:val="both"/>
+      </w:pPr>
+      <w:r>
+        <w:t xml:space="preserve">Sincronización </w:t>
+      </w:r>
+      <w:proofErr w:type="spellStart"/>
+      <w:r>
+        <w:t>cloud</w:t>
+      </w:r>
+      <w:proofErr w:type="spellEnd"/>
+      <w:r>
+        <w:t xml:space="preserve"> (</w:t>
       </w:r>
       <w:r>
         <w:rPr>
           <w:b/>
           <w:bCs/>
         </w:rPr>
-        <w:t>reproducirlas</w:t>
-      </w:r>
-      <w:r>
-        <w:t>, manteniendo el control total del proceso, con una interfaz simple y robusta.</w:t>
-      </w:r>
-    </w:p>
-    <w:p>
-      <w:pPr>
-        <w:jc w:val="both"/>
-      </w:pPr>
-    </w:p>
-    <w:p>
-      <w:pPr>
-        <w:pStyle w:val="Ttulo3"/>
-      </w:pPr>
-      <w:r>
-        <w:t>Incluido en el MVP (M)</w:t>
-      </w:r>
-    </w:p>
-    <w:p/>
-    <w:p>
-      <w:pPr>
-        <w:numPr>
-          <w:ilvl w:val="0"/>
-          <w:numId w:val="137"/>
-        </w:numPr>
-        <w:jc w:val="both"/>
-      </w:pPr>
-      <w:r>
-        <w:t>Grabación manual Start / Stop.</w:t>
-      </w:r>
-    </w:p>
-    <w:p>
-      <w:pPr>
-        <w:numPr>
-          <w:ilvl w:val="0"/>
-          <w:numId w:val="137"/>
-        </w:numPr>
-        <w:jc w:val="both"/>
-      </w:pPr>
-      <w:r>
-        <w:t>Almacenamiento local de grabaciones.</w:t>
-      </w:r>
-    </w:p>
-    <w:p>
-      <w:pPr>
-        <w:numPr>
-          <w:ilvl w:val="0"/>
-          <w:numId w:val="137"/>
-        </w:numPr>
-        <w:jc w:val="both"/>
-      </w:pPr>
-      <w:r>
-        <w:t>Listado de grabaciones.</w:t>
-      </w:r>
-    </w:p>
-    <w:p>
-      <w:pPr>
-        <w:numPr>
-          <w:ilvl w:val="0"/>
-          <w:numId w:val="137"/>
-        </w:numPr>
-        <w:jc w:val="both"/>
-      </w:pPr>
-      <w:r>
-        <w:t>Reproducción de grabaciones.</w:t>
-      </w:r>
-    </w:p>
-    <w:p>
-      <w:pPr>
-        <w:numPr>
-          <w:ilvl w:val="0"/>
-          <w:numId w:val="137"/>
-        </w:numPr>
-        <w:jc w:val="both"/>
-      </w:pPr>
-      <w:r>
-        <w:t>Metadatos mínimos:</w:t>
-      </w:r>
-    </w:p>
-    <w:p>
-      <w:pPr>
-        <w:numPr>
-          <w:ilvl w:val="1"/>
-          <w:numId w:val="137"/>
-        </w:numPr>
-        <w:tabs>
-          <w:tab w:val="num" w:pos="1440"/>
-        </w:tabs>
-        <w:jc w:val="both"/>
-      </w:pPr>
-      <w:r>
-        <w:t>Fecha/hora</w:t>
-      </w:r>
-    </w:p>
-    <w:p>
-      <w:pPr>
-        <w:numPr>
-          <w:ilvl w:val="1"/>
-          <w:numId w:val="137"/>
-        </w:numPr>
-        <w:tabs>
-          <w:tab w:val="num" w:pos="1440"/>
-        </w:tabs>
-        <w:jc w:val="both"/>
-      </w:pPr>
-      <w:r>
-        <w:t>Duración</w:t>
-      </w:r>
-    </w:p>
-    <w:p>
-      <w:pPr>
-        <w:numPr>
-          <w:ilvl w:val="1"/>
-          <w:numId w:val="137"/>
-        </w:numPr>
-        <w:tabs>
-          <w:tab w:val="num" w:pos="1440"/>
-        </w:tabs>
-        <w:jc w:val="both"/>
-      </w:pPr>
-      <w:r>
-        <w:t>Tipo de llamada</w:t>
-      </w:r>
-    </w:p>
-    <w:p>
-      <w:pPr>
-        <w:numPr>
-          <w:ilvl w:val="1"/>
-          <w:numId w:val="137"/>
-        </w:numPr>
-        <w:tabs>
-          <w:tab w:val="num" w:pos="1440"/>
-        </w:tabs>
-        <w:jc w:val="both"/>
-      </w:pPr>
-      <w:r>
-        <w:t>Número de teléfono</w:t>
-      </w:r>
-    </w:p>
-    <w:p>
-      <w:pPr>
-        <w:numPr>
-          <w:ilvl w:val="0"/>
-          <w:numId w:val="137"/>
-        </w:numPr>
-        <w:jc w:val="both"/>
-      </w:pPr>
-      <w:r>
-        <w:t>Configuración básica:</w:t>
-      </w:r>
-    </w:p>
-    <w:p>
-      <w:pPr>
-        <w:numPr>
-          <w:ilvl w:val="1"/>
-          <w:numId w:val="137"/>
-        </w:numPr>
-        <w:tabs>
-          <w:tab w:val="num" w:pos="1440"/>
-        </w:tabs>
-        <w:jc w:val="both"/>
-      </w:pPr>
-      <w:r>
-        <w:t>Tipo de llamadas a grabar (entrantes, salientes, ambas).</w:t>
-      </w:r>
-    </w:p>
-    <w:p>
-      <w:pPr>
-        <w:numPr>
-          <w:ilvl w:val="1"/>
-          <w:numId w:val="137"/>
-        </w:numPr>
-        <w:tabs>
-          <w:tab w:val="num" w:pos="1440"/>
-        </w:tabs>
-        <w:jc w:val="both"/>
-      </w:pPr>
-      <w:r>
-        <w:t>Modo manual por defecto.</w:t>
-      </w:r>
-    </w:p>
-    <w:p>
-      <w:pPr>
-        <w:numPr>
-          <w:ilvl w:val="0"/>
-          <w:numId w:val="137"/>
-        </w:numPr>
-        <w:jc w:val="both"/>
-      </w:pPr>
-      <w:r>
-        <w:t>Compatibilidad Android 10+.</w:t>
-      </w:r>
-    </w:p>
-    <w:p>
-      <w:pPr>
-        <w:numPr>
-          <w:ilvl w:val="0"/>
-          <w:numId w:val="137"/>
-        </w:numPr>
-        <w:jc w:val="both"/>
-      </w:pPr>
-      <w:r>
-        <w:t>Robustez y gestión de errores básicos.</w:t>
-      </w:r>
-    </w:p>
-    <w:p>
-      <w:pPr>
-        <w:jc w:val="both"/>
-      </w:pPr>
-    </w:p>
-    <w:p>
-      <w:pPr>
-        <w:pStyle w:val="Ttulo3"/>
-      </w:pPr>
-      <w:r>
-        <w:t>Excluido del MVP (Should / Could / Won’t)</w:t>
+        <w:t>C</w:t>
+      </w:r>
+      <w:r>
+        <w:t>)</w:t>
+      </w:r>
+      <w:r>
+        <w:t>.</w:t>
       </w:r>
     </w:p>
     <w:p>
@@ -10537,211 +11676,15 @@
         <w:jc w:val="both"/>
       </w:pPr>
       <w:r>
-        <w:t>Configuración básica</w:t>
-      </w:r>
-      <w:r>
-        <w:t xml:space="preserve"> (</w:t>
-      </w:r>
-      <w:r>
-        <w:rPr>
-          <w:b/>
-          <w:bCs/>
-        </w:rPr>
-        <w:t>S</w:t>
-      </w:r>
-      <w:r>
-        <w:t>)</w:t>
-      </w:r>
-      <w:r>
-        <w:t>:</w:t>
-      </w:r>
-    </w:p>
-    <w:p>
-      <w:pPr>
-        <w:numPr>
-          <w:ilvl w:val="1"/>
-          <w:numId w:val="138"/>
-        </w:numPr>
-        <w:jc w:val="both"/>
-      </w:pPr>
-      <w:r>
-        <w:t>Grabación automática por defecto.</w:t>
-      </w:r>
-    </w:p>
-    <w:p>
-      <w:pPr>
-        <w:numPr>
-          <w:ilvl w:val="1"/>
-          <w:numId w:val="138"/>
-        </w:numPr>
-        <w:jc w:val="both"/>
-      </w:pPr>
-      <w:r>
-        <w:t>Selección de directorio de almacenamiento de las grabaciones.</w:t>
-      </w:r>
-    </w:p>
-    <w:p>
-      <w:pPr>
-        <w:numPr>
-          <w:ilvl w:val="0"/>
-          <w:numId w:val="138"/>
-        </w:numPr>
-        <w:jc w:val="both"/>
-      </w:pPr>
-      <w:r>
-        <w:t>Cifrado de archivos</w:t>
-      </w:r>
-      <w:r>
-        <w:t xml:space="preserve"> (</w:t>
-      </w:r>
-      <w:r>
-        <w:rPr>
-          <w:b/>
-          <w:bCs/>
-        </w:rPr>
-        <w:t>S</w:t>
-      </w:r>
-      <w:r>
-        <w:t>)</w:t>
-      </w:r>
-      <w:r>
-        <w:t>.</w:t>
-      </w:r>
-    </w:p>
-    <w:p>
-      <w:pPr>
-        <w:numPr>
-          <w:ilvl w:val="0"/>
-          <w:numId w:val="138"/>
-        </w:numPr>
-        <w:jc w:val="both"/>
-      </w:pPr>
-      <w:r>
-        <w:t xml:space="preserve">Configuración </w:t>
-      </w:r>
-      <w:r>
-        <w:t>avanzda (</w:t>
-      </w:r>
-      <w:r>
-        <w:rPr>
-          <w:b/>
-          <w:bCs/>
-        </w:rPr>
-        <w:t>C</w:t>
-      </w:r>
-      <w:r>
-        <w:t>)</w:t>
-      </w:r>
-      <w:r>
-        <w:t>:</w:t>
-      </w:r>
-    </w:p>
-    <w:p>
-      <w:pPr>
-        <w:numPr>
-          <w:ilvl w:val="1"/>
-          <w:numId w:val="138"/>
-        </w:numPr>
-        <w:jc w:val="both"/>
-      </w:pPr>
-      <w:r>
-        <w:t>Automatización avanzada basada en reglas.</w:t>
-      </w:r>
-    </w:p>
-    <w:p>
-      <w:pPr>
-        <w:numPr>
-          <w:ilvl w:val="0"/>
-          <w:numId w:val="138"/>
-        </w:numPr>
-        <w:jc w:val="both"/>
-      </w:pPr>
-      <w:r>
-        <w:t>iOS</w:t>
-      </w:r>
-      <w:r>
-        <w:t xml:space="preserve"> (</w:t>
-      </w:r>
-      <w:r>
-        <w:rPr>
-          <w:b/>
-          <w:bCs/>
-        </w:rPr>
-        <w:t>C</w:t>
-      </w:r>
-      <w:r>
-        <w:t>)</w:t>
-      </w:r>
-      <w:r>
-        <w:t>.</w:t>
-      </w:r>
-    </w:p>
-    <w:p>
-      <w:pPr>
-        <w:numPr>
-          <w:ilvl w:val="0"/>
-          <w:numId w:val="138"/>
-        </w:numPr>
-        <w:jc w:val="both"/>
-      </w:pPr>
-      <w:r>
-        <w:t>Backend, usuarios, autenticación</w:t>
-      </w:r>
-      <w:r>
-        <w:t xml:space="preserve"> (</w:t>
-      </w:r>
-      <w:r>
-        <w:rPr>
-          <w:b/>
-          <w:bCs/>
-        </w:rPr>
-        <w:t>C</w:t>
-      </w:r>
-      <w:r>
-        <w:t>)</w:t>
-      </w:r>
-      <w:r>
-        <w:t>.</w:t>
-      </w:r>
-    </w:p>
-    <w:p>
-      <w:pPr>
-        <w:numPr>
-          <w:ilvl w:val="0"/>
-          <w:numId w:val="138"/>
-        </w:numPr>
-        <w:jc w:val="both"/>
-      </w:pPr>
-      <w:r>
-        <w:t>Sincronización cloud</w:t>
-      </w:r>
-      <w:r>
-        <w:t xml:space="preserve"> (</w:t>
-      </w:r>
-      <w:r>
-        <w:rPr>
-          <w:b/>
-          <w:bCs/>
-        </w:rPr>
-        <w:t>C</w:t>
-      </w:r>
-      <w:r>
-        <w:t>)</w:t>
-      </w:r>
-      <w:r>
-        <w:t>.</w:t>
-      </w:r>
-    </w:p>
-    <w:p>
-      <w:pPr>
-        <w:numPr>
-          <w:ilvl w:val="0"/>
-          <w:numId w:val="138"/>
-        </w:numPr>
-        <w:jc w:val="both"/>
-      </w:pPr>
-      <w:r>
-        <w:t>Publicación en stores oficiales</w:t>
+        <w:t xml:space="preserve">Publicación en </w:t>
+      </w:r>
+      <w:proofErr w:type="spellStart"/>
+      <w:r>
+        <w:t>stores</w:t>
+      </w:r>
+      <w:proofErr w:type="spellEnd"/>
+      <w:r>
+        <w:t xml:space="preserve"> oficiales</w:t>
       </w:r>
       <w:r>
         <w:t xml:space="preserve"> (</w:t>
@@ -11053,7 +11996,6 @@
       <w:bookmarkStart w:id="38" w:name="_Relación_MoSCoW_↔"/>
       <w:bookmarkEnd w:id="38"/>
       <w:r>
-        <w:lastRenderedPageBreak/>
         <w:t xml:space="preserve">Relación </w:t>
       </w:r>
       <w:r>
@@ -11079,6 +12021,7 @@
         <w:t xml:space="preserve"> evolución del producto</w:t>
       </w:r>
     </w:p>
+    <w:p/>
     <w:p>
       <w:pPr>
         <w:jc w:val="both"/>
@@ -11149,7 +12092,15 @@
         <w:jc w:val="both"/>
       </w:pPr>
       <w:r>
-        <w:t>Evitar creep funcional.</w:t>
+        <w:t xml:space="preserve">Evitar </w:t>
+      </w:r>
+      <w:proofErr w:type="spellStart"/>
+      <w:r>
+        <w:t>creep</w:t>
+      </w:r>
+      <w:proofErr w:type="spellEnd"/>
+      <w:r>
+        <w:t xml:space="preserve"> funcional.</w:t>
       </w:r>
     </w:p>
     <w:p>
@@ -11231,6 +12182,11 @@
       <w:pPr>
         <w:jc w:val="both"/>
       </w:pPr>
+    </w:p>
+    <w:p>
+      <w:pPr>
+        <w:jc w:val="both"/>
+      </w:pPr>
       <w:r>
         <w:t xml:space="preserve">Los requisitos funcionales se identifican mediante el prefijo </w:t>
       </w:r>
@@ -11247,11 +12203,6 @@
     </w:p>
     <w:p>
       <w:pPr>
-        <w:jc w:val="both"/>
-      </w:pPr>
-    </w:p>
-    <w:p>
-      <w:pPr>
         <w:numPr>
           <w:ilvl w:val="0"/>
           <w:numId w:val="140"/>
@@ -11268,13 +12219,47 @@
       <w:r>
         <w:t xml:space="preserve"> = </w:t>
       </w:r>
+      <w:proofErr w:type="spellStart"/>
       <w:r>
         <w:rPr>
           <w:i/>
           <w:iCs/>
         </w:rPr>
-        <w:t>Internal Functional Requirement</w:t>
-      </w:r>
+        <w:t>Internal</w:t>
+      </w:r>
+      <w:proofErr w:type="spellEnd"/>
+      <w:r>
+        <w:rPr>
+          <w:i/>
+          <w:iCs/>
+        </w:rPr>
+        <w:t xml:space="preserve"> </w:t>
+      </w:r>
+      <w:proofErr w:type="spellStart"/>
+      <w:r>
+        <w:rPr>
+          <w:i/>
+          <w:iCs/>
+        </w:rPr>
+        <w:t>Functional</w:t>
+      </w:r>
+      <w:proofErr w:type="spellEnd"/>
+      <w:r>
+        <w:rPr>
+          <w:i/>
+          <w:iCs/>
+        </w:rPr>
+        <w:t xml:space="preserve"> </w:t>
+      </w:r>
+      <w:proofErr w:type="spellStart"/>
+      <w:r>
+        <w:rPr>
+          <w:i/>
+          <w:iCs/>
+        </w:rPr>
+        <w:t>Requirement</w:t>
+      </w:r>
+      <w:proofErr w:type="spellEnd"/>
     </w:p>
     <w:p>
       <w:pPr>
@@ -11307,11 +12292,6 @@
       <w:r>
         <w:t>Cada requisito incluye:</w:t>
       </w:r>
-    </w:p>
-    <w:p>
-      <w:pPr>
-        <w:jc w:val="both"/>
-      </w:pPr>
     </w:p>
     <w:p>
       <w:pPr>
@@ -11389,11 +12369,29 @@
     </w:p>
     <w:p>
       <w:pPr>
-        <w:pStyle w:val="Ttulo2"/>
+        <w:spacing w:after="200" w:line="276" w:lineRule="auto"/>
+        <w:contextualSpacing w:val="0"/>
+        <w:rPr>
+          <w:rFonts w:ascii="Calibri Light" w:eastAsiaTheme="majorEastAsia" w:hAnsi="Calibri Light" w:cstheme="majorBidi"/>
+          <w:bCs/>
+          <w:color w:val="242D5B"/>
+          <w:sz w:val="36"/>
+          <w:szCs w:val="26"/>
+          <w:u w:val="single"/>
+        </w:rPr>
       </w:pPr>
       <w:bookmarkStart w:id="40" w:name="_Gestión_de_grabación"/>
       <w:bookmarkEnd w:id="40"/>
       <w:r>
+        <w:br w:type="page"/>
+      </w:r>
+    </w:p>
+    <w:p>
+      <w:pPr>
+        <w:pStyle w:val="Ttulo2"/>
+      </w:pPr>
+      <w:r>
+        <w:lastRenderedPageBreak/>
         <w:t>Gestión de grabación de llamadas</w:t>
       </w:r>
     </w:p>
@@ -11458,8 +12456,13 @@
         <w:t>M</w:t>
       </w:r>
       <w:r>
-        <w:t>)ust</w:t>
-      </w:r>
+        <w:t>)</w:t>
+      </w:r>
+      <w:proofErr w:type="spellStart"/>
+      <w:r>
+        <w:t>ust</w:t>
+      </w:r>
+      <w:proofErr w:type="spellEnd"/>
     </w:p>
     <w:p>
       <w:pPr>
@@ -11573,7 +12576,15 @@
         </w:r>
       </w:hyperlink>
       <w:r>
-        <w:t xml:space="preserve"> (plugin Recorder funcional).</w:t>
+        <w:t xml:space="preserve"> (plugin </w:t>
+      </w:r>
+      <w:proofErr w:type="spellStart"/>
+      <w:r>
+        <w:t>Recorder</w:t>
+      </w:r>
+      <w:proofErr w:type="spellEnd"/>
+      <w:r>
+        <w:t xml:space="preserve"> funcional).</w:t>
       </w:r>
     </w:p>
     <w:p>
@@ -11641,7 +12652,15 @@
         </w:r>
       </w:hyperlink>
       <w:r>
-        <w:t xml:space="preserve"> (logging para errores de </w:t>
+        <w:t xml:space="preserve"> (</w:t>
+      </w:r>
+      <w:proofErr w:type="spellStart"/>
+      <w:r>
+        <w:t>logging</w:t>
+      </w:r>
+      <w:proofErr w:type="spellEnd"/>
+      <w:r>
+        <w:t xml:space="preserve"> para errores de </w:t>
       </w:r>
       <w:r>
         <w:t>configuración</w:t>
@@ -11701,6 +12720,7 @@
       <w:r>
         <w:t xml:space="preserve">Durante una llamada activa, la UI de </w:t>
       </w:r>
+      <w:proofErr w:type="spellStart"/>
       <w:r>
         <w:rPr>
           <w:b/>
@@ -11708,6 +12728,7 @@
         </w:rPr>
         <w:t>Mexus</w:t>
       </w:r>
+      <w:proofErr w:type="spellEnd"/>
       <w:r>
         <w:t xml:space="preserve"> debe mostrar un control (botón) que indique el estado actual: “</w:t>
       </w:r>
@@ -11951,8 +12972,13 @@
         <w:t>M</w:t>
       </w:r>
       <w:r>
-        <w:t>)ust</w:t>
-      </w:r>
+        <w:t>)</w:t>
+      </w:r>
+      <w:proofErr w:type="spellStart"/>
+      <w:r>
+        <w:t>ust</w:t>
+      </w:r>
+      <w:proofErr w:type="spellEnd"/>
     </w:p>
     <w:p>
       <w:pPr>
@@ -12052,7 +13078,15 @@
         </w:r>
       </w:hyperlink>
       <w:r>
-        <w:t xml:space="preserve"> (plugin Recorder funcional)</w:t>
+        <w:t xml:space="preserve"> (plugin </w:t>
+      </w:r>
+      <w:proofErr w:type="spellStart"/>
+      <w:r>
+        <w:t>Recorder</w:t>
+      </w:r>
+      <w:proofErr w:type="spellEnd"/>
+      <w:r>
+        <w:t xml:space="preserve"> funcional)</w:t>
       </w:r>
       <w:r>
         <w:t>.</w:t>
@@ -12107,7 +13141,15 @@
         </w:r>
       </w:hyperlink>
       <w:r>
-        <w:t xml:space="preserve"> (logging para errores de </w:t>
+        <w:t xml:space="preserve"> (</w:t>
+      </w:r>
+      <w:proofErr w:type="spellStart"/>
+      <w:r>
+        <w:t>logging</w:t>
+      </w:r>
+      <w:proofErr w:type="spellEnd"/>
+      <w:r>
+        <w:t xml:space="preserve"> para errores de </w:t>
       </w:r>
       <w:r>
         <w:t>configuración</w:t>
@@ -12233,8 +13275,13 @@
         <w:t>M</w:t>
       </w:r>
       <w:r>
-        <w:t>)ust</w:t>
-      </w:r>
+        <w:t>)</w:t>
+      </w:r>
+      <w:proofErr w:type="spellStart"/>
+      <w:r>
+        <w:t>ust</w:t>
+      </w:r>
+      <w:proofErr w:type="spellEnd"/>
     </w:p>
     <w:p>
       <w:pPr>
@@ -12352,6 +13399,7 @@
           <w:b/>
           <w:bCs/>
         </w:rPr>
+        <w:lastRenderedPageBreak/>
         <w:t>Dependencias</w:t>
       </w:r>
     </w:p>
@@ -12375,7 +13423,15 @@
         </w:r>
       </w:hyperlink>
       <w:r>
-        <w:t xml:space="preserve"> (plugin Recorder funcional)</w:t>
+        <w:t xml:space="preserve"> (plugin </w:t>
+      </w:r>
+      <w:proofErr w:type="spellStart"/>
+      <w:r>
+        <w:t>Recorder</w:t>
+      </w:r>
+      <w:proofErr w:type="spellEnd"/>
+      <w:r>
+        <w:t xml:space="preserve"> funcional)</w:t>
       </w:r>
       <w:r>
         <w:t>.</w:t>
@@ -12430,7 +13486,15 @@
         </w:r>
       </w:hyperlink>
       <w:r>
-        <w:t xml:space="preserve"> (logging para errores de </w:t>
+        <w:t xml:space="preserve"> (</w:t>
+      </w:r>
+      <w:proofErr w:type="spellStart"/>
+      <w:r>
+        <w:t>logging</w:t>
+      </w:r>
+      <w:proofErr w:type="spellEnd"/>
+      <w:r>
+        <w:t xml:space="preserve"> para errores de </w:t>
       </w:r>
       <w:r>
         <w:t>configuración</w:t>
@@ -12542,7 +13606,15 @@
         <w:t>04</w:t>
       </w:r>
       <w:r>
-        <w:t xml:space="preserve"> Plugins separados para estado de llamada y grabación</w:t>
+        <w:t xml:space="preserve"> </w:t>
+      </w:r>
+      <w:proofErr w:type="spellStart"/>
+      <w:r>
+        <w:t>Plugins</w:t>
+      </w:r>
+      <w:proofErr w:type="spellEnd"/>
+      <w:r>
+        <w:t xml:space="preserve"> separados para estado de llamada y grabación</w:t>
       </w:r>
     </w:p>
     <w:p>
@@ -12566,7 +13638,15 @@
       </w:r>
       <w:r>
         <w:br/>
-        <w:t>La integración nativa debe realizarse mediante al menos dos plugins de Capacitor separados:</w:t>
+        <w:t xml:space="preserve">La integración nativa debe realizarse mediante al menos dos </w:t>
+      </w:r>
+      <w:proofErr w:type="spellStart"/>
+      <w:r>
+        <w:t>plugins</w:t>
+      </w:r>
+      <w:proofErr w:type="spellEnd"/>
+      <w:r>
+        <w:t xml:space="preserve"> de Capacitor separados:</w:t>
       </w:r>
     </w:p>
     <w:p>
@@ -12578,6 +13658,7 @@
         </w:numPr>
         <w:jc w:val="both"/>
       </w:pPr>
+      <w:proofErr w:type="spellStart"/>
       <w:r>
         <w:rPr>
           <w:i/>
@@ -12585,6 +13666,7 @@
         </w:rPr>
         <w:t>CallState</w:t>
       </w:r>
+      <w:proofErr w:type="spellEnd"/>
       <w:r>
         <w:t>: detección y notificación de estado de llamadas.</w:t>
       </w:r>
@@ -12598,6 +13680,7 @@
         </w:numPr>
         <w:jc w:val="both"/>
       </w:pPr>
+      <w:proofErr w:type="spellStart"/>
       <w:r>
         <w:rPr>
           <w:i/>
@@ -12605,6 +13688,7 @@
         </w:rPr>
         <w:t>Recorder</w:t>
       </w:r>
+      <w:proofErr w:type="spellEnd"/>
       <w:r>
         <w:t>: inicio/parada de grabación y gestión de ficheros de audio.</w:t>
       </w:r>
@@ -12666,30 +13750,54 @@
         <w:r>
           <w:rPr>
             <w:rStyle w:val="Hipervnculo"/>
+            <w:i/>
+            <w:iCs/>
           </w:rPr>
           <w:t>IF</w:t>
         </w:r>
         <w:r>
           <w:rPr>
             <w:rStyle w:val="Hipervnculo"/>
+            <w:i/>
+            <w:iCs/>
           </w:rPr>
           <w:t>R</w:t>
         </w:r>
         <w:r>
           <w:rPr>
             <w:rStyle w:val="Hipervnculo"/>
+            <w:i/>
+            <w:iCs/>
           </w:rPr>
           <w:t>_1</w:t>
         </w:r>
         <w:r>
           <w:rPr>
             <w:rStyle w:val="Hipervnculo"/>
+            <w:i/>
+            <w:iCs/>
           </w:rPr>
           <w:t>3</w:t>
         </w:r>
       </w:hyperlink>
       <w:r>
-        <w:t xml:space="preserve"> (logging básico para depurar plugins).</w:t>
+        <w:t xml:space="preserve"> (</w:t>
+      </w:r>
+      <w:proofErr w:type="spellStart"/>
+      <w:r>
+        <w:t>logging</w:t>
+      </w:r>
+      <w:proofErr w:type="spellEnd"/>
+      <w:r>
+        <w:t xml:space="preserve"> básico para depurar </w:t>
+      </w:r>
+      <w:proofErr w:type="spellStart"/>
+      <w:r>
+        <w:t>plugins</w:t>
+      </w:r>
+      <w:proofErr w:type="spellEnd"/>
+      <w:r>
+        <w:t>).</w:t>
       </w:r>
     </w:p>
     <w:p>
@@ -12723,7 +13831,15 @@
         <w:jc w:val="both"/>
       </w:pPr>
       <w:r>
-        <w:t>Debe existir un plugin nativo para CallState que:</w:t>
+        <w:t>Debe existir un plugin nativo para </w:t>
+      </w:r>
+      <w:proofErr w:type="spellStart"/>
+      <w:r>
+        <w:t>CallState</w:t>
+      </w:r>
+      <w:proofErr w:type="spellEnd"/>
+      <w:r>
+        <w:t> que:</w:t>
       </w:r>
     </w:p>
     <w:p>
@@ -12762,7 +13878,15 @@
         <w:jc w:val="both"/>
       </w:pPr>
       <w:r>
-        <w:t>Debe existir un plugin nativo para Recorder que:</w:t>
+        <w:t>Debe existir un plugin nativo para </w:t>
+      </w:r>
+      <w:proofErr w:type="spellStart"/>
+      <w:r>
+        <w:t>Recorder</w:t>
+      </w:r>
+      <w:proofErr w:type="spellEnd"/>
+      <w:r>
+        <w:t> que:</w:t>
       </w:r>
     </w:p>
     <w:p>
@@ -12801,8 +13925,23 @@
         <w:jc w:val="both"/>
       </w:pPr>
       <w:r>
-        <w:lastRenderedPageBreak/>
-        <w:t>La capa Angular no debe acceder directamente a APIs nativas de llamadas o grabación, sino únicamente a través de estos plugins.</w:t>
+        <w:t xml:space="preserve">La capa Angular no debe acceder directamente a </w:t>
+      </w:r>
+      <w:proofErr w:type="spellStart"/>
+      <w:r>
+        <w:t>APIs</w:t>
+      </w:r>
+      <w:proofErr w:type="spellEnd"/>
+      <w:r>
+        <w:t xml:space="preserve"> nativas de llamadas o grabación, sino únicamente a través de estos </w:t>
+      </w:r>
+      <w:proofErr w:type="spellStart"/>
+      <w:r>
+        <w:t>plugins</w:t>
+      </w:r>
+      <w:proofErr w:type="spellEnd"/>
+      <w:r>
+        <w:t>.</w:t>
       </w:r>
     </w:p>
     <w:p>
@@ -12874,8 +14013,13 @@
         <w:t>M</w:t>
       </w:r>
       <w:r>
-        <w:t>)ust</w:t>
-      </w:r>
+        <w:t>)</w:t>
+      </w:r>
+      <w:proofErr w:type="spellStart"/>
+      <w:r>
+        <w:t>ust</w:t>
+      </w:r>
+      <w:proofErr w:type="spellEnd"/>
     </w:p>
     <w:p>
       <w:pPr>
@@ -12963,7 +14107,15 @@
         </w:r>
       </w:hyperlink>
       <w:r>
-        <w:t xml:space="preserve"> (plugin Recorder funcional)</w:t>
+        <w:t xml:space="preserve"> (plugin </w:t>
+      </w:r>
+      <w:proofErr w:type="spellStart"/>
+      <w:r>
+        <w:t>Recorder</w:t>
+      </w:r>
+      <w:proofErr w:type="spellEnd"/>
+      <w:r>
+        <w:t xml:space="preserve"> funcional)</w:t>
       </w:r>
       <w:r>
         <w:t>.</w:t>
@@ -13018,7 +14170,15 @@
         </w:r>
       </w:hyperlink>
       <w:r>
-        <w:t xml:space="preserve"> (logging para errores de </w:t>
+        <w:t xml:space="preserve"> (</w:t>
+      </w:r>
+      <w:proofErr w:type="spellStart"/>
+      <w:r>
+        <w:t>logging</w:t>
+      </w:r>
+      <w:proofErr w:type="spellEnd"/>
+      <w:r>
+        <w:t xml:space="preserve"> para errores de </w:t>
       </w:r>
       <w:r>
         <w:t>configuración</w:t>
@@ -13098,11 +14258,28 @@
     </w:p>
     <w:p>
       <w:pPr>
-        <w:pStyle w:val="Ttulo3"/>
+        <w:spacing w:after="200" w:line="276" w:lineRule="auto"/>
+        <w:contextualSpacing w:val="0"/>
+        <w:rPr>
+          <w:rFonts w:ascii="Calibri" w:eastAsiaTheme="majorEastAsia" w:hAnsi="Calibri" w:cstheme="majorBidi"/>
+          <w:b/>
+          <w:color w:val="242D5B"/>
+          <w:sz w:val="24"/>
+          <w:szCs w:val="24"/>
+        </w:rPr>
       </w:pPr>
       <w:bookmarkStart w:id="46" w:name="_IFR_06_Formato_de"/>
       <w:bookmarkEnd w:id="46"/>
       <w:r>
+        <w:br w:type="page"/>
+      </w:r>
+    </w:p>
+    <w:p>
+      <w:pPr>
+        <w:pStyle w:val="Ttulo3"/>
+      </w:pPr>
+      <w:r>
+        <w:lastRenderedPageBreak/>
         <w:t>IFR</w:t>
       </w:r>
       <w:r>
@@ -13160,8 +14337,13 @@
         <w:t>M</w:t>
       </w:r>
       <w:r>
-        <w:t>)ust</w:t>
-      </w:r>
+        <w:t>)</w:t>
+      </w:r>
+      <w:proofErr w:type="spellStart"/>
+      <w:r>
+        <w:t>ust</w:t>
+      </w:r>
+      <w:proofErr w:type="spellEnd"/>
     </w:p>
     <w:p>
       <w:pPr>
@@ -13227,43 +14409,6 @@
           <w:bCs/>
         </w:rPr>
         <w:t>Dependencias</w:t>
-      </w:r>
-    </w:p>
-    <w:p>
-      <w:pPr>
-        <w:numPr>
-          <w:ilvl w:val="1"/>
-          <w:numId w:val="172"/>
-        </w:numPr>
-        <w:ind w:left="714" w:hanging="357"/>
-        <w:jc w:val="both"/>
-        <w:rPr>
-          <w:rFonts w:eastAsiaTheme="minorHAnsi"/>
-          <w:i/>
-          <w:iCs/>
-        </w:rPr>
-      </w:pPr>
-      <w:r>
-        <w:rPr>
-          <w:rFonts w:eastAsiaTheme="minorHAnsi"/>
-          <w:i/>
-          <w:iCs/>
-        </w:rPr>
-        <w:t>IFR</w:t>
-      </w:r>
-      <w:r>
-        <w:rPr>
-          <w:rFonts w:eastAsiaTheme="minorHAnsi"/>
-          <w:i/>
-          <w:iCs/>
-        </w:rPr>
-        <w:t>_01</w:t>
-      </w:r>
-      <w:r>
-        <w:rPr>
-          <w:rFonts w:eastAsiaTheme="minorHAnsi"/>
-        </w:rPr>
-        <w:t xml:space="preserve"> (para determinar tipo de llamada).</w:t>
       </w:r>
     </w:p>
     <w:p>
@@ -13297,7 +14442,21 @@
         <w:rPr>
           <w:rFonts w:eastAsiaTheme="minorHAnsi"/>
         </w:rPr>
-        <w:t>(plugin CallState para obtener tipo y número)</w:t>
+        <w:t xml:space="preserve">(plugin </w:t>
+      </w:r>
+      <w:proofErr w:type="spellStart"/>
+      <w:r>
+        <w:rPr>
+          <w:rFonts w:eastAsiaTheme="minorHAnsi"/>
+        </w:rPr>
+        <w:t>CallState</w:t>
+      </w:r>
+      <w:proofErr w:type="spellEnd"/>
+      <w:r>
+        <w:rPr>
+          <w:rFonts w:eastAsiaTheme="minorHAnsi"/>
+        </w:rPr>
+        <w:t xml:space="preserve"> para obtener tipo y número)</w:t>
       </w:r>
       <w:r>
         <w:rPr>
@@ -13360,7 +14519,15 @@
         </w:r>
       </w:hyperlink>
       <w:r>
-        <w:t xml:space="preserve"> (logging para errores de </w:t>
+        <w:t xml:space="preserve"> (</w:t>
+      </w:r>
+      <w:proofErr w:type="spellStart"/>
+      <w:r>
+        <w:t>logging</w:t>
+      </w:r>
+      <w:proofErr w:type="spellEnd"/>
+      <w:r>
+        <w:t xml:space="preserve"> para errores de </w:t>
       </w:r>
       <w:r>
         <w:t>configuración</w:t>
@@ -13489,8 +14656,13 @@
         <w:t>M</w:t>
       </w:r>
       <w:r>
-        <w:t>)ust</w:t>
-      </w:r>
+        <w:t>)</w:t>
+      </w:r>
+      <w:proofErr w:type="spellStart"/>
+      <w:r>
+        <w:t>ust</w:t>
+      </w:r>
+      <w:proofErr w:type="spellEnd"/>
     </w:p>
     <w:p>
       <w:pPr>
@@ -13611,43 +14783,6 @@
           <w:bCs/>
         </w:rPr>
         <w:t>Dependencias</w:t>
-      </w:r>
-    </w:p>
-    <w:p>
-      <w:pPr>
-        <w:numPr>
-          <w:ilvl w:val="1"/>
-          <w:numId w:val="172"/>
-        </w:numPr>
-        <w:ind w:left="714" w:hanging="357"/>
-        <w:jc w:val="both"/>
-        <w:rPr>
-          <w:rFonts w:eastAsiaTheme="minorHAnsi"/>
-          <w:i/>
-          <w:iCs/>
-        </w:rPr>
-      </w:pPr>
-      <w:r>
-        <w:rPr>
-          <w:rFonts w:eastAsiaTheme="minorHAnsi"/>
-          <w:i/>
-          <w:iCs/>
-        </w:rPr>
-        <w:t>IFR</w:t>
-      </w:r>
-      <w:r>
-        <w:rPr>
-          <w:rFonts w:eastAsiaTheme="minorHAnsi"/>
-          <w:i/>
-          <w:iCs/>
-        </w:rPr>
-        <w:t>_01</w:t>
-      </w:r>
-      <w:r>
-        <w:rPr>
-          <w:rFonts w:eastAsiaTheme="minorHAnsi"/>
-        </w:rPr>
-        <w:t xml:space="preserve"> (para determinar tipo de llamada).</w:t>
       </w:r>
     </w:p>
     <w:p>
@@ -13681,7 +14816,45 @@
         <w:rPr>
           <w:rFonts w:eastAsiaTheme="minorHAnsi"/>
         </w:rPr>
-        <w:t>(plugin CallState para obtener tipo y número)</w:t>
+        <w:t xml:space="preserve">(plugin </w:t>
+      </w:r>
+      <w:proofErr w:type="spellStart"/>
+      <w:r>
+        <w:rPr>
+          <w:rFonts w:eastAsiaTheme="minorHAnsi"/>
+        </w:rPr>
+        <w:t>CallState</w:t>
+      </w:r>
+      <w:proofErr w:type="spellEnd"/>
+      <w:r>
+        <w:rPr>
+          <w:rFonts w:eastAsiaTheme="minorHAnsi"/>
+        </w:rPr>
+        <w:t xml:space="preserve"> </w:t>
+      </w:r>
+      <w:r>
+        <w:rPr>
+          <w:rFonts w:eastAsiaTheme="minorHAnsi"/>
+        </w:rPr>
+        <w:t>determinar tipo de llamada</w:t>
+      </w:r>
+      <w:r>
+        <w:rPr>
+          <w:rFonts w:eastAsiaTheme="minorHAnsi"/>
+        </w:rPr>
+        <w:t xml:space="preserve"> </w:t>
+      </w:r>
+      <w:r>
+        <w:rPr>
+          <w:rFonts w:eastAsiaTheme="minorHAnsi"/>
+        </w:rPr>
+        <w:t>y</w:t>
+      </w:r>
+      <w:r>
+        <w:rPr>
+          <w:rFonts w:eastAsiaTheme="minorHAnsi"/>
+        </w:rPr>
+        <w:t xml:space="preserve"> obtener tipo y número)</w:t>
       </w:r>
       <w:r>
         <w:rPr>
@@ -13744,7 +14917,15 @@
         </w:r>
       </w:hyperlink>
       <w:r>
-        <w:t xml:space="preserve"> (logging para errores de </w:t>
+        <w:t xml:space="preserve"> (</w:t>
+      </w:r>
+      <w:proofErr w:type="spellStart"/>
+      <w:r>
+        <w:t>logging</w:t>
+      </w:r>
+      <w:proofErr w:type="spellEnd"/>
+      <w:r>
+        <w:t xml:space="preserve"> para errores de </w:t>
       </w:r>
       <w:r>
         <w:t>configuración</w:t>
@@ -13769,7 +14950,6 @@
           <w:b/>
           <w:bCs/>
         </w:rPr>
-        <w:lastRenderedPageBreak/>
         <w:t>Criterios de aceptación</w:t>
       </w:r>
     </w:p>
@@ -13792,7 +14972,15 @@
         <w:t xml:space="preserve"> </w:t>
       </w:r>
       <w:r>
-        <w:t>duración (en segundos o formato hh:mm:ss),</w:t>
+        <w:t xml:space="preserve">duración (en segundos o formato </w:t>
+      </w:r>
+      <w:proofErr w:type="spellStart"/>
+      <w:r>
+        <w:t>hh:mm:ss</w:t>
+      </w:r>
+      <w:proofErr w:type="spellEnd"/>
+      <w:r>
+        <w:t>),</w:t>
       </w:r>
       <w:r>
         <w:t xml:space="preserve"> </w:t>
@@ -13915,8 +15103,13 @@
         <w:t>M</w:t>
       </w:r>
       <w:r>
-        <w:t>)ust</w:t>
-      </w:r>
+        <w:t>)</w:t>
+      </w:r>
+      <w:proofErr w:type="spellStart"/>
+      <w:r>
+        <w:t>ust</w:t>
+      </w:r>
+      <w:proofErr w:type="spellEnd"/>
     </w:p>
     <w:p>
       <w:pPr>
@@ -14003,49 +15196,29 @@
         </w:numPr>
         <w:jc w:val="both"/>
       </w:pPr>
-      <w:r>
-        <w:rPr>
-          <w:i/>
-          <w:iCs/>
-        </w:rPr>
-        <w:t>IFR</w:t>
-      </w:r>
-      <w:r>
-        <w:rPr>
-          <w:i/>
-          <w:iCs/>
-        </w:rPr>
-        <w:t>_21</w:t>
-      </w:r>
-      <w:r>
-        <w:t xml:space="preserve"> (estructura básica de proyecto y almacenamiento definida).</w:t>
-      </w:r>
-    </w:p>
-    <w:p>
-      <w:pPr>
-        <w:pStyle w:val="Prrafodelista"/>
-        <w:numPr>
-          <w:ilvl w:val="0"/>
-          <w:numId w:val="167"/>
-        </w:numPr>
-        <w:jc w:val="both"/>
-      </w:pPr>
-      <w:r>
-        <w:rPr>
-          <w:i/>
-          <w:iCs/>
-        </w:rPr>
-        <w:t>IFR</w:t>
-      </w:r>
-      <w:r>
-        <w:rPr>
-          <w:i/>
-          <w:iCs/>
-        </w:rPr>
-        <w:t>_05</w:t>
-      </w:r>
-      <w:r>
-        <w:t xml:space="preserve"> (metadatos básicos disponibles para mostrar).</w:t>
+      <w:hyperlink w:anchor="_IFR_07_Asociación_de" w:history="1">
+        <w:r>
+          <w:rPr>
+            <w:rStyle w:val="Hipervnculo"/>
+            <w:i/>
+            <w:iCs/>
+          </w:rPr>
+          <w:t>IFR_0</w:t>
+        </w:r>
+        <w:r>
+          <w:rPr>
+            <w:rStyle w:val="Hipervnculo"/>
+            <w:i/>
+            <w:iCs/>
+          </w:rPr>
+          <w:t>7</w:t>
+        </w:r>
+      </w:hyperlink>
+      <w:r>
+        <w:t xml:space="preserve"> (metadatos básicos disponibles para mostrar)</w:t>
+      </w:r>
+      <w:r>
+        <w:t>.</w:t>
       </w:r>
     </w:p>
     <w:p>
@@ -14113,13 +15286,39 @@
         </w:r>
       </w:hyperlink>
       <w:r>
-        <w:t xml:space="preserve"> (logging para errores de </w:t>
+        <w:t xml:space="preserve"> (</w:t>
+      </w:r>
+      <w:proofErr w:type="spellStart"/>
+      <w:r>
+        <w:t>logging</w:t>
+      </w:r>
+      <w:proofErr w:type="spellEnd"/>
+      <w:r>
+        <w:t xml:space="preserve"> para errores de </w:t>
       </w:r>
       <w:r>
         <w:t>configuración</w:t>
       </w:r>
       <w:r>
         <w:t>).</w:t>
+      </w:r>
+    </w:p>
+    <w:p>
+      <w:pPr>
+        <w:spacing w:after="200" w:line="276" w:lineRule="auto"/>
+        <w:contextualSpacing w:val="0"/>
+        <w:rPr>
+          <w:rFonts w:eastAsiaTheme="minorHAnsi"/>
+          <w:b/>
+          <w:bCs/>
+        </w:rPr>
+      </w:pPr>
+      <w:r>
+        <w:rPr>
+          <w:b/>
+          <w:bCs/>
+        </w:rPr>
+        <w:br w:type="page"/>
       </w:r>
     </w:p>
     <w:p>
@@ -14136,6 +15335,7 @@
           <w:b/>
           <w:bCs/>
         </w:rPr>
+        <w:lastRenderedPageBreak/>
         <w:t>Criterios de aceptación</w:t>
       </w:r>
     </w:p>
@@ -14256,8 +15456,13 @@
         <w:t>M</w:t>
       </w:r>
       <w:r>
-        <w:t>)ust</w:t>
-      </w:r>
+        <w:t>)</w:t>
+      </w:r>
+      <w:proofErr w:type="spellStart"/>
+      <w:r>
+        <w:t>ust</w:t>
+      </w:r>
+      <w:proofErr w:type="spellEnd"/>
     </w:p>
     <w:p>
       <w:pPr>
@@ -14362,22 +15567,30 @@
         </w:numPr>
         <w:jc w:val="both"/>
       </w:pPr>
-      <w:r>
-        <w:rPr>
-          <w:i/>
-          <w:iCs/>
-        </w:rPr>
-        <w:t>IFR</w:t>
-      </w:r>
-      <w:r>
-        <w:rPr>
-          <w:i/>
-          <w:iCs/>
-        </w:rPr>
-        <w:t>_10</w:t>
-      </w:r>
-      <w:r>
-        <w:t xml:space="preserve"> (dispositivo Android 10+ con permisos adecuados).</w:t>
+      <w:hyperlink w:anchor="_IFR_11_Activación/desactivación_glo" w:history="1">
+        <w:r>
+          <w:rPr>
+            <w:rStyle w:val="Hipervnculo"/>
+            <w:i/>
+            <w:iCs/>
+          </w:rPr>
+          <w:t>IFR_11</w:t>
+        </w:r>
+      </w:hyperlink>
+      <w:r>
+        <w:t xml:space="preserve"> (</w:t>
+      </w:r>
+      <w:r>
+        <w:t>activación/desactivación global</w:t>
+      </w:r>
+      <w:r>
+        <w:t xml:space="preserve"> </w:t>
+      </w:r>
+      <w:r>
+        <w:t xml:space="preserve">y </w:t>
+      </w:r>
+      <w:r>
+        <w:t>dispositivo con permisos adecuados).</w:t>
       </w:r>
     </w:p>
     <w:p>
@@ -14429,7 +15642,15 @@
         </w:r>
       </w:hyperlink>
       <w:r>
-        <w:t xml:space="preserve"> (logging para errores de </w:t>
+        <w:t xml:space="preserve"> (</w:t>
+      </w:r>
+      <w:proofErr w:type="spellStart"/>
+      <w:r>
+        <w:t>logging</w:t>
+      </w:r>
+      <w:proofErr w:type="spellEnd"/>
+      <w:r>
+        <w:t xml:space="preserve"> para errores de </w:t>
       </w:r>
       <w:r>
         <w:t>configuración</w:t>
@@ -14593,8 +15814,13 @@
         <w:t>M</w:t>
       </w:r>
       <w:r>
-        <w:t>)ust</w:t>
-      </w:r>
+        <w:t>)</w:t>
+      </w:r>
+      <w:proofErr w:type="spellStart"/>
+      <w:r>
+        <w:t>ust</w:t>
+      </w:r>
+      <w:proofErr w:type="spellEnd"/>
     </w:p>
     <w:p>
       <w:pPr>
@@ -14612,7 +15838,6 @@
           <w:b/>
           <w:bCs/>
         </w:rPr>
-        <w:lastRenderedPageBreak/>
         <w:t>Descripción</w:t>
       </w:r>
       <w:r>
@@ -14638,9 +15863,20 @@
         </w:rPr>
         <w:t>Razón / objetivo</w:t>
       </w:r>
-      <w:r>
-        <w:br/>
-        <w:t>Dar control fino sobre el comportamiento de la grabación, alineado con las preferencias del usuario.</w:t>
+    </w:p>
+    <w:p>
+      <w:pPr>
+        <w:tabs>
+          <w:tab w:val="num" w:pos="720"/>
+        </w:tabs>
+        <w:ind w:left="360"/>
+        <w:jc w:val="both"/>
+      </w:pPr>
+      <w:r>
+        <w:t>Dar control fino sobre el comportamiento de la grabación, alineado con las preferencias del usuario</w:t>
+      </w:r>
+      <w:r>
+        <w:t>.</w:t>
       </w:r>
     </w:p>
     <w:p>
@@ -14671,22 +15907,54 @@
         </w:numPr>
         <w:jc w:val="both"/>
       </w:pPr>
-      <w:r>
-        <w:rPr>
-          <w:i/>
-          <w:iCs/>
-        </w:rPr>
-        <w:t>IFR</w:t>
-      </w:r>
-      <w:r>
-        <w:rPr>
-          <w:i/>
-          <w:iCs/>
-        </w:rPr>
-        <w:t>_10</w:t>
-      </w:r>
-      <w:r>
-        <w:t xml:space="preserve"> (dispositivo Android 10+ con permisos adecuados).</w:t>
+      <w:hyperlink w:anchor="_IFR_11_Activación/desactivación_glo" w:history="1">
+        <w:r>
+          <w:rPr>
+            <w:rStyle w:val="Hipervnculo"/>
+            <w:i/>
+            <w:iCs/>
+          </w:rPr>
+          <w:t>IFR</w:t>
+        </w:r>
+        <w:r>
+          <w:rPr>
+            <w:rStyle w:val="Hipervnculo"/>
+            <w:i/>
+            <w:iCs/>
+          </w:rPr>
+          <w:t>_</w:t>
+        </w:r>
+        <w:r>
+          <w:rPr>
+            <w:rStyle w:val="Hipervnculo"/>
+            <w:i/>
+            <w:iCs/>
+          </w:rPr>
+          <w:t>1</w:t>
+        </w:r>
+        <w:r>
+          <w:rPr>
+            <w:rStyle w:val="Hipervnculo"/>
+            <w:i/>
+            <w:iCs/>
+          </w:rPr>
+          <w:t>1</w:t>
+        </w:r>
+      </w:hyperlink>
+      <w:r>
+        <w:t xml:space="preserve"> (</w:t>
+      </w:r>
+      <w:r>
+        <w:t>activación/desactivación global</w:t>
+      </w:r>
+      <w:r>
+        <w:t xml:space="preserve"> </w:t>
+      </w:r>
+      <w:r>
+        <w:t xml:space="preserve">y </w:t>
+      </w:r>
+      <w:r>
+        <w:t>dispositivo con permisos adecuados).</w:t>
       </w:r>
     </w:p>
     <w:p>
@@ -14738,7 +16006,15 @@
         </w:r>
       </w:hyperlink>
       <w:r>
-        <w:t xml:space="preserve"> (logging para errores de </w:t>
+        <w:t xml:space="preserve"> (</w:t>
+      </w:r>
+      <w:proofErr w:type="spellStart"/>
+      <w:r>
+        <w:t>logging</w:t>
+      </w:r>
+      <w:proofErr w:type="spellEnd"/>
+      <w:r>
+        <w:t xml:space="preserve"> para errores de </w:t>
       </w:r>
       <w:r>
         <w:t>configuración</w:t>
@@ -14847,7 +16123,13 @@
         <w:jc w:val="both"/>
       </w:pPr>
       <w:r>
-        <w:t>Al producirse una llamada, solo se intentará grabar si coincide con el tipo configurado.</w:t>
+        <w:t>Al producirse una llamada, solo se intentará grabar si coincide con el tipo configurado</w:t>
+      </w:r>
+      <w:r>
+        <w:t xml:space="preserve"> y la aceptación de responsabilidades y permisos del propio dispositivo móvil</w:t>
+      </w:r>
+      <w:r>
+        <w:t>.</w:t>
       </w:r>
     </w:p>
     <w:p>
@@ -14912,8 +16194,13 @@
         <w:t>M</w:t>
       </w:r>
       <w:r>
-        <w:t>)ust</w:t>
-      </w:r>
+        <w:t>)</w:t>
+      </w:r>
+      <w:proofErr w:type="spellStart"/>
+      <w:r>
+        <w:t>ust</w:t>
+      </w:r>
+      <w:proofErr w:type="spellEnd"/>
     </w:p>
     <w:p>
       <w:pPr>
@@ -14937,7 +16224,22 @@
         <w:br/>
       </w:r>
       <w:r>
-        <w:t>El sistema deberá permitir activar o desactivar globalmente la funcionalidad de grabación.</w:t>
+        <w:t>El sistema deberá permitir activar o desactivar globalmente la funcionalidad de grabación</w:t>
+      </w:r>
+      <w:r>
+        <w:t xml:space="preserve"> con</w:t>
+      </w:r>
+      <w:r>
+        <w:t xml:space="preserve"> aceptación de responsabilidades</w:t>
+      </w:r>
+      <w:r>
+        <w:t xml:space="preserve"> en la configuración de la aplicación en su primera ejecución, además de dar los</w:t>
+      </w:r>
+      <w:r>
+        <w:t xml:space="preserve"> permisos necesarios en el dispositivo móvil</w:t>
+      </w:r>
+      <w:r>
+        <w:t>.</w:t>
       </w:r>
     </w:p>
     <w:p>
@@ -14956,6 +16258,7 @@
           <w:b/>
           <w:bCs/>
         </w:rPr>
+        <w:lastRenderedPageBreak/>
         <w:t>Razón / objetivo</w:t>
       </w:r>
     </w:p>
@@ -14983,36 +16286,25 @@
         <w:rPr>
           <w:i/>
           <w:iCs/>
-        </w:rPr>
-        <w:t xml:space="preserve">el sistema no HARÁ grabaciones o registrar ninguna llamada, </w:t>
+          <w:u w:val="single"/>
+        </w:rPr>
+        <w:t>el sistema no HARÁ grabaciones o registrar ninguna llamada, sin importar su tipo, si de entrada/salida</w:t>
       </w:r>
       <w:r>
         <w:rPr>
           <w:i/>
           <w:iCs/>
-        </w:rPr>
-        <w:t>sin</w:t>
+          <w:u w:val="single"/>
+        </w:rPr>
+        <w:t xml:space="preserve"> si NO se han dado los permisos mínimos necesarios del SO del dispositivo móvil y NO se ha aceptado la </w:t>
       </w:r>
       <w:r>
         <w:rPr>
           <w:i/>
           <w:iCs/>
-        </w:rPr>
-        <w:t xml:space="preserve"> importa</w:t>
-      </w:r>
-      <w:r>
-        <w:rPr>
-          <w:i/>
-          <w:iCs/>
-        </w:rPr>
-        <w:t>r</w:t>
-      </w:r>
-      <w:r>
-        <w:rPr>
-          <w:i/>
-          <w:iCs/>
-        </w:rPr>
-        <w:t xml:space="preserve"> su tipo, si de entrada/salida</w:t>
+          <w:u w:val="single"/>
+        </w:rPr>
+        <w:t>responsabilidad legal</w:t>
       </w:r>
     </w:p>
     <w:p>
@@ -15032,33 +16324,6 @@
           <w:bCs/>
         </w:rPr>
         <w:t>Dependencias</w:t>
-      </w:r>
-    </w:p>
-    <w:p>
-      <w:pPr>
-        <w:pStyle w:val="Prrafodelista"/>
-        <w:numPr>
-          <w:ilvl w:val="0"/>
-          <w:numId w:val="167"/>
-        </w:numPr>
-        <w:jc w:val="both"/>
-      </w:pPr>
-      <w:r>
-        <w:rPr>
-          <w:i/>
-          <w:iCs/>
-        </w:rPr>
-        <w:t>IFR</w:t>
-      </w:r>
-      <w:r>
-        <w:rPr>
-          <w:i/>
-          <w:iCs/>
-        </w:rPr>
-        <w:t>_10</w:t>
-      </w:r>
-      <w:r>
-        <w:t xml:space="preserve"> (dispositivo Android 10+ con permisos adecuados).</w:t>
       </w:r>
     </w:p>
     <w:p>
@@ -15110,7 +16375,15 @@
         </w:r>
       </w:hyperlink>
       <w:r>
-        <w:t xml:space="preserve"> (logging para errores de </w:t>
+        <w:t xml:space="preserve"> (</w:t>
+      </w:r>
+      <w:proofErr w:type="spellStart"/>
+      <w:r>
+        <w:t>logging</w:t>
+      </w:r>
+      <w:proofErr w:type="spellEnd"/>
+      <w:r>
+        <w:t xml:space="preserve"> para errores de </w:t>
       </w:r>
       <w:r>
         <w:t>configuración</w:t>
@@ -15242,8 +16515,13 @@
         <w:t>M</w:t>
       </w:r>
       <w:r>
-        <w:t>)ust</w:t>
-      </w:r>
+        <w:t>)</w:t>
+      </w:r>
+      <w:proofErr w:type="spellStart"/>
+      <w:r>
+        <w:t>ust</w:t>
+      </w:r>
+      <w:proofErr w:type="spellEnd"/>
     </w:p>
     <w:p>
       <w:pPr>
@@ -15326,22 +16604,30 @@
         </w:numPr>
         <w:jc w:val="both"/>
       </w:pPr>
-      <w:r>
-        <w:rPr>
-          <w:i/>
-          <w:iCs/>
-        </w:rPr>
-        <w:t>IFR</w:t>
-      </w:r>
-      <w:r>
-        <w:rPr>
-          <w:i/>
-          <w:iCs/>
-        </w:rPr>
-        <w:t>_10</w:t>
-      </w:r>
-      <w:r>
-        <w:t xml:space="preserve"> (dispositivo Android 10+ con permisos adecuados).</w:t>
+      <w:hyperlink w:anchor="_IFR_11_Activación/desactivación_glo" w:history="1">
+        <w:r>
+          <w:rPr>
+            <w:rStyle w:val="Hipervnculo"/>
+            <w:i/>
+            <w:iCs/>
+          </w:rPr>
+          <w:t>IFR_11</w:t>
+        </w:r>
+      </w:hyperlink>
+      <w:r>
+        <w:t xml:space="preserve"> (</w:t>
+      </w:r>
+      <w:r>
+        <w:t>activación/desactivación global</w:t>
+      </w:r>
+      <w:r>
+        <w:t xml:space="preserve"> </w:t>
+      </w:r>
+      <w:r>
+        <w:t xml:space="preserve">y </w:t>
+      </w:r>
+      <w:r>
+        <w:t>dispositivo con permisos adecuados).</w:t>
       </w:r>
     </w:p>
     <w:p>
@@ -15427,7 +16713,15 @@
         <w:t>3</w:t>
       </w:r>
       <w:r>
-        <w:t xml:space="preserve"> Logging mínimo</w:t>
+        <w:t xml:space="preserve"> </w:t>
+      </w:r>
+      <w:proofErr w:type="spellStart"/>
+      <w:r>
+        <w:t>Logging</w:t>
+      </w:r>
+      <w:proofErr w:type="spellEnd"/>
+      <w:r>
+        <w:t xml:space="preserve"> mínimo</w:t>
       </w:r>
     </w:p>
     <w:p>
@@ -15464,8 +16758,13 @@
         <w:t>M</w:t>
       </w:r>
       <w:r>
-        <w:t>)ust</w:t>
-      </w:r>
+        <w:t>)</w:t>
+      </w:r>
+      <w:proofErr w:type="spellStart"/>
+      <w:r>
+        <w:t>ust</w:t>
+      </w:r>
+      <w:proofErr w:type="spellEnd"/>
     </w:p>
     <w:p>
       <w:pPr>
@@ -15484,7 +16783,15 @@
       </w:r>
       <w:r>
         <w:br/>
-        <w:t>El sistema debe contar con un mecanismo de logging mínimo, tanto en la parte nativa como en la parte Angular, para registrar eventos y errores relevantes.</w:t>
+        <w:t xml:space="preserve">El sistema debe contar con un mecanismo de </w:t>
+      </w:r>
+      <w:proofErr w:type="spellStart"/>
+      <w:r>
+        <w:t>logging</w:t>
+      </w:r>
+      <w:proofErr w:type="spellEnd"/>
+      <w:r>
+        <w:t xml:space="preserve"> mínimo, tanto en la parte nativa como en la parte Angular, para registrar eventos y errores relevantes.</w:t>
       </w:r>
     </w:p>
     <w:p>
@@ -15500,7 +16807,6 @@
           <w:b/>
           <w:bCs/>
         </w:rPr>
-        <w:lastRenderedPageBreak/>
         <w:t>Razón / objetivo</w:t>
       </w:r>
     </w:p>
@@ -15609,7 +16915,15 @@
         <w:jc w:val="both"/>
       </w:pPr>
       <w:r>
-        <w:t>fallos en llamadas a plugins,</w:t>
+        <w:t xml:space="preserve">fallos en llamadas a </w:t>
+      </w:r>
+      <w:proofErr w:type="spellStart"/>
+      <w:r>
+        <w:t>plugins</w:t>
+      </w:r>
+      <w:proofErr w:type="spellEnd"/>
+      <w:r>
+        <w:t>,</w:t>
       </w:r>
     </w:p>
     <w:p>
@@ -15636,7 +16950,15 @@
         <w:jc w:val="both"/>
       </w:pPr>
       <w:r>
-        <w:t>El mecanismo de logging no debe impactar de forma apreciable en el rendimiento ni provocar fallos adicionales.</w:t>
+        <w:t xml:space="preserve">El mecanismo de </w:t>
+      </w:r>
+      <w:proofErr w:type="spellStart"/>
+      <w:r>
+        <w:t>logging</w:t>
+      </w:r>
+      <w:proofErr w:type="spellEnd"/>
+      <w:r>
+        <w:t xml:space="preserve"> no debe impactar de forma apreciable en el rendimiento ni provocar fallos adicionales.</w:t>
       </w:r>
     </w:p>
     <w:p>
@@ -15686,25 +17008,24 @@
     <w:p>
       <w:pPr>
         <w:jc w:val="both"/>
-      </w:pPr>
-      <w:r>
-        <w:t xml:space="preserve">Los requisitos no funcionales se identifican mediante el prefijo </w:t>
-      </w:r>
-      <w:r>
         <w:rPr>
           <w:b/>
           <w:bCs/>
         </w:rPr>
+      </w:pPr>
+      <w:r>
+        <w:t xml:space="preserve">Los requisitos no funcionales se identifican mediante el prefijo </w:t>
+      </w:r>
+      <w:r>
+        <w:rPr>
+          <w:b/>
+          <w:bCs/>
+        </w:rPr>
         <w:t>INFR_XX</w:t>
       </w:r>
       <w:r>
         <w:t xml:space="preserve"> y definen atributos de calidad, restricciones técnicas y criterios transversales del sistema.</w:t>
       </w:r>
-    </w:p>
-    <w:p>
-      <w:pPr>
-        <w:jc w:val="both"/>
-      </w:pPr>
     </w:p>
     <w:p>
       <w:pPr>
@@ -15738,27 +17059,54 @@
       <w:r>
         <w:t xml:space="preserve"> = </w:t>
       </w:r>
+      <w:proofErr w:type="spellStart"/>
       <w:r>
         <w:rPr>
           <w:i/>
           <w:iCs/>
         </w:rPr>
-        <w:t xml:space="preserve">Internal </w:t>
-      </w:r>
+        <w:t>Internal</w:t>
+      </w:r>
+      <w:proofErr w:type="spellEnd"/>
       <w:r>
         <w:rPr>
           <w:i/>
           <w:iCs/>
         </w:rPr>
-        <w:t>Non-</w:t>
+        <w:t xml:space="preserve"> </w:t>
       </w:r>
       <w:r>
         <w:rPr>
           <w:i/>
           <w:iCs/>
         </w:rPr>
-        <w:t>Functional Requirement</w:t>
-      </w:r>
+        <w:t>Non-</w:t>
+      </w:r>
+      <w:proofErr w:type="spellStart"/>
+      <w:r>
+        <w:rPr>
+          <w:i/>
+          <w:iCs/>
+        </w:rPr>
+        <w:t>Functional</w:t>
+      </w:r>
+      <w:proofErr w:type="spellEnd"/>
+      <w:r>
+        <w:rPr>
+          <w:i/>
+          <w:iCs/>
+        </w:rPr>
+        <w:t xml:space="preserve"> </w:t>
+      </w:r>
+      <w:proofErr w:type="spellStart"/>
+      <w:r>
+        <w:rPr>
+          <w:i/>
+          <w:iCs/>
+        </w:rPr>
+        <w:t>Requirement</w:t>
+      </w:r>
+      <w:proofErr w:type="spellEnd"/>
     </w:p>
     <w:p>
       <w:pPr>
@@ -15792,6 +17140,7 @@
       <w:bookmarkStart w:id="58" w:name="_Rendimiento_y_estabilidad"/>
       <w:bookmarkEnd w:id="58"/>
       <w:r>
+        <w:lastRenderedPageBreak/>
         <w:t>Rendimiento y estabilidad</w:t>
       </w:r>
     </w:p>
@@ -15850,9 +17199,11 @@
         </w:rPr>
         <w:t>)</w:t>
       </w:r>
+      <w:proofErr w:type="spellStart"/>
       <w:r>
         <w:t>ust</w:t>
       </w:r>
+      <w:proofErr w:type="spellEnd"/>
     </w:p>
     <w:p>
       <w:pPr>
@@ -15958,9 +17309,11 @@
         </w:rPr>
         <w:t>)</w:t>
       </w:r>
+      <w:proofErr w:type="spellStart"/>
       <w:r>
         <w:t>ust</w:t>
       </w:r>
+      <w:proofErr w:type="spellEnd"/>
     </w:p>
     <w:p>
       <w:pPr>
@@ -16071,8 +17424,13 @@
         <w:t>M</w:t>
       </w:r>
       <w:r>
-        <w:t>)ust</w:t>
-      </w:r>
+        <w:t>)</w:t>
+      </w:r>
+      <w:proofErr w:type="spellStart"/>
+      <w:r>
+        <w:t>ust</w:t>
+      </w:r>
+      <w:proofErr w:type="spellEnd"/>
     </w:p>
     <w:p>
       <w:pPr>
@@ -16149,49 +17507,30 @@
         </w:numPr>
         <w:jc w:val="both"/>
       </w:pPr>
-      <w:r>
-        <w:rPr>
-          <w:i/>
-          <w:iCs/>
-        </w:rPr>
-        <w:t>IFR</w:t>
-      </w:r>
-      <w:r>
-        <w:rPr>
-          <w:i/>
-          <w:iCs/>
-        </w:rPr>
-        <w:t>_21</w:t>
-      </w:r>
-      <w:r>
-        <w:t xml:space="preserve"> (estructura básica del proyecto configurada).</w:t>
-      </w:r>
-    </w:p>
-    <w:p>
-      <w:pPr>
-        <w:pStyle w:val="Prrafodelista"/>
-        <w:numPr>
-          <w:ilvl w:val="0"/>
-          <w:numId w:val="186"/>
-        </w:numPr>
-        <w:jc w:val="both"/>
-      </w:pPr>
-      <w:r>
-        <w:rPr>
-          <w:i/>
-          <w:iCs/>
-        </w:rPr>
-        <w:t>IFR</w:t>
-      </w:r>
-      <w:r>
-        <w:rPr>
-          <w:i/>
-          <w:iCs/>
-        </w:rPr>
-        <w:t>_10</w:t>
-      </w:r>
-      <w:r>
-        <w:t xml:space="preserve"> (dispositivo Android 10+ con permisos adecuados).</w:t>
+      <w:hyperlink w:anchor="_IFR_11_Activación/desactivación_glo" w:history="1">
+        <w:r>
+          <w:rPr>
+            <w:rStyle w:val="Hipervnculo"/>
+            <w:i/>
+            <w:iCs/>
+          </w:rPr>
+          <w:t>IFR_11</w:t>
+        </w:r>
+      </w:hyperlink>
+      <w:r>
+        <w:t xml:space="preserve"> (</w:t>
+      </w:r>
+      <w:r>
+        <w:t>activación/desactivación global</w:t>
+      </w:r>
+      <w:r>
+        <w:t xml:space="preserve"> </w:t>
+      </w:r>
+      <w:r>
+        <w:t xml:space="preserve">y </w:t>
+      </w:r>
+      <w:r>
+        <w:t>dispositivo con permisos adecuados).</w:t>
       </w:r>
     </w:p>
     <w:p>
@@ -16259,7 +17598,15 @@
         </w:r>
       </w:hyperlink>
       <w:r>
-        <w:t xml:space="preserve"> (logging para errores de </w:t>
+        <w:t xml:space="preserve"> (</w:t>
+      </w:r>
+      <w:proofErr w:type="spellStart"/>
+      <w:r>
+        <w:t>logging</w:t>
+      </w:r>
+      <w:proofErr w:type="spellEnd"/>
+      <w:r>
+        <w:t xml:space="preserve"> para errores de </w:t>
       </w:r>
       <w:r>
         <w:t>configuración</w:t>
@@ -16337,7 +17684,6 @@
         <w:jc w:val="both"/>
       </w:pPr>
       <w:r>
-        <w:lastRenderedPageBreak/>
         <w:t>eventos clave de cambio de estado de llamada.</w:t>
       </w:r>
     </w:p>
@@ -16441,9 +17787,11 @@
         </w:rPr>
         <w:t>)</w:t>
       </w:r>
+      <w:proofErr w:type="spellStart"/>
       <w:r>
         <w:t>ust</w:t>
       </w:r>
+      <w:proofErr w:type="spellEnd"/>
     </w:p>
     <w:p>
       <w:pPr>
@@ -16538,9 +17886,11 @@
         </w:rPr>
         <w:t>)</w:t>
       </w:r>
+      <w:proofErr w:type="spellStart"/>
       <w:r>
         <w:t>ust</w:t>
       </w:r>
+      <w:proofErr w:type="spellEnd"/>
     </w:p>
     <w:p>
       <w:pPr>
@@ -16599,10 +17949,27 @@
     </w:p>
     <w:p>
       <w:pPr>
+        <w:spacing w:after="200" w:line="276" w:lineRule="auto"/>
+        <w:contextualSpacing w:val="0"/>
+        <w:rPr>
+          <w:rFonts w:ascii="Calibri" w:eastAsiaTheme="majorEastAsia" w:hAnsi="Calibri" w:cstheme="majorBidi"/>
+          <w:b/>
+          <w:color w:val="242D5B"/>
+          <w:sz w:val="24"/>
+          <w:szCs w:val="24"/>
+        </w:rPr>
+      </w:pPr>
+      <w:r>
+        <w:br w:type="page"/>
+      </w:r>
+    </w:p>
+    <w:p>
+      <w:pPr>
         <w:pStyle w:val="Ttulo3"/>
         <w:jc w:val="both"/>
       </w:pPr>
       <w:r>
+        <w:lastRenderedPageBreak/>
         <w:t>INFR_0</w:t>
       </w:r>
       <w:r>
@@ -16654,9 +18021,11 @@
         </w:rPr>
         <w:t>)</w:t>
       </w:r>
+      <w:proofErr w:type="spellStart"/>
       <w:r>
         <w:t>hould</w:t>
       </w:r>
+      <w:proofErr w:type="spellEnd"/>
     </w:p>
     <w:p>
       <w:pPr>
@@ -16760,9 +18129,11 @@
         </w:rPr>
         <w:t>)</w:t>
       </w:r>
+      <w:proofErr w:type="spellStart"/>
       <w:r>
         <w:t>ust</w:t>
       </w:r>
+      <w:proofErr w:type="spellEnd"/>
     </w:p>
     <w:p>
       <w:pPr>
@@ -16853,9 +18224,11 @@
         </w:rPr>
         <w:t>)</w:t>
       </w:r>
+      <w:proofErr w:type="spellStart"/>
       <w:r>
         <w:t>ust</w:t>
       </w:r>
+      <w:proofErr w:type="spellEnd"/>
     </w:p>
     <w:p>
       <w:pPr>
@@ -16964,9 +18337,11 @@
         </w:rPr>
         <w:t>)</w:t>
       </w:r>
+      <w:proofErr w:type="spellStart"/>
       <w:r>
         <w:t>ust</w:t>
       </w:r>
+      <w:proofErr w:type="spellEnd"/>
     </w:p>
     <w:p>
       <w:pPr>
@@ -17050,9 +18425,11 @@
         </w:rPr>
         <w:t>)</w:t>
       </w:r>
+      <w:proofErr w:type="spellStart"/>
       <w:r>
         <w:t>hould</w:t>
       </w:r>
+      <w:proofErr w:type="spellEnd"/>
     </w:p>
     <w:p>
       <w:pPr>
@@ -17120,7 +18497,6 @@
       <w:bookmarkStart w:id="67" w:name="_Mantenibilidad_y_extensibilidad"/>
       <w:bookmarkEnd w:id="67"/>
       <w:r>
-        <w:lastRenderedPageBreak/>
         <w:t>Mantenibilidad y extensibilidad</w:t>
       </w:r>
     </w:p>
@@ -17179,9 +18555,11 @@
         </w:rPr>
         <w:t>)</w:t>
       </w:r>
+      <w:proofErr w:type="spellStart"/>
       <w:r>
         <w:t>ust</w:t>
       </w:r>
+      <w:proofErr w:type="spellEnd"/>
     </w:p>
     <w:p>
       <w:pPr>
@@ -17293,9 +18671,11 @@
         </w:rPr>
         <w:t>)</w:t>
       </w:r>
+      <w:proofErr w:type="spellStart"/>
       <w:r>
         <w:t>ust</w:t>
       </w:r>
+      <w:proofErr w:type="spellEnd"/>
     </w:p>
     <w:p>
       <w:pPr>
@@ -17333,12 +18713,30 @@
     </w:p>
     <w:p>
       <w:pPr>
-        <w:pStyle w:val="Ttulo2"/>
-        <w:jc w:val="both"/>
+        <w:spacing w:after="200" w:line="276" w:lineRule="auto"/>
+        <w:contextualSpacing w:val="0"/>
+        <w:rPr>
+          <w:rFonts w:ascii="Calibri Light" w:eastAsiaTheme="majorEastAsia" w:hAnsi="Calibri Light" w:cstheme="majorBidi"/>
+          <w:bCs/>
+          <w:color w:val="242D5B"/>
+          <w:sz w:val="36"/>
+          <w:szCs w:val="26"/>
+          <w:u w:val="single"/>
+        </w:rPr>
       </w:pPr>
       <w:bookmarkStart w:id="68" w:name="_Cumplimiento_legal_y"/>
       <w:bookmarkEnd w:id="68"/>
       <w:r>
+        <w:br w:type="page"/>
+      </w:r>
+    </w:p>
+    <w:p>
+      <w:pPr>
+        <w:pStyle w:val="Ttulo2"/>
+        <w:jc w:val="both"/>
+      </w:pPr>
+      <w:r>
+        <w:lastRenderedPageBreak/>
         <w:t>Cumplimiento legal y responsabilidad</w:t>
       </w:r>
     </w:p>
@@ -17399,9 +18797,11 @@
         </w:rPr>
         <w:t>)</w:t>
       </w:r>
+      <w:proofErr w:type="spellStart"/>
       <w:r>
         <w:t>ust</w:t>
       </w:r>
+      <w:proofErr w:type="spellEnd"/>
     </w:p>
     <w:p>
       <w:pPr>
@@ -17465,12 +18865,14 @@
       <w:r>
         <w:t xml:space="preserve"> </w:t>
       </w:r>
+      <w:proofErr w:type="spellStart"/>
       <w:r>
         <w:t>Stakeholder</w:t>
       </w:r>
       <w:r>
         <w:t>s</w:t>
       </w:r>
+      <w:proofErr w:type="spellEnd"/>
       <w:r>
         <w:t xml:space="preserve"> </w:t>
       </w:r>
@@ -17518,9 +18920,11 @@
         </w:rPr>
         <w:t>)</w:t>
       </w:r>
+      <w:proofErr w:type="spellStart"/>
       <w:r>
         <w:t>ust</w:t>
       </w:r>
+      <w:proofErr w:type="spellEnd"/>
     </w:p>
     <w:p>
       <w:pPr>
@@ -17626,9 +19030,11 @@
         </w:rPr>
         <w:t>)</w:t>
       </w:r>
+      <w:proofErr w:type="spellStart"/>
       <w:r>
         <w:t>ust</w:t>
       </w:r>
+      <w:proofErr w:type="spellEnd"/>
     </w:p>
     <w:p>
       <w:pPr>
@@ -17802,9 +19208,11 @@
         </w:rPr>
         <w:t>)</w:t>
       </w:r>
+      <w:proofErr w:type="spellStart"/>
       <w:r>
         <w:t>ust</w:t>
       </w:r>
+      <w:proofErr w:type="spellEnd"/>
     </w:p>
     <w:p>
       <w:pPr>
@@ -17906,9 +19314,11 @@
         </w:rPr>
         <w:t>)</w:t>
       </w:r>
+      <w:proofErr w:type="spellStart"/>
       <w:r>
         <w:t>ust</w:t>
       </w:r>
+      <w:proofErr w:type="spellEnd"/>
     </w:p>
     <w:p>
       <w:pPr>
@@ -17969,7 +19379,6 @@
         <w:jc w:val="both"/>
       </w:pPr>
       <w:r>
-        <w:lastRenderedPageBreak/>
         <w:t>INFR</w:t>
       </w:r>
       <w:r>
@@ -17982,7 +19391,15 @@
         <w:t>8</w:t>
       </w:r>
       <w:r>
-        <w:t xml:space="preserve"> Setup de proyecto Angular + Capacitor</w:t>
+        <w:t xml:space="preserve"> </w:t>
+      </w:r>
+      <w:proofErr w:type="spellStart"/>
+      <w:r>
+        <w:t>Setup</w:t>
+      </w:r>
+      <w:proofErr w:type="spellEnd"/>
+      <w:r>
+        <w:t xml:space="preserve"> de proyecto Angular + Capacitor</w:t>
       </w:r>
     </w:p>
     <w:p>
@@ -18025,9 +19442,11 @@
         </w:rPr>
         <w:t>)</w:t>
       </w:r>
+      <w:proofErr w:type="spellStart"/>
       <w:r>
         <w:t>ust</w:t>
       </w:r>
+      <w:proofErr w:type="spellEnd"/>
     </w:p>
     <w:p>
       <w:pPr>
@@ -18060,6 +19479,7 @@
       <w:r>
         <w:t xml:space="preserve">l proyecto </w:t>
       </w:r>
+      <w:proofErr w:type="spellStart"/>
       <w:r>
         <w:rPr>
           <w:b/>
@@ -18067,6 +19487,7 @@
         </w:rPr>
         <w:t>Mexus</w:t>
       </w:r>
+      <w:proofErr w:type="spellEnd"/>
       <w:r>
         <w:t xml:space="preserve"> debe estar creado desde cero con Angular e integrar Capacitor para </w:t>
       </w:r>
@@ -18155,9 +19576,11 @@
         </w:rPr>
         <w:t>)</w:t>
       </w:r>
+      <w:proofErr w:type="spellStart"/>
       <w:r>
         <w:t>ust</w:t>
       </w:r>
+      <w:proofErr w:type="spellEnd"/>
     </w:p>
     <w:p>
       <w:pPr>
@@ -18191,7 +19614,15 @@
         <w:t xml:space="preserve"> I</w:t>
       </w:r>
       <w:r>
-        <w:t>mplementado al menos una pantalla de prueba y pequeñas funcionalidades que confirmen la correcta comprensión del stack actual.</w:t>
+        <w:t xml:space="preserve">mplementado al menos una pantalla de prueba y pequeñas funcionalidades que confirmen la correcta comprensión del </w:t>
+      </w:r>
+      <w:proofErr w:type="spellStart"/>
+      <w:r>
+        <w:t>stack</w:t>
+      </w:r>
+      <w:proofErr w:type="spellEnd"/>
+      <w:r>
+        <w:t xml:space="preserve"> actual.</w:t>
       </w:r>
     </w:p>
     <w:p>
@@ -18207,6 +19638,7 @@
       <w:bookmarkStart w:id="72" w:name="_RESTRICCIONES_TÉCNICAS_-"/>
       <w:bookmarkEnd w:id="72"/>
       <w:r>
+        <w:lastRenderedPageBreak/>
         <w:t>RESTRICCIONES TÉCNICAS</w:t>
       </w:r>
       <w:r>
@@ -18325,7 +19757,15 @@
       <w:bookmarkStart w:id="74" w:name="_Arquitectura_y_stack"/>
       <w:bookmarkEnd w:id="74"/>
       <w:r>
-        <w:t>Arquitectura y stack tecnológico</w:t>
+        <w:t xml:space="preserve">Arquitectura y </w:t>
+      </w:r>
+      <w:proofErr w:type="spellStart"/>
+      <w:r>
+        <w:t>stack</w:t>
+      </w:r>
+      <w:proofErr w:type="spellEnd"/>
+      <w:r>
+        <w:t xml:space="preserve"> tecnológico</w:t>
       </w:r>
     </w:p>
     <w:p>
@@ -18370,12 +19810,21 @@
       <w:r>
         <w:t>(</w:t>
       </w:r>
+      <w:proofErr w:type="spellStart"/>
       <w:r>
         <w:rPr>
           <w:b/>
           <w:bCs/>
         </w:rPr>
-        <w:t>Ionic + Angular</w:t>
+        <w:t>Ionic</w:t>
+      </w:r>
+      <w:proofErr w:type="spellEnd"/>
+      <w:r>
+        <w:rPr>
+          <w:b/>
+          <w:bCs/>
+        </w:rPr>
+        <w:t xml:space="preserve"> + Angular</w:t>
       </w:r>
       <w:r>
         <w:t>), y</w:t>
@@ -18398,35 +19847,44 @@
           <w:b/>
           <w:bCs/>
         </w:rPr>
-        <w:t>Java/Kotlin</w:t>
-      </w:r>
-      <w:r>
-        <w:t>) para l</w:t>
-      </w:r>
-      <w:r>
-        <w:t>as funcionalidades de grabación de llamadas y control de eventos de telefonía</w:t>
-      </w:r>
-      <w:r>
-        <w:t>.</w:t>
-      </w:r>
-    </w:p>
-    <w:p>
-      <w:pPr>
-        <w:jc w:val="both"/>
-      </w:pPr>
-    </w:p>
-    <w:p>
-      <w:pPr>
-        <w:jc w:val="both"/>
-      </w:pPr>
-      <w:r>
-        <w:t xml:space="preserve">Dicho mecanismo </w:t>
-      </w:r>
+        <w:t>Java/</w:t>
+      </w:r>
+      <w:proofErr w:type="spellStart"/>
       <w:r>
         <w:rPr>
           <w:b/>
           <w:bCs/>
         </w:rPr>
+        <w:t>Kotlin</w:t>
+      </w:r>
+      <w:proofErr w:type="spellEnd"/>
+      <w:r>
+        <w:t>) para l</w:t>
+      </w:r>
+      <w:r>
+        <w:t>as funcionalidades de grabación de llamadas y control de eventos de telefonía</w:t>
+      </w:r>
+      <w:r>
+        <w:t>.</w:t>
+      </w:r>
+    </w:p>
+    <w:p>
+      <w:pPr>
+        <w:jc w:val="both"/>
+      </w:pPr>
+    </w:p>
+    <w:p>
+      <w:pPr>
+        <w:jc w:val="both"/>
+      </w:pPr>
+      <w:r>
+        <w:t xml:space="preserve">Dicho mecanismo </w:t>
+      </w:r>
+      <w:r>
+        <w:rPr>
+          <w:b/>
+          <w:bCs/>
+        </w:rPr>
         <w:t>podrá implementarse mediante</w:t>
       </w:r>
       <w:r>
@@ -18458,8 +19916,13 @@
         </w:numPr>
         <w:jc w:val="both"/>
       </w:pPr>
-      <w:r>
-        <w:t>Cordova,</w:t>
+      <w:proofErr w:type="spellStart"/>
+      <w:r>
+        <w:t>Cordova</w:t>
+      </w:r>
+      <w:proofErr w:type="spellEnd"/>
+      <w:r>
+        <w:t>,</w:t>
       </w:r>
     </w:p>
     <w:p>
@@ -18574,16 +20037,6 @@
     </w:p>
     <w:p>
       <w:pPr>
-        <w:spacing w:after="200" w:line="276" w:lineRule="auto"/>
-        <w:contextualSpacing w:val="0"/>
-        <w:jc w:val="both"/>
-      </w:pPr>
-      <w:r>
-        <w:br w:type="page"/>
-      </w:r>
-    </w:p>
-    <w:p>
-      <w:pPr>
         <w:numPr>
           <w:ilvl w:val="0"/>
           <w:numId w:val="200"/>
@@ -18594,7 +20047,6 @@
         <w:jc w:val="both"/>
       </w:pPr>
       <w:r>
-        <w:lastRenderedPageBreak/>
         <w:t xml:space="preserve">El correcto funcionamiento depende de la </w:t>
       </w:r>
       <w:r>
@@ -18602,7 +20054,23 @@
           <w:b/>
           <w:bCs/>
         </w:rPr>
-        <w:t>disponibilidad de APIs de grabación de audio y eventos de llamadas</w:t>
+        <w:t xml:space="preserve">disponibilidad de </w:t>
+      </w:r>
+      <w:proofErr w:type="spellStart"/>
+      <w:r>
+        <w:rPr>
+          <w:b/>
+          <w:bCs/>
+        </w:rPr>
+        <w:t>APIs</w:t>
+      </w:r>
+      <w:proofErr w:type="spellEnd"/>
+      <w:r>
+        <w:rPr>
+          <w:b/>
+          <w:bCs/>
+        </w:rPr>
+        <w:t xml:space="preserve"> de grabación de audio y eventos de llamadas</w:t>
       </w:r>
       <w:r>
         <w:t xml:space="preserve"> en el dispositivo</w:t>
@@ -18801,6 +20269,7 @@
       <w:bookmarkStart w:id="76" w:name="_Almacenamiento_y_gestión_1"/>
       <w:bookmarkEnd w:id="76"/>
       <w:r>
+        <w:lastRenderedPageBreak/>
         <w:t>Almacenamiento y gestión de archivos</w:t>
       </w:r>
     </w:p>
@@ -18857,8 +20326,18 @@
           <w:color w:val="FFFFFF" w:themeColor="background1"/>
           <w:highlight w:val="black"/>
         </w:rPr>
-        <w:t>/SavedCalls</w:t>
-      </w:r>
+        <w:t>/</w:t>
+      </w:r>
+      <w:proofErr w:type="spellStart"/>
+      <w:r>
+        <w:rPr>
+          <w:rFonts w:ascii="Consolas" w:hAnsi="Consolas"/>
+          <w:color w:val="FFFFFF" w:themeColor="background1"/>
+          <w:highlight w:val="black"/>
+        </w:rPr>
+        <w:t>SavedCalls</w:t>
+      </w:r>
+      <w:proofErr w:type="spellEnd"/>
       <w:r>
         <w:t>, configurable por el usuario.</w:t>
       </w:r>
@@ -19167,7 +20646,15 @@
         <w:jc w:val="both"/>
       </w:pPr>
       <w:r>
-        <w:t>El sistema no dependerá de servicios remotos, APIs externas ni servidores propios.</w:t>
+        <w:t xml:space="preserve">El sistema no dependerá de servicios remotos, </w:t>
+      </w:r>
+      <w:proofErr w:type="spellStart"/>
+      <w:r>
+        <w:t>APIs</w:t>
+      </w:r>
+      <w:proofErr w:type="spellEnd"/>
+      <w:r>
+        <w:t xml:space="preserve"> externas ni servidores propios.</w:t>
       </w:r>
     </w:p>
     <w:p>
@@ -19256,7 +20743,6 @@
         <w:jc w:val="both"/>
       </w:pPr>
       <w:r>
-        <w:lastRenderedPageBreak/>
         <w:t>El usuario será responsable de habilitar los mecanismos necesarios para la instalación fuera de tiendas oficiales.</w:t>
       </w:r>
     </w:p>
@@ -19382,6 +20868,7 @@
       <w:bookmarkStart w:id="82" w:name="_REQUISITOS_LEGALES_Y"/>
       <w:bookmarkEnd w:id="82"/>
       <w:r>
+        <w:lastRenderedPageBreak/>
         <w:t>REQUISITOS LEGALES Y DE CUMPLIMIENTO</w:t>
       </w:r>
       <w:r>
@@ -19432,6 +20919,7 @@
         <w:t>Protección de datos y privacidad</w:t>
       </w:r>
     </w:p>
+    <w:p/>
     <w:p>
       <w:pPr>
         <w:jc w:val="both"/>
@@ -19439,6 +20927,7 @@
       <w:r>
         <w:t xml:space="preserve">La aplicación </w:t>
       </w:r>
+      <w:proofErr w:type="spellStart"/>
       <w:r>
         <w:rPr>
           <w:b/>
@@ -19446,6 +20935,7 @@
         </w:rPr>
         <w:t>Mexus</w:t>
       </w:r>
+      <w:proofErr w:type="spellEnd"/>
       <w:r>
         <w:t xml:space="preserve"> ha sido diseñada bajo el principio de </w:t>
       </w:r>
@@ -19459,12 +20949,85 @@
       <w:r>
         <w:t xml:space="preserve"> (</w:t>
       </w:r>
+      <w:proofErr w:type="spellStart"/>
       <w:r>
         <w:rPr>
           <w:i/>
           <w:iCs/>
         </w:rPr>
-        <w:t>Privacy by Design &amp; Privacy by Default</w:t>
+        <w:t>Privacy</w:t>
+      </w:r>
+      <w:proofErr w:type="spellEnd"/>
+      <w:r>
+        <w:rPr>
+          <w:i/>
+          <w:iCs/>
+        </w:rPr>
+        <w:t xml:space="preserve"> </w:t>
+      </w:r>
+      <w:proofErr w:type="spellStart"/>
+      <w:r>
+        <w:rPr>
+          <w:i/>
+          <w:iCs/>
+        </w:rPr>
+        <w:t>by</w:t>
+      </w:r>
+      <w:proofErr w:type="spellEnd"/>
+      <w:r>
+        <w:rPr>
+          <w:i/>
+          <w:iCs/>
+        </w:rPr>
+        <w:t xml:space="preserve"> </w:t>
+      </w:r>
+      <w:proofErr w:type="spellStart"/>
+      <w:r>
+        <w:rPr>
+          <w:i/>
+          <w:iCs/>
+        </w:rPr>
+        <w:t>Design</w:t>
+      </w:r>
+      <w:proofErr w:type="spellEnd"/>
+      <w:r>
+        <w:rPr>
+          <w:i/>
+          <w:iCs/>
+        </w:rPr>
+        <w:t xml:space="preserve"> &amp; </w:t>
+      </w:r>
+      <w:proofErr w:type="spellStart"/>
+      <w:r>
+        <w:rPr>
+          <w:i/>
+          <w:iCs/>
+        </w:rPr>
+        <w:t>Privacy</w:t>
+      </w:r>
+      <w:proofErr w:type="spellEnd"/>
+      <w:r>
+        <w:rPr>
+          <w:i/>
+          <w:iCs/>
+        </w:rPr>
+        <w:t xml:space="preserve"> </w:t>
+      </w:r>
+      <w:proofErr w:type="spellStart"/>
+      <w:r>
+        <w:rPr>
+          <w:i/>
+          <w:iCs/>
+        </w:rPr>
+        <w:t>by</w:t>
+      </w:r>
+      <w:proofErr w:type="spellEnd"/>
+      <w:r>
+        <w:rPr>
+          <w:i/>
+          <w:iCs/>
+        </w:rPr>
+        <w:t xml:space="preserve"> Default</w:t>
       </w:r>
       <w:r>
         <w:t>, RGPD art. 25), cumpliendo los siguientes criterios:</w:t>
@@ -19662,6 +21225,11 @@
       <w:pPr>
         <w:jc w:val="both"/>
       </w:pPr>
+    </w:p>
+    <w:p>
+      <w:pPr>
+        <w:jc w:val="both"/>
+      </w:pPr>
       <w:r>
         <w:t xml:space="preserve">El usuario es el </w:t>
       </w:r>
@@ -19819,8 +21387,12 @@
       <w:pPr>
         <w:jc w:val="both"/>
       </w:pPr>
-      <w:r>
-        <w:lastRenderedPageBreak/>
+    </w:p>
+    <w:p>
+      <w:pPr>
+        <w:jc w:val="both"/>
+      </w:pPr>
+      <w:r>
         <w:t xml:space="preserve">La aplicación incluirá, como requisito funcional y legal, una </w:t>
       </w:r>
       <w:r>
@@ -19831,7 +21403,15 @@
         <w:t>aceptación explícita</w:t>
       </w:r>
       <w:r>
-        <w:t xml:space="preserve"> por parte del usuario (checkbox o mecanismo equivalente) donde se indique claramente esta responsabilidad antes del primer uso.</w:t>
+        <w:t xml:space="preserve"> por parte del usuario (</w:t>
+      </w:r>
+      <w:proofErr w:type="spellStart"/>
+      <w:r>
+        <w:t>checkbox</w:t>
+      </w:r>
+      <w:proofErr w:type="spellEnd"/>
+      <w:r>
+        <w:t xml:space="preserve"> o mecanismo equivalente) donde se indique claramente esta responsabilidad antes del primer uso.</w:t>
       </w:r>
     </w:p>
     <w:p>
@@ -19850,10 +21430,12 @@
         <w:t>Limitaciones legales del producto</w:t>
       </w:r>
     </w:p>
-    <w:p>
-      <w:pPr>
-        <w:jc w:val="both"/>
-      </w:pPr>
+    <w:p/>
+    <w:p>
+      <w:pPr>
+        <w:jc w:val="both"/>
+      </w:pPr>
+      <w:proofErr w:type="spellStart"/>
       <w:r>
         <w:rPr>
           <w:b/>
@@ -19861,6 +21443,7 @@
         </w:rPr>
         <w:t>Mexus</w:t>
       </w:r>
+      <w:proofErr w:type="spellEnd"/>
       <w:r>
         <w:t xml:space="preserve"> se distribuye como una </w:t>
       </w:r>
@@ -19887,11 +21470,26 @@
     </w:p>
     <w:p>
       <w:pPr>
-        <w:jc w:val="both"/>
-      </w:pPr>
-      <w:r>
+        <w:spacing w:after="200" w:line="276" w:lineRule="auto"/>
+        <w:contextualSpacing w:val="0"/>
+      </w:pPr>
+      <w:r>
+        <w:br w:type="page"/>
+      </w:r>
+    </w:p>
+    <w:p>
+      <w:pPr>
+        <w:jc w:val="both"/>
+      </w:pPr>
+      <w:r>
+        <w:lastRenderedPageBreak/>
         <w:t>En consecuencia:</w:t>
       </w:r>
+    </w:p>
+    <w:p>
+      <w:pPr>
+        <w:jc w:val="both"/>
+      </w:pPr>
     </w:p>
     <w:p>
       <w:pPr>
@@ -20037,6 +21635,11 @@
       <w:pPr>
         <w:jc w:val="both"/>
       </w:pPr>
+    </w:p>
+    <w:p>
+      <w:pPr>
+        <w:jc w:val="both"/>
+      </w:pPr>
       <w:r>
         <w:t xml:space="preserve">Las limitaciones impuestas por plataformas de distribución (Google Play Store, Apple App Store) y por fabricantes de dispositivos han sido consideradas desde el diseño del producto, y forman parte de las </w:t>
       </w:r>
@@ -20066,6 +21669,7 @@
         <w:t>Cumplimiento normativo aplicable</w:t>
       </w:r>
     </w:p>
+    <w:p/>
     <w:p>
       <w:pPr>
         <w:jc w:val="both"/>
@@ -20128,12 +21732,53 @@
       <w:r>
         <w:t xml:space="preserve">Principios de </w:t>
       </w:r>
+      <w:proofErr w:type="spellStart"/>
       <w:r>
         <w:rPr>
           <w:b/>
           <w:bCs/>
         </w:rPr>
-        <w:t>Privacy by Design / Default</w:t>
+        <w:t>Privacy</w:t>
+      </w:r>
+      <w:proofErr w:type="spellEnd"/>
+      <w:r>
+        <w:rPr>
+          <w:b/>
+          <w:bCs/>
+        </w:rPr>
+        <w:t xml:space="preserve"> </w:t>
+      </w:r>
+      <w:proofErr w:type="spellStart"/>
+      <w:r>
+        <w:rPr>
+          <w:b/>
+          <w:bCs/>
+        </w:rPr>
+        <w:t>by</w:t>
+      </w:r>
+      <w:proofErr w:type="spellEnd"/>
+      <w:r>
+        <w:rPr>
+          <w:b/>
+          <w:bCs/>
+        </w:rPr>
+        <w:t xml:space="preserve"> </w:t>
+      </w:r>
+      <w:proofErr w:type="spellStart"/>
+      <w:r>
+        <w:rPr>
+          <w:b/>
+          <w:bCs/>
+        </w:rPr>
+        <w:t>Design</w:t>
+      </w:r>
+      <w:proofErr w:type="spellEnd"/>
+      <w:r>
+        <w:rPr>
+          <w:b/>
+          <w:bCs/>
+        </w:rPr>
+        <w:t xml:space="preserve"> / Default</w:t>
       </w:r>
     </w:p>
     <w:p>
@@ -20232,6 +21877,7 @@
         <w:t>Objetivo de la trazabilidad</w:t>
       </w:r>
     </w:p>
+    <w:p/>
     <w:p>
       <w:pPr>
         <w:jc w:val="both"/>
@@ -20392,15 +22038,33 @@
     </w:p>
     <w:p>
       <w:pPr>
-        <w:pStyle w:val="Ttulo2"/>
+        <w:spacing w:after="200" w:line="276" w:lineRule="auto"/>
+        <w:contextualSpacing w:val="0"/>
+        <w:rPr>
+          <w:rFonts w:ascii="Calibri Light" w:eastAsiaTheme="majorEastAsia" w:hAnsi="Calibri Light" w:cstheme="majorBidi"/>
+          <w:bCs/>
+          <w:color w:val="242D5B"/>
+          <w:sz w:val="36"/>
+          <w:szCs w:val="26"/>
+          <w:u w:val="single"/>
+        </w:rPr>
       </w:pPr>
       <w:bookmarkStart w:id="89" w:name="_Identificación_y_consistencia"/>
       <w:bookmarkEnd w:id="89"/>
       <w:r>
+        <w:br w:type="page"/>
+      </w:r>
+    </w:p>
+    <w:p>
+      <w:pPr>
+        <w:pStyle w:val="Ttulo2"/>
+      </w:pPr>
+      <w:r>
         <w:lastRenderedPageBreak/>
         <w:t>Identificación y consistencia</w:t>
       </w:r>
     </w:p>
+    <w:p/>
     <w:p>
       <w:pPr>
         <w:jc w:val="both"/>
@@ -20520,6 +22184,7 @@
         <w:t>Relación entre requisitos funcionales y no funcionales</w:t>
       </w:r>
     </w:p>
+    <w:p/>
     <w:p>
       <w:pPr>
         <w:jc w:val="both"/>
@@ -20598,7 +22263,23 @@
             <w:i/>
             <w:iCs/>
           </w:rPr>
-          <w:t xml:space="preserve"> Almacenamiento exclusivamente local</w:t>
+          <w:t xml:space="preserve"> Almacenamiento e</w:t>
+        </w:r>
+        <w:r>
+          <w:rPr>
+            <w:rStyle w:val="Hipervnculo"/>
+            <w:i/>
+            <w:iCs/>
+          </w:rPr>
+          <w:t>x</w:t>
+        </w:r>
+        <w:r>
+          <w:rPr>
+            <w:rStyle w:val="Hipervnculo"/>
+            <w:i/>
+            <w:iCs/>
+          </w:rPr>
+          <w:t>clusivamente local</w:t>
         </w:r>
       </w:hyperlink>
       <w:r>
@@ -21279,6 +22960,7 @@
         <w:t>Trazabilidad con arquitectura y componentes</w:t>
       </w:r>
     </w:p>
+    <w:p/>
     <w:p>
       <w:pPr>
         <w:jc w:val="both"/>
@@ -21410,8 +23092,21 @@
         <w:jc w:val="both"/>
       </w:pPr>
       <w:r>
-        <w:t>Android nativo: Recorder / AudioManager</w:t>
-      </w:r>
+        <w:t xml:space="preserve">Android nativo: </w:t>
+      </w:r>
+      <w:proofErr w:type="spellStart"/>
+      <w:r>
+        <w:t>Recorder</w:t>
+      </w:r>
+      <w:proofErr w:type="spellEnd"/>
+      <w:r>
+        <w:t xml:space="preserve"> / </w:t>
+      </w:r>
+      <w:proofErr w:type="spellStart"/>
+      <w:r>
+        <w:t>AudioManager</w:t>
+      </w:r>
+      <w:proofErr w:type="spellEnd"/>
     </w:p>
     <w:p>
       <w:pPr>
@@ -21448,10 +23143,10 @@
       <w:bookmarkStart w:id="92" w:name="_Trazabilidad_con_pruebas"/>
       <w:bookmarkEnd w:id="92"/>
       <w:r>
-        <w:lastRenderedPageBreak/>
         <w:t>Trazabilidad con pruebas</w:t>
       </w:r>
     </w:p>
+    <w:p/>
     <w:p>
       <w:pPr>
         <w:jc w:val="both"/>
@@ -21601,6 +23296,7 @@
         <w:t>Gestión de cambios</w:t>
       </w:r>
     </w:p>
+    <w:p/>
     <w:p>
       <w:pPr>
         <w:jc w:val="both"/>
@@ -21774,6 +23470,7 @@
         <w:t>Criterios generales de aceptación</w:t>
       </w:r>
     </w:p>
+    <w:p/>
     <w:p>
       <w:pPr>
         <w:jc w:val="both"/>
@@ -21781,6 +23478,7 @@
       <w:r>
         <w:t xml:space="preserve">El sistema </w:t>
       </w:r>
+      <w:proofErr w:type="spellStart"/>
       <w:r>
         <w:rPr>
           <w:b/>
@@ -21788,6 +23486,7 @@
         </w:rPr>
         <w:t>Mexus</w:t>
       </w:r>
+      <w:proofErr w:type="spellEnd"/>
       <w:r>
         <w:t xml:space="preserve"> se considerará aceptado para la </w:t>
       </w:r>
@@ -21919,6 +23618,15 @@
     </w:p>
     <w:p>
       <w:pPr>
+        <w:spacing w:after="200" w:line="276" w:lineRule="auto"/>
+        <w:contextualSpacing w:val="0"/>
+      </w:pPr>
+      <w:r>
+        <w:br w:type="page"/>
+      </w:r>
+    </w:p>
+    <w:p>
+      <w:pPr>
         <w:numPr>
           <w:ilvl w:val="0"/>
           <w:numId w:val="226"/>
@@ -21926,6 +23634,7 @@
         <w:jc w:val="both"/>
       </w:pPr>
       <w:r>
+        <w:lastRenderedPageBreak/>
         <w:t>No existe:</w:t>
       </w:r>
     </w:p>
@@ -22052,7 +23761,6 @@
         <w:jc w:val="both"/>
       </w:pPr>
       <w:r>
-        <w:lastRenderedPageBreak/>
         <w:t>ha aceptado expresamente la responsabilidad legal del uso.</w:t>
       </w:r>
     </w:p>
@@ -22084,6 +23792,7 @@
         <w:t>Criterios de aceptación por requisitos críticos</w:t>
       </w:r>
     </w:p>
+    <w:p/>
     <w:p>
       <w:pPr>
         <w:jc w:val="both"/>
@@ -22104,11 +23813,6 @@
     </w:p>
     <w:p>
       <w:pPr>
-        <w:jc w:val="both"/>
-      </w:pPr>
-    </w:p>
-    <w:p>
-      <w:pPr>
         <w:numPr>
           <w:ilvl w:val="0"/>
           <w:numId w:val="227"/>
@@ -22220,6 +23924,7 @@
         <w:t>Requisitos críticos mínimos</w:t>
       </w:r>
     </w:p>
+    <w:p/>
     <w:p>
       <w:pPr>
         <w:numPr>
@@ -22543,12 +24248,8 @@
     </w:p>
     <w:p>
       <w:pPr>
-        <w:spacing w:after="200" w:line="276" w:lineRule="auto"/>
-        <w:contextualSpacing w:val="0"/>
-      </w:pPr>
-      <w:r>
-        <w:br w:type="page"/>
-      </w:r>
+        <w:jc w:val="both"/>
+      </w:pPr>
     </w:p>
     <w:p>
       <w:pPr>
@@ -22557,7 +24258,6 @@
       <w:bookmarkStart w:id="98" w:name="_FUERA_DE_ALCANCE"/>
       <w:bookmarkEnd w:id="98"/>
       <w:r>
-        <w:lastRenderedPageBreak/>
         <w:t>FUERA DE ALCANCE (OUT OF SCOPE)</w:t>
       </w:r>
       <w:r>
@@ -22599,6 +24299,11 @@
       <w:pPr>
         <w:jc w:val="both"/>
       </w:pPr>
+    </w:p>
+    <w:p>
+      <w:pPr>
+        <w:jc w:val="both"/>
+      </w:pPr>
       <w:r>
         <w:t xml:space="preserve">El presente SRS </w:t>
       </w:r>
@@ -22641,9 +24346,11 @@
         <w:pStyle w:val="Ttulo2"/>
       </w:pPr>
       <w:r>
+        <w:lastRenderedPageBreak/>
         <w:t>Funcionalidades no incluidas</w:t>
       </w:r>
     </w:p>
+    <w:p/>
     <w:p>
       <w:pPr>
         <w:numPr>
@@ -22713,7 +24420,15 @@
         <w:jc w:val="both"/>
       </w:pPr>
       <w:r>
-        <w:t>Sincronización, backup o almacenamiento en la nube.</w:t>
+        <w:t xml:space="preserve">Sincronización, </w:t>
+      </w:r>
+      <w:proofErr w:type="spellStart"/>
+      <w:r>
+        <w:t>backup</w:t>
+      </w:r>
+      <w:proofErr w:type="spellEnd"/>
+      <w:r>
+        <w:t xml:space="preserve"> o almacenamiento en la nube.</w:t>
       </w:r>
     </w:p>
     <w:p>
@@ -22725,7 +24440,15 @@
         <w:jc w:val="both"/>
       </w:pPr>
       <w:r>
-        <w:t>Integración con servicios externos o APIs de terceros.</w:t>
+        <w:t xml:space="preserve">Integración con servicios externos o </w:t>
+      </w:r>
+      <w:proofErr w:type="spellStart"/>
+      <w:r>
+        <w:t>APIs</w:t>
+      </w:r>
+      <w:proofErr w:type="spellEnd"/>
+      <w:r>
+        <w:t xml:space="preserve"> de terceros.</w:t>
       </w:r>
     </w:p>
     <w:p>
@@ -22777,6 +24500,7 @@
         <w:t>Alcance legal y de responsabilidad</w:t>
       </w:r>
     </w:p>
+    <w:p/>
     <w:p>
       <w:pPr>
         <w:numPr>
@@ -22848,6 +24572,7 @@
         <w:t>Soporte y mantenimiento</w:t>
       </w:r>
     </w:p>
+    <w:p/>
     <w:p>
       <w:pPr>
         <w:numPr>
@@ -22957,6 +24682,7 @@
         <w:t>Glosario</w:t>
       </w:r>
     </w:p>
+    <w:p/>
     <w:tbl>
       <w:tblPr>
         <w:tblStyle w:val="Tablaconcuadrcula3-nfasis1"/>
@@ -23015,9 +24741,11 @@
             <w:pPr>
               <w:jc w:val="left"/>
             </w:pPr>
+            <w:proofErr w:type="spellStart"/>
             <w:r>
               <w:t>Mexus</w:t>
             </w:r>
+            <w:proofErr w:type="spellEnd"/>
           </w:p>
         </w:tc>
         <w:tc>
@@ -23065,7 +24793,23 @@
               <w:cnfStyle w:val="000000000000" w:firstRow="0" w:lastRow="0" w:firstColumn="0" w:lastColumn="0" w:oddVBand="0" w:evenVBand="0" w:oddHBand="0" w:evenHBand="0" w:firstRowFirstColumn="0" w:firstRowLastColumn="0" w:lastRowFirstColumn="0" w:lastRowLastColumn="0"/>
             </w:pPr>
             <w:r>
-              <w:t>Software Requirements Specification. Documento formal de requisitos del sistema.</w:t>
+              <w:t xml:space="preserve">Software </w:t>
+            </w:r>
+            <w:proofErr w:type="spellStart"/>
+            <w:r>
+              <w:t>Requirements</w:t>
+            </w:r>
+            <w:proofErr w:type="spellEnd"/>
+            <w:r>
+              <w:t xml:space="preserve"> </w:t>
+            </w:r>
+            <w:proofErr w:type="spellStart"/>
+            <w:r>
+              <w:t>Specification</w:t>
+            </w:r>
+            <w:proofErr w:type="spellEnd"/>
+            <w:r>
+              <w:t>. Documento formal de requisitos del sistema.</w:t>
             </w:r>
           </w:p>
         </w:tc>
@@ -23099,11 +24843,47 @@
             <w:pPr>
               <w:cnfStyle w:val="000000100000" w:firstRow="0" w:lastRow="0" w:firstColumn="0" w:lastColumn="0" w:oddVBand="0" w:evenVBand="0" w:oddHBand="1" w:evenHBand="0" w:firstRowFirstColumn="0" w:firstRowLastColumn="0" w:lastRowFirstColumn="0" w:lastRowLastColumn="0"/>
             </w:pPr>
+            <w:proofErr w:type="spellStart"/>
             <w:r>
               <w:rPr>
                 <w:color w:val="FFFFFF" w:themeColor="background1"/>
               </w:rPr>
-              <w:t>Initial Functional Requirement. Identificador de requisitos funcionales.</w:t>
+              <w:t>Initial</w:t>
+            </w:r>
+            <w:proofErr w:type="spellEnd"/>
+            <w:r>
+              <w:rPr>
+                <w:color w:val="FFFFFF" w:themeColor="background1"/>
+              </w:rPr>
+              <w:t xml:space="preserve"> </w:t>
+            </w:r>
+            <w:proofErr w:type="spellStart"/>
+            <w:r>
+              <w:rPr>
+                <w:color w:val="FFFFFF" w:themeColor="background1"/>
+              </w:rPr>
+              <w:t>Functional</w:t>
+            </w:r>
+            <w:proofErr w:type="spellEnd"/>
+            <w:r>
+              <w:rPr>
+                <w:color w:val="FFFFFF" w:themeColor="background1"/>
+              </w:rPr>
+              <w:t xml:space="preserve"> </w:t>
+            </w:r>
+            <w:proofErr w:type="spellStart"/>
+            <w:r>
+              <w:rPr>
+                <w:color w:val="FFFFFF" w:themeColor="background1"/>
+              </w:rPr>
+              <w:t>Requirement</w:t>
+            </w:r>
+            <w:proofErr w:type="spellEnd"/>
+            <w:r>
+              <w:rPr>
+                <w:color w:val="FFFFFF" w:themeColor="background1"/>
+              </w:rPr>
+              <w:t>. Identificador de requisitos funcionales.</w:t>
             </w:r>
           </w:p>
         </w:tc>
@@ -23133,8 +24913,29 @@
             <w:pPr>
               <w:cnfStyle w:val="000000000000" w:firstRow="0" w:lastRow="0" w:firstColumn="0" w:lastColumn="0" w:oddVBand="0" w:evenVBand="0" w:oddHBand="0" w:evenHBand="0" w:firstRowFirstColumn="0" w:firstRowLastColumn="0" w:lastRowFirstColumn="0" w:lastRowLastColumn="0"/>
             </w:pPr>
+            <w:proofErr w:type="spellStart"/>
             <w:r>
-              <w:t>Initial Non-Functional Requirement. Identificador de requisitos no funcionales.</w:t>
+              <w:t>Initial</w:t>
+            </w:r>
+            <w:proofErr w:type="spellEnd"/>
+            <w:r>
+              <w:t xml:space="preserve"> Non-</w:t>
+            </w:r>
+            <w:proofErr w:type="spellStart"/>
+            <w:r>
+              <w:t>Functional</w:t>
+            </w:r>
+            <w:proofErr w:type="spellEnd"/>
+            <w:r>
+              <w:t xml:space="preserve"> </w:t>
+            </w:r>
+            <w:proofErr w:type="spellStart"/>
+            <w:r>
+              <w:t>Requirement</w:t>
+            </w:r>
+            <w:proofErr w:type="spellEnd"/>
+            <w:r>
+              <w:t>. Identificador de requisitos no funcionales.</w:t>
             </w:r>
           </w:p>
         </w:tc>
@@ -23168,11 +24969,33 @@
             <w:pPr>
               <w:cnfStyle w:val="000000100000" w:firstRow="0" w:lastRow="0" w:firstColumn="0" w:lastColumn="0" w:oddVBand="0" w:evenVBand="0" w:oddHBand="1" w:evenHBand="0" w:firstRowFirstColumn="0" w:firstRowLastColumn="0" w:lastRowFirstColumn="0" w:lastRowLastColumn="0"/>
             </w:pPr>
+            <w:proofErr w:type="spellStart"/>
             <w:r>
               <w:rPr>
                 <w:color w:val="FFFFFF" w:themeColor="background1"/>
               </w:rPr>
-              <w:t>Minimum Viable Product. Versión mínima del producto con valor funcional verificable.</w:t>
+              <w:t>Minimum</w:t>
+            </w:r>
+            <w:proofErr w:type="spellEnd"/>
+            <w:r>
+              <w:rPr>
+                <w:color w:val="FFFFFF" w:themeColor="background1"/>
+              </w:rPr>
+              <w:t xml:space="preserve"> Viable </w:t>
+            </w:r>
+            <w:proofErr w:type="spellStart"/>
+            <w:r>
+              <w:rPr>
+                <w:color w:val="FFFFFF" w:themeColor="background1"/>
+              </w:rPr>
+              <w:t>Product</w:t>
+            </w:r>
+            <w:proofErr w:type="spellEnd"/>
+            <w:r>
+              <w:rPr>
+                <w:color w:val="FFFFFF" w:themeColor="background1"/>
+              </w:rPr>
+              <w:t>. Versión mínima del producto con valor funcional verificable.</w:t>
             </w:r>
           </w:p>
         </w:tc>
@@ -23203,7 +25026,31 @@
               <w:cnfStyle w:val="000000000000" w:firstRow="0" w:lastRow="0" w:firstColumn="0" w:lastColumn="0" w:oddVBand="0" w:evenVBand="0" w:oddHBand="0" w:evenHBand="0" w:firstRowFirstColumn="0" w:firstRowLastColumn="0" w:lastRowFirstColumn="0" w:lastRowLastColumn="0"/>
             </w:pPr>
             <w:r>
-              <w:t>Método de priorización de requisitos: Must, Should, Could, Won’t.</w:t>
+              <w:t xml:space="preserve">Método de priorización de requisitos: Must, </w:t>
+            </w:r>
+            <w:proofErr w:type="spellStart"/>
+            <w:r>
+              <w:t>Should</w:t>
+            </w:r>
+            <w:proofErr w:type="spellEnd"/>
+            <w:r>
+              <w:t xml:space="preserve">, </w:t>
+            </w:r>
+            <w:proofErr w:type="spellStart"/>
+            <w:r>
+              <w:t>Could</w:t>
+            </w:r>
+            <w:proofErr w:type="spellEnd"/>
+            <w:r>
+              <w:t xml:space="preserve">, </w:t>
+            </w:r>
+            <w:proofErr w:type="spellStart"/>
+            <w:r>
+              <w:t>Won’t</w:t>
+            </w:r>
+            <w:proofErr w:type="spellEnd"/>
+            <w:r>
+              <w:t>.</w:t>
             </w:r>
           </w:p>
         </w:tc>
@@ -23291,9 +25138,11 @@
             <w:pPr>
               <w:jc w:val="left"/>
             </w:pPr>
+            <w:proofErr w:type="spellStart"/>
             <w:r>
               <w:t>Ionic</w:t>
             </w:r>
+            <w:proofErr w:type="spellEnd"/>
           </w:p>
         </w:tc>
         <w:tc>
@@ -23341,7 +25190,15 @@
               <w:cnfStyle w:val="000000000000" w:firstRow="0" w:lastRow="0" w:firstColumn="0" w:lastColumn="0" w:oddVBand="0" w:evenVBand="0" w:oddHBand="0" w:evenHBand="0" w:firstRowFirstColumn="0" w:firstRowLastColumn="0" w:lastRowFirstColumn="0" w:lastRowLastColumn="0"/>
             </w:pPr>
             <w:r>
-              <w:t>Framework frontend para aplicaciones web y móviles.</w:t>
+              <w:t xml:space="preserve">Framework </w:t>
+            </w:r>
+            <w:proofErr w:type="spellStart"/>
+            <w:r>
+              <w:t>frontend</w:t>
+            </w:r>
+            <w:proofErr w:type="spellEnd"/>
+            <w:r>
+              <w:t xml:space="preserve"> para aplicaciones web y móviles.</w:t>
             </w:r>
           </w:p>
         </w:tc>
@@ -23375,11 +25232,33 @@
             <w:pPr>
               <w:cnfStyle w:val="000000100000" w:firstRow="0" w:lastRow="0" w:firstColumn="0" w:lastColumn="0" w:oddVBand="0" w:evenVBand="0" w:oddHBand="1" w:evenHBand="0" w:firstRowFirstColumn="0" w:firstRowLastColumn="0" w:lastRowFirstColumn="0" w:lastRowLastColumn="0"/>
             </w:pPr>
+            <w:proofErr w:type="spellStart"/>
             <w:r>
               <w:rPr>
                 <w:color w:val="FFFFFF" w:themeColor="background1"/>
               </w:rPr>
-              <w:t>Runtime que permite el acceso a APIs nativas desde código web.</w:t>
+              <w:t>Runtime</w:t>
+            </w:r>
+            <w:proofErr w:type="spellEnd"/>
+            <w:r>
+              <w:rPr>
+                <w:color w:val="FFFFFF" w:themeColor="background1"/>
+              </w:rPr>
+              <w:t xml:space="preserve"> que permite el acceso a </w:t>
+            </w:r>
+            <w:proofErr w:type="spellStart"/>
+            <w:r>
+              <w:rPr>
+                <w:color w:val="FFFFFF" w:themeColor="background1"/>
+              </w:rPr>
+              <w:t>APIs</w:t>
+            </w:r>
+            <w:proofErr w:type="spellEnd"/>
+            <w:r>
+              <w:rPr>
+                <w:color w:val="FFFFFF" w:themeColor="background1"/>
+              </w:rPr>
+              <w:t xml:space="preserve"> nativas desde código web.</w:t>
             </w:r>
           </w:p>
         </w:tc>
@@ -23429,9 +25308,11 @@
             <w:pPr>
               <w:jc w:val="left"/>
             </w:pPr>
+            <w:proofErr w:type="spellStart"/>
             <w:r>
               <w:t>CallState</w:t>
             </w:r>
+            <w:proofErr w:type="spellEnd"/>
           </w:p>
         </w:tc>
         <w:tc>
@@ -23464,9 +25345,11 @@
             <w:pPr>
               <w:jc w:val="left"/>
             </w:pPr>
+            <w:proofErr w:type="spellStart"/>
             <w:r>
               <w:t>Recorder</w:t>
             </w:r>
+            <w:proofErr w:type="spellEnd"/>
           </w:p>
         </w:tc>
         <w:tc>
@@ -23486,14 +25369,19 @@
       </w:tr>
     </w:tbl>
     <w:p>
-      <w:pPr>
-        <w:pStyle w:val="Ttulo2"/>
-      </w:pPr>
       <w:bookmarkStart w:id="101" w:name="_Notas_técnicas"/>
       <w:bookmarkEnd w:id="101"/>
+    </w:p>
+    <w:p>
+      <w:pPr>
+        <w:pStyle w:val="Ttulo2"/>
+      </w:pPr>
       <w:r>
         <w:lastRenderedPageBreak/>
-        <w:t>Notas técnicas</w:t>
+        <w:t>Notas técnica</w:t>
+      </w:r>
+      <w:r>
+        <w:t>s</w:t>
       </w:r>
     </w:p>
     <w:p/>
@@ -23505,7 +25393,15 @@
         </w:numPr>
       </w:pPr>
       <w:r>
-        <w:t>La aplicación se apoya en APIs públicas de Android disponibles a partir de la versión mínima soportada.</w:t>
+        <w:t xml:space="preserve">La aplicación se apoya en </w:t>
+      </w:r>
+      <w:proofErr w:type="spellStart"/>
+      <w:r>
+        <w:t>APIs</w:t>
+      </w:r>
+      <w:proofErr w:type="spellEnd"/>
+      <w:r>
+        <w:t xml:space="preserve"> públicas de Android disponibles a partir de la versión mínima soportada.</w:t>
       </w:r>
     </w:p>
     <w:p>
@@ -23543,7 +25439,15 @@
         <w:jc w:val="both"/>
       </w:pPr>
       <w:r>
-        <w:t>Interfaz (Ionic / Angular)</w:t>
+        <w:t>Interfaz (</w:t>
+      </w:r>
+      <w:proofErr w:type="spellStart"/>
+      <w:r>
+        <w:t>Ionic</w:t>
+      </w:r>
+      <w:proofErr w:type="spellEnd"/>
+      <w:r>
+        <w:t xml:space="preserve"> / Angular)</w:t>
       </w:r>
     </w:p>
     <w:p>
@@ -23575,7 +25479,15 @@
         <w:jc w:val="both"/>
       </w:pPr>
       <w:r>
-        <w:t>Integración nativa (plugins Capacitor en Java)</w:t>
+        <w:t>Integración nativa (</w:t>
+      </w:r>
+      <w:proofErr w:type="spellStart"/>
+      <w:r>
+        <w:t>plugins</w:t>
+      </w:r>
+      <w:proofErr w:type="spellEnd"/>
+      <w:r>
+        <w:t xml:space="preserve"> Capacitor en Java)</w:t>
       </w:r>
     </w:p>
     <w:p>
@@ -23899,27 +25811,31 @@
           <w:numId w:val="54"/>
         </w:numPr>
         <w:jc w:val="both"/>
-      </w:pPr>
-      <w:hyperlink w:anchor="Version_1_0_de_documento" w:history="1">
-        <w:r>
-          <w:rPr>
-            <w:rStyle w:val="Hipervnculo"/>
-          </w:rPr>
-          <w:t>Versión: 1</w:t>
-        </w:r>
-        <w:r>
-          <w:rPr>
-            <w:rStyle w:val="Hipervnculo"/>
-          </w:rPr>
-          <w:t>.</w:t>
-        </w:r>
-        <w:r>
-          <w:rPr>
-            <w:rStyle w:val="Hipervnculo"/>
-          </w:rPr>
-          <w:t>0</w:t>
-        </w:r>
-      </w:hyperlink>
+        <w:rPr>
+          <w:rStyle w:val="Hipervnculo"/>
+        </w:rPr>
+      </w:pPr>
+      <w:r>
+        <w:fldChar w:fldCharType="begin"/>
+      </w:r>
+      <w:r>
+        <w:instrText>HYPERLINK  \l "Version_1_0_0_de_documento"</w:instrText>
+      </w:r>
+      <w:r>
+        <w:fldChar w:fldCharType="separate"/>
+      </w:r>
+      <w:r>
+        <w:rPr>
+          <w:rStyle w:val="Hipervnculo"/>
+        </w:rPr>
+        <w:t>Versión: 1.0</w:t>
+      </w:r>
+      <w:r>
+        <w:rPr>
+          <w:rStyle w:val="Hipervnculo"/>
+        </w:rPr>
+        <w:t>.0</w:t>
+      </w:r>
     </w:p>
     <w:p>
       <w:pPr>
@@ -23931,6 +25847,9 @@
         <w:jc w:val="both"/>
       </w:pPr>
       <w:r>
+        <w:fldChar w:fldCharType="end"/>
+      </w:r>
+      <w:r>
         <w:t xml:space="preserve">Estado: </w:t>
       </w:r>
       <w:r>
@@ -23938,7 +25857,14 @@
           <w:b/>
           <w:bCs/>
         </w:rPr>
-        <w:t>PDTE. REVISIÓN</w:t>
+        <w:t>EN</w:t>
+      </w:r>
+      <w:r>
+        <w:rPr>
+          <w:b/>
+          <w:bCs/>
+        </w:rPr>
+        <w:t xml:space="preserve"> REVISIÓN</w:t>
       </w:r>
     </w:p>
     <w:p>
@@ -24426,6 +26352,7 @@
               <w:i/>
             </w:rPr>
           </w:pPr>
+          <w:proofErr w:type="spellStart"/>
           <w:r>
             <w:rPr>
               <w:b/>
@@ -24434,6 +26361,7 @@
             </w:rPr>
             <w:t>Mexus</w:t>
           </w:r>
+          <w:proofErr w:type="spellEnd"/>
         </w:p>
       </w:tc>
     </w:tr>
@@ -24718,8 +26646,8 @@
   <w:abstractNum w:abstractNumId="2" w15:restartNumberingAfterBreak="0">
     <w:nsid w:val="02EC3E13"/>
     <w:multiLevelType w:val="hybridMultilevel"/>
-    <w:tmpl w:val="56F2E9C8"/>
-    <w:lvl w:ilvl="0" w:tplc="0C0A0005">
+    <w:tmpl w:val="860AC18C"/>
+    <w:lvl w:ilvl="0" w:tplc="9CFE58A6">
       <w:start w:val="1"/>
       <w:numFmt w:val="bullet"/>
       <w:lvlText w:val=""/>
@@ -24731,8 +26659,8 @@
         <w:rFonts w:ascii="Wingdings" w:hAnsi="Wingdings" w:hint="default"/>
         <w:b w:val="0"/>
         <w:bCs w:val="0"/>
-        <w:sz w:val="18"/>
-        <w:szCs w:val="18"/>
+        <w:sz w:val="22"/>
+        <w:szCs w:val="22"/>
       </w:rPr>
     </w:lvl>
     <w:lvl w:ilvl="1" w:tplc="FFFFFFFF">
@@ -25171,7 +27099,7 @@
   <w:abstractNum w:abstractNumId="6" w15:restartNumberingAfterBreak="0">
     <w:nsid w:val="055943FD"/>
     <w:multiLevelType w:val="multilevel"/>
-    <w:tmpl w:val="BB043CF4"/>
+    <w:tmpl w:val="A746B0B0"/>
     <w:lvl w:ilvl="0">
       <w:start w:val="1"/>
       <w:numFmt w:val="bullet"/>
@@ -25185,7 +27113,8 @@
       </w:pPr>
       <w:rPr>
         <w:rFonts w:ascii="Symbol" w:hAnsi="Symbol" w:hint="default"/>
-        <w:sz w:val="20"/>
+        <w:sz w:val="22"/>
+        <w:szCs w:val="24"/>
       </w:rPr>
     </w:lvl>
     <w:lvl w:ilvl="1">
@@ -25198,6 +27127,8 @@
       </w:pPr>
       <w:rPr>
         <w:rFonts w:ascii="Symbol" w:hAnsi="Symbol" w:hint="default"/>
+        <w:sz w:val="18"/>
+        <w:szCs w:val="18"/>
       </w:rPr>
     </w:lvl>
     <w:lvl w:ilvl="2" w:tentative="1">
@@ -25316,7 +27247,7 @@
   <w:abstractNum w:abstractNumId="7" w15:restartNumberingAfterBreak="0">
     <w:nsid w:val="05F96128"/>
     <w:multiLevelType w:val="multilevel"/>
-    <w:tmpl w:val="990831CA"/>
+    <w:tmpl w:val="78166738"/>
     <w:lvl w:ilvl="0">
       <w:start w:val="1"/>
       <w:numFmt w:val="bullet"/>
@@ -25330,8 +27261,8 @@
       </w:pPr>
       <w:rPr>
         <w:rFonts w:ascii="Symbol" w:hAnsi="Symbol" w:hint="default"/>
-        <w:sz w:val="18"/>
-        <w:szCs w:val="20"/>
+        <w:sz w:val="22"/>
+        <w:szCs w:val="24"/>
       </w:rPr>
     </w:lvl>
     <w:lvl w:ilvl="1">
@@ -25726,8 +27657,8 @@
   <w:abstractNum w:abstractNumId="10" w15:restartNumberingAfterBreak="0">
     <w:nsid w:val="0641126F"/>
     <w:multiLevelType w:val="hybridMultilevel"/>
-    <w:tmpl w:val="B51A4582"/>
-    <w:lvl w:ilvl="0" w:tplc="0C0A0005">
+    <w:tmpl w:val="20920A94"/>
+    <w:lvl w:ilvl="0" w:tplc="1602B05E">
       <w:start w:val="1"/>
       <w:numFmt w:val="bullet"/>
       <w:lvlText w:val=""/>
@@ -25739,8 +27670,8 @@
         <w:rFonts w:ascii="Wingdings" w:hAnsi="Wingdings" w:hint="default"/>
         <w:b w:val="0"/>
         <w:bCs w:val="0"/>
-        <w:sz w:val="18"/>
-        <w:szCs w:val="18"/>
+        <w:sz w:val="22"/>
+        <w:szCs w:val="22"/>
       </w:rPr>
     </w:lvl>
     <w:lvl w:ilvl="1" w:tplc="FFFFFFFF">
@@ -25819,7 +27750,7 @@
   <w:abstractNum w:abstractNumId="11" w15:restartNumberingAfterBreak="0">
     <w:nsid w:val="07480B15"/>
     <w:multiLevelType w:val="multilevel"/>
-    <w:tmpl w:val="A5728230"/>
+    <w:tmpl w:val="11F8C522"/>
     <w:lvl w:ilvl="0">
       <w:start w:val="1"/>
       <w:numFmt w:val="bullet"/>
@@ -25839,17 +27770,15 @@
     <w:lvl w:ilvl="1">
       <w:start w:val="1"/>
       <w:numFmt w:val="bullet"/>
-      <w:lvlText w:val="o"/>
-      <w:lvlJc w:val="left"/>
-      <w:pPr>
-        <w:tabs>
-          <w:tab w:val="num" w:pos="1440"/>
-        </w:tabs>
+      <w:lvlText w:val=""/>
+      <w:lvlJc w:val="left"/>
+      <w:pPr>
         <w:ind w:left="1440" w:hanging="360"/>
       </w:pPr>
       <w:rPr>
-        <w:rFonts w:ascii="Courier New" w:hAnsi="Courier New" w:hint="default"/>
-        <w:sz w:val="20"/>
+        <w:rFonts w:ascii="Symbol" w:hAnsi="Symbol" w:hint="default"/>
+        <w:sz w:val="18"/>
+        <w:szCs w:val="18"/>
       </w:rPr>
     </w:lvl>
     <w:lvl w:ilvl="2" w:tentative="1">
@@ -26407,7 +28336,7 @@
   <w:abstractNum w:abstractNumId="15" w15:restartNumberingAfterBreak="0">
     <w:nsid w:val="07DB0DE1"/>
     <w:multiLevelType w:val="multilevel"/>
-    <w:tmpl w:val="43743A28"/>
+    <w:tmpl w:val="11D2EDCC"/>
     <w:lvl w:ilvl="0">
       <w:start w:val="1"/>
       <w:numFmt w:val="bullet"/>
@@ -26421,7 +28350,8 @@
       </w:pPr>
       <w:rPr>
         <w:rFonts w:ascii="Symbol" w:hAnsi="Symbol" w:hint="default"/>
-        <w:sz w:val="20"/>
+        <w:sz w:val="22"/>
+        <w:szCs w:val="24"/>
       </w:rPr>
     </w:lvl>
     <w:lvl w:ilvl="1">
@@ -27951,7 +29881,7 @@
   <w:abstractNum w:abstractNumId="28" w15:restartNumberingAfterBreak="0">
     <w:nsid w:val="0D77329B"/>
     <w:multiLevelType w:val="multilevel"/>
-    <w:tmpl w:val="517A4F2C"/>
+    <w:tmpl w:val="8BC6B080"/>
     <w:lvl w:ilvl="0">
       <w:start w:val="1"/>
       <w:numFmt w:val="bullet"/>
@@ -27965,7 +29895,8 @@
       </w:pPr>
       <w:rPr>
         <w:rFonts w:ascii="Symbol" w:hAnsi="Symbol" w:hint="default"/>
-        <w:sz w:val="20"/>
+        <w:sz w:val="22"/>
+        <w:szCs w:val="24"/>
       </w:rPr>
     </w:lvl>
     <w:lvl w:ilvl="1" w:tentative="1">
@@ -28362,7 +30293,7 @@
   <w:abstractNum w:abstractNumId="31" w15:restartNumberingAfterBreak="0">
     <w:nsid w:val="0FC943EF"/>
     <w:multiLevelType w:val="multilevel"/>
-    <w:tmpl w:val="C686A492"/>
+    <w:tmpl w:val="B2E6D9D0"/>
     <w:lvl w:ilvl="0">
       <w:start w:val="1"/>
       <w:numFmt w:val="bullet"/>
@@ -28376,7 +30307,8 @@
       </w:pPr>
       <w:rPr>
         <w:rFonts w:ascii="Symbol" w:hAnsi="Symbol" w:hint="default"/>
-        <w:sz w:val="20"/>
+        <w:sz w:val="22"/>
+        <w:szCs w:val="24"/>
       </w:rPr>
     </w:lvl>
     <w:lvl w:ilvl="1">
@@ -29657,7 +31589,7 @@
   <w:abstractNum w:abstractNumId="41" w15:restartNumberingAfterBreak="0">
     <w:nsid w:val="16F84FA6"/>
     <w:multiLevelType w:val="multilevel"/>
-    <w:tmpl w:val="4B345688"/>
+    <w:tmpl w:val="24C60E1A"/>
     <w:lvl w:ilvl="0">
       <w:start w:val="1"/>
       <w:numFmt w:val="bullet"/>
@@ -29671,7 +31603,8 @@
       </w:pPr>
       <w:rPr>
         <w:rFonts w:ascii="Symbol" w:hAnsi="Symbol" w:hint="default"/>
-        <w:sz w:val="20"/>
+        <w:sz w:val="22"/>
+        <w:szCs w:val="24"/>
       </w:rPr>
     </w:lvl>
     <w:lvl w:ilvl="1">
@@ -30276,7 +32209,7 @@
   <w:abstractNum w:abstractNumId="46" w15:restartNumberingAfterBreak="0">
     <w:nsid w:val="18DB4089"/>
     <w:multiLevelType w:val="multilevel"/>
-    <w:tmpl w:val="FB80F450"/>
+    <w:tmpl w:val="31FCF206"/>
     <w:lvl w:ilvl="0">
       <w:start w:val="1"/>
       <w:numFmt w:val="bullet"/>
@@ -30290,7 +32223,8 @@
       </w:pPr>
       <w:rPr>
         <w:rFonts w:ascii="Symbol" w:hAnsi="Symbol" w:hint="default"/>
-        <w:sz w:val="20"/>
+        <w:sz w:val="22"/>
+        <w:szCs w:val="24"/>
       </w:rPr>
     </w:lvl>
     <w:lvl w:ilvl="1">
@@ -30628,7 +32562,7 @@
   <w:abstractNum w:abstractNumId="49" w15:restartNumberingAfterBreak="0">
     <w:nsid w:val="1A1C4EC2"/>
     <w:multiLevelType w:val="multilevel"/>
-    <w:tmpl w:val="A9E2E810"/>
+    <w:tmpl w:val="CFC0902C"/>
     <w:lvl w:ilvl="0">
       <w:start w:val="1"/>
       <w:numFmt w:val="bullet"/>
@@ -30655,6 +32589,8 @@
       </w:pPr>
       <w:rPr>
         <w:rFonts w:ascii="Symbol" w:hAnsi="Symbol" w:hint="default"/>
+        <w:sz w:val="18"/>
+        <w:szCs w:val="18"/>
       </w:rPr>
     </w:lvl>
     <w:lvl w:ilvl="2" w:tentative="1">
@@ -31484,8 +33420,8 @@
   <w:abstractNum w:abstractNumId="55" w15:restartNumberingAfterBreak="0">
     <w:nsid w:val="1BE843E4"/>
     <w:multiLevelType w:val="hybridMultilevel"/>
-    <w:tmpl w:val="5ED6CB1A"/>
-    <w:lvl w:ilvl="0" w:tplc="0C0A0005">
+    <w:tmpl w:val="3BC45ABE"/>
+    <w:lvl w:ilvl="0" w:tplc="BBBEDA82">
       <w:start w:val="1"/>
       <w:numFmt w:val="bullet"/>
       <w:lvlText w:val=""/>
@@ -31497,8 +33433,8 @@
         <w:rFonts w:ascii="Wingdings" w:hAnsi="Wingdings" w:hint="default"/>
         <w:b w:val="0"/>
         <w:bCs w:val="0"/>
-        <w:sz w:val="18"/>
-        <w:szCs w:val="18"/>
+        <w:sz w:val="22"/>
+        <w:szCs w:val="22"/>
       </w:rPr>
     </w:lvl>
     <w:lvl w:ilvl="1" w:tplc="FFFFFFFF">
@@ -32857,7 +34793,7 @@
   <w:abstractNum w:abstractNumId="68" w15:restartNumberingAfterBreak="0">
     <w:nsid w:val="265013A4"/>
     <w:multiLevelType w:val="multilevel"/>
-    <w:tmpl w:val="4B345688"/>
+    <w:tmpl w:val="120A5F6C"/>
     <w:lvl w:ilvl="0">
       <w:start w:val="1"/>
       <w:numFmt w:val="bullet"/>
@@ -32871,7 +34807,8 @@
       </w:pPr>
       <w:rPr>
         <w:rFonts w:ascii="Symbol" w:hAnsi="Symbol" w:hint="default"/>
-        <w:sz w:val="20"/>
+        <w:sz w:val="22"/>
+        <w:szCs w:val="24"/>
       </w:rPr>
     </w:lvl>
     <w:lvl w:ilvl="1">
@@ -33006,7 +34943,7 @@
   <w:abstractNum w:abstractNumId="69" w15:restartNumberingAfterBreak="0">
     <w:nsid w:val="268E5EAD"/>
     <w:multiLevelType w:val="multilevel"/>
-    <w:tmpl w:val="DA6CF220"/>
+    <w:tmpl w:val="4072B064"/>
     <w:lvl w:ilvl="0">
       <w:start w:val="1"/>
       <w:numFmt w:val="bullet"/>
@@ -33020,7 +34957,8 @@
       </w:pPr>
       <w:rPr>
         <w:rFonts w:ascii="Symbol" w:hAnsi="Symbol" w:hint="default"/>
-        <w:sz w:val="20"/>
+        <w:sz w:val="22"/>
+        <w:szCs w:val="24"/>
       </w:rPr>
     </w:lvl>
     <w:lvl w:ilvl="1" w:tentative="1">
@@ -33643,7 +35581,7 @@
   <w:abstractNum w:abstractNumId="74" w15:restartNumberingAfterBreak="0">
     <w:nsid w:val="28201819"/>
     <w:multiLevelType w:val="multilevel"/>
-    <w:tmpl w:val="E8106BFA"/>
+    <w:tmpl w:val="4254DF0C"/>
     <w:lvl w:ilvl="0">
       <w:start w:val="1"/>
       <w:numFmt w:val="bullet"/>
@@ -33671,8 +35609,8 @@
       </w:pPr>
       <w:rPr>
         <w:rFonts w:ascii="Symbol" w:hAnsi="Symbol" w:hint="default"/>
-        <w:sz w:val="20"/>
-        <w:szCs w:val="20"/>
+        <w:sz w:val="18"/>
+        <w:szCs w:val="18"/>
       </w:rPr>
     </w:lvl>
     <w:lvl w:ilvl="2" w:tentative="1">
@@ -33791,7 +35729,7 @@
   <w:abstractNum w:abstractNumId="75" w15:restartNumberingAfterBreak="0">
     <w:nsid w:val="28B90A56"/>
     <w:multiLevelType w:val="multilevel"/>
-    <w:tmpl w:val="8B4079CC"/>
+    <w:tmpl w:val="1FE869D6"/>
     <w:lvl w:ilvl="0">
       <w:start w:val="1"/>
       <w:numFmt w:val="bullet"/>
@@ -33805,7 +35743,8 @@
       </w:pPr>
       <w:rPr>
         <w:rFonts w:ascii="Symbol" w:hAnsi="Symbol" w:hint="default"/>
-        <w:sz w:val="20"/>
+        <w:sz w:val="22"/>
+        <w:szCs w:val="24"/>
       </w:rPr>
     </w:lvl>
     <w:lvl w:ilvl="1" w:tentative="1">
@@ -35119,7 +37058,7 @@
   <w:abstractNum w:abstractNumId="86" w15:restartNumberingAfterBreak="0">
     <w:nsid w:val="3112372A"/>
     <w:multiLevelType w:val="multilevel"/>
-    <w:tmpl w:val="2146C9AC"/>
+    <w:tmpl w:val="E27A1364"/>
     <w:lvl w:ilvl="0">
       <w:start w:val="1"/>
       <w:numFmt w:val="bullet"/>
@@ -35133,7 +37072,8 @@
       </w:pPr>
       <w:rPr>
         <w:rFonts w:ascii="Symbol" w:hAnsi="Symbol" w:hint="default"/>
-        <w:sz w:val="20"/>
+        <w:sz w:val="22"/>
+        <w:szCs w:val="24"/>
       </w:rPr>
     </w:lvl>
     <w:lvl w:ilvl="1" w:tentative="1">
@@ -36379,7 +38319,7 @@
   <w:abstractNum w:abstractNumId="96" w15:restartNumberingAfterBreak="0">
     <w:nsid w:val="365775D4"/>
     <w:multiLevelType w:val="multilevel"/>
-    <w:tmpl w:val="0D245EAE"/>
+    <w:tmpl w:val="028E8424"/>
     <w:lvl w:ilvl="0">
       <w:start w:val="1"/>
       <w:numFmt w:val="bullet"/>
@@ -36393,7 +38333,8 @@
       </w:pPr>
       <w:rPr>
         <w:rFonts w:ascii="Symbol" w:hAnsi="Symbol" w:hint="default"/>
-        <w:sz w:val="20"/>
+        <w:sz w:val="22"/>
+        <w:szCs w:val="24"/>
       </w:rPr>
     </w:lvl>
     <w:lvl w:ilvl="1" w:tentative="1">
@@ -36889,7 +38830,7 @@
   <w:abstractNum w:abstractNumId="101" w15:restartNumberingAfterBreak="0">
     <w:nsid w:val="38F54172"/>
     <w:multiLevelType w:val="multilevel"/>
-    <w:tmpl w:val="F12004C8"/>
+    <w:tmpl w:val="F54C1A7C"/>
     <w:lvl w:ilvl="0">
       <w:start w:val="1"/>
       <w:numFmt w:val="bullet"/>
@@ -36903,7 +38844,8 @@
       </w:pPr>
       <w:rPr>
         <w:rFonts w:ascii="Symbol" w:hAnsi="Symbol" w:hint="default"/>
-        <w:sz w:val="20"/>
+        <w:sz w:val="22"/>
+        <w:szCs w:val="24"/>
       </w:rPr>
     </w:lvl>
     <w:lvl w:ilvl="1" w:tentative="1">
@@ -39866,7 +41808,7 @@
   <w:abstractNum w:abstractNumId="125" w15:restartNumberingAfterBreak="0">
     <w:nsid w:val="446A55B0"/>
     <w:multiLevelType w:val="multilevel"/>
-    <w:tmpl w:val="625E1722"/>
+    <w:tmpl w:val="5F8E52F4"/>
     <w:lvl w:ilvl="0">
       <w:start w:val="1"/>
       <w:numFmt w:val="bullet"/>
@@ -39880,8 +41822,8 @@
       </w:pPr>
       <w:rPr>
         <w:rFonts w:ascii="Symbol" w:hAnsi="Symbol" w:hint="default"/>
-        <w:sz w:val="18"/>
-        <w:szCs w:val="20"/>
+        <w:sz w:val="22"/>
+        <w:szCs w:val="24"/>
       </w:rPr>
     </w:lvl>
     <w:lvl w:ilvl="1">
@@ -40348,7 +42290,7 @@
   <w:abstractNum w:abstractNumId="129" w15:restartNumberingAfterBreak="0">
     <w:nsid w:val="45162C25"/>
     <w:multiLevelType w:val="multilevel"/>
-    <w:tmpl w:val="AB0C80B0"/>
+    <w:tmpl w:val="71787320"/>
     <w:lvl w:ilvl="0">
       <w:start w:val="1"/>
       <w:numFmt w:val="bullet"/>
@@ -40362,7 +42304,8 @@
       </w:pPr>
       <w:rPr>
         <w:rFonts w:ascii="Symbol" w:hAnsi="Symbol" w:hint="default"/>
-        <w:sz w:val="20"/>
+        <w:sz w:val="22"/>
+        <w:szCs w:val="24"/>
       </w:rPr>
     </w:lvl>
     <w:lvl w:ilvl="1" w:tentative="1">
@@ -42010,7 +43953,7 @@
   <w:abstractNum w:abstractNumId="143" w15:restartNumberingAfterBreak="0">
     <w:nsid w:val="4C1928CE"/>
     <w:multiLevelType w:val="multilevel"/>
-    <w:tmpl w:val="5E567624"/>
+    <w:tmpl w:val="109C92F0"/>
     <w:lvl w:ilvl="0">
       <w:start w:val="1"/>
       <w:numFmt w:val="bullet"/>
@@ -42024,7 +43967,8 @@
       </w:pPr>
       <w:rPr>
         <w:rFonts w:ascii="Symbol" w:hAnsi="Symbol" w:hint="default"/>
-        <w:sz w:val="20"/>
+        <w:sz w:val="22"/>
+        <w:szCs w:val="24"/>
       </w:rPr>
     </w:lvl>
     <w:lvl w:ilvl="1">
@@ -43256,7 +45200,7 @@
   <w:abstractNum w:abstractNumId="152" w15:restartNumberingAfterBreak="0">
     <w:nsid w:val="4F681372"/>
     <w:multiLevelType w:val="multilevel"/>
-    <w:tmpl w:val="8464997A"/>
+    <w:tmpl w:val="D16A8C44"/>
     <w:lvl w:ilvl="0">
       <w:start w:val="1"/>
       <w:numFmt w:val="bullet"/>
@@ -43284,8 +45228,8 @@
       </w:pPr>
       <w:rPr>
         <w:rFonts w:ascii="Symbol" w:hAnsi="Symbol" w:hint="default"/>
-        <w:sz w:val="20"/>
-        <w:szCs w:val="20"/>
+        <w:sz w:val="18"/>
+        <w:szCs w:val="18"/>
       </w:rPr>
     </w:lvl>
     <w:lvl w:ilvl="2" w:tentative="1">
@@ -43848,7 +45792,7 @@
   <w:abstractNum w:abstractNumId="156" w15:restartNumberingAfterBreak="0">
     <w:nsid w:val="50EC2A14"/>
     <w:multiLevelType w:val="multilevel"/>
-    <w:tmpl w:val="8EA6DCBC"/>
+    <w:tmpl w:val="8AF689D4"/>
     <w:lvl w:ilvl="0">
       <w:start w:val="1"/>
       <w:numFmt w:val="bullet"/>
@@ -43876,8 +45820,8 @@
       </w:pPr>
       <w:rPr>
         <w:rFonts w:ascii="Symbol" w:hAnsi="Symbol" w:hint="default"/>
-        <w:sz w:val="20"/>
-        <w:szCs w:val="20"/>
+        <w:sz w:val="18"/>
+        <w:szCs w:val="18"/>
       </w:rPr>
     </w:lvl>
     <w:lvl w:ilvl="2" w:tentative="1">
@@ -44266,7 +46210,7 @@
   <w:abstractNum w:abstractNumId="159" w15:restartNumberingAfterBreak="0">
     <w:nsid w:val="529324EF"/>
     <w:multiLevelType w:val="multilevel"/>
-    <w:tmpl w:val="2EB06A02"/>
+    <w:tmpl w:val="00EE0212"/>
     <w:lvl w:ilvl="0">
       <w:start w:val="1"/>
       <w:numFmt w:val="bullet"/>
@@ -44280,7 +46224,8 @@
       </w:pPr>
       <w:rPr>
         <w:rFonts w:ascii="Symbol" w:hAnsi="Symbol" w:hint="default"/>
-        <w:sz w:val="20"/>
+        <w:sz w:val="22"/>
+        <w:szCs w:val="24"/>
       </w:rPr>
     </w:lvl>
     <w:lvl w:ilvl="1" w:tentative="1">
@@ -45245,7 +47190,7 @@
   <w:abstractNum w:abstractNumId="166" w15:restartNumberingAfterBreak="0">
     <w:nsid w:val="58352270"/>
     <w:multiLevelType w:val="multilevel"/>
-    <w:tmpl w:val="91445A5E"/>
+    <w:tmpl w:val="BF409572"/>
     <w:lvl w:ilvl="0">
       <w:start w:val="1"/>
       <w:numFmt w:val="bullet"/>
@@ -45259,7 +47204,8 @@
       </w:pPr>
       <w:rPr>
         <w:rFonts w:ascii="Symbol" w:hAnsi="Symbol" w:hint="default"/>
-        <w:sz w:val="20"/>
+        <w:sz w:val="22"/>
+        <w:szCs w:val="24"/>
       </w:rPr>
     </w:lvl>
     <w:lvl w:ilvl="1">
@@ -45394,7 +47340,7 @@
   <w:abstractNum w:abstractNumId="167" w15:restartNumberingAfterBreak="0">
     <w:nsid w:val="58EC2D64"/>
     <w:multiLevelType w:val="multilevel"/>
-    <w:tmpl w:val="0C766C1C"/>
+    <w:tmpl w:val="0924EC34"/>
     <w:lvl w:ilvl="0">
       <w:start w:val="1"/>
       <w:numFmt w:val="bullet"/>
@@ -45408,7 +47354,8 @@
       </w:pPr>
       <w:rPr>
         <w:rFonts w:ascii="Symbol" w:hAnsi="Symbol" w:hint="default"/>
-        <w:sz w:val="20"/>
+        <w:sz w:val="22"/>
+        <w:szCs w:val="24"/>
       </w:rPr>
     </w:lvl>
     <w:lvl w:ilvl="1" w:tentative="1">
@@ -45916,7 +47863,7 @@
   <w:abstractNum w:abstractNumId="171" w15:restartNumberingAfterBreak="0">
     <w:nsid w:val="5B453D6D"/>
     <w:multiLevelType w:val="multilevel"/>
-    <w:tmpl w:val="914A6210"/>
+    <w:tmpl w:val="8CF63ACA"/>
     <w:lvl w:ilvl="0">
       <w:start w:val="1"/>
       <w:numFmt w:val="bullet"/>
@@ -45930,7 +47877,8 @@
       </w:pPr>
       <w:rPr>
         <w:rFonts w:ascii="Symbol" w:hAnsi="Symbol" w:hint="default"/>
-        <w:sz w:val="20"/>
+        <w:sz w:val="22"/>
+        <w:szCs w:val="24"/>
       </w:rPr>
     </w:lvl>
     <w:lvl w:ilvl="1" w:tentative="1">
@@ -46065,7 +48013,7 @@
   <w:abstractNum w:abstractNumId="172" w15:restartNumberingAfterBreak="0">
     <w:nsid w:val="5BBE41DE"/>
     <w:multiLevelType w:val="multilevel"/>
-    <w:tmpl w:val="505AE062"/>
+    <w:tmpl w:val="E85255AC"/>
     <w:lvl w:ilvl="0">
       <w:start w:val="1"/>
       <w:numFmt w:val="bullet"/>
@@ -46079,7 +48027,8 @@
       </w:pPr>
       <w:rPr>
         <w:rFonts w:ascii="Symbol" w:hAnsi="Symbol" w:hint="default"/>
-        <w:sz w:val="20"/>
+        <w:sz w:val="22"/>
+        <w:szCs w:val="24"/>
       </w:rPr>
     </w:lvl>
     <w:lvl w:ilvl="1" w:tentative="1">
@@ -46363,7 +48312,7 @@
   <w:abstractNum w:abstractNumId="174" w15:restartNumberingAfterBreak="0">
     <w:nsid w:val="5D636A54"/>
     <w:multiLevelType w:val="multilevel"/>
-    <w:tmpl w:val="BA6E9AAA"/>
+    <w:tmpl w:val="8F9A9CA6"/>
     <w:lvl w:ilvl="0">
       <w:start w:val="1"/>
       <w:numFmt w:val="bullet"/>
@@ -46377,7 +48326,8 @@
       </w:pPr>
       <w:rPr>
         <w:rFonts w:ascii="Symbol" w:hAnsi="Symbol" w:hint="default"/>
-        <w:sz w:val="20"/>
+        <w:sz w:val="22"/>
+        <w:szCs w:val="24"/>
       </w:rPr>
     </w:lvl>
     <w:lvl w:ilvl="1" w:tentative="1">
@@ -46717,7 +48667,7 @@
   <w:abstractNum w:abstractNumId="177" w15:restartNumberingAfterBreak="0">
     <w:nsid w:val="5E3431C9"/>
     <w:multiLevelType w:val="multilevel"/>
-    <w:tmpl w:val="51E655CC"/>
+    <w:tmpl w:val="D8D02076"/>
     <w:lvl w:ilvl="0">
       <w:start w:val="1"/>
       <w:numFmt w:val="bullet"/>
@@ -46731,7 +48681,8 @@
       </w:pPr>
       <w:rPr>
         <w:rFonts w:ascii="Symbol" w:hAnsi="Symbol" w:hint="default"/>
-        <w:sz w:val="20"/>
+        <w:sz w:val="22"/>
+        <w:szCs w:val="24"/>
       </w:rPr>
     </w:lvl>
     <w:lvl w:ilvl="1" w:tentative="1">
@@ -47103,8 +49054,8 @@
   <w:abstractNum w:abstractNumId="180" w15:restartNumberingAfterBreak="0">
     <w:nsid w:val="5E8F5ADC"/>
     <w:multiLevelType w:val="hybridMultilevel"/>
-    <w:tmpl w:val="A558BA30"/>
-    <w:lvl w:ilvl="0" w:tplc="0C0A0005">
+    <w:tmpl w:val="D254A03C"/>
+    <w:lvl w:ilvl="0" w:tplc="BDA63856">
       <w:start w:val="1"/>
       <w:numFmt w:val="bullet"/>
       <w:lvlText w:val=""/>
@@ -47116,6 +49067,8 @@
         <w:rFonts w:ascii="Wingdings" w:hAnsi="Wingdings" w:hint="default"/>
         <w:b/>
         <w:bCs/>
+        <w:sz w:val="20"/>
+        <w:szCs w:val="20"/>
       </w:rPr>
     </w:lvl>
     <w:lvl w:ilvl="1" w:tplc="0C0A0019" w:tentative="1">
@@ -48236,7 +50189,7 @@
   <w:abstractNum w:abstractNumId="189" w15:restartNumberingAfterBreak="0">
     <w:nsid w:val="669B06B4"/>
     <w:multiLevelType w:val="multilevel"/>
-    <w:tmpl w:val="A4D2BC44"/>
+    <w:tmpl w:val="ECB6986E"/>
     <w:lvl w:ilvl="0">
       <w:start w:val="1"/>
       <w:numFmt w:val="bullet"/>
@@ -48250,7 +50203,8 @@
       </w:pPr>
       <w:rPr>
         <w:rFonts w:ascii="Symbol" w:hAnsi="Symbol" w:hint="default"/>
-        <w:sz w:val="20"/>
+        <w:sz w:val="22"/>
+        <w:szCs w:val="24"/>
       </w:rPr>
     </w:lvl>
     <w:lvl w:ilvl="1" w:tentative="1">
@@ -48477,7 +50431,7 @@
   <w:abstractNum w:abstractNumId="191" w15:restartNumberingAfterBreak="0">
     <w:nsid w:val="693C61B8"/>
     <w:multiLevelType w:val="multilevel"/>
-    <w:tmpl w:val="2D7EB028"/>
+    <w:tmpl w:val="FBE074B6"/>
     <w:lvl w:ilvl="0">
       <w:start w:val="1"/>
       <w:numFmt w:val="bullet"/>
@@ -48491,7 +50445,8 @@
       </w:pPr>
       <w:rPr>
         <w:rFonts w:ascii="Symbol" w:hAnsi="Symbol" w:hint="default"/>
-        <w:sz w:val="20"/>
+        <w:sz w:val="22"/>
+        <w:szCs w:val="24"/>
       </w:rPr>
     </w:lvl>
     <w:lvl w:ilvl="1" w:tentative="1">
@@ -48626,7 +50581,7 @@
   <w:abstractNum w:abstractNumId="192" w15:restartNumberingAfterBreak="0">
     <w:nsid w:val="697A4963"/>
     <w:multiLevelType w:val="multilevel"/>
-    <w:tmpl w:val="36BAFDCE"/>
+    <w:tmpl w:val="3A1CADB6"/>
     <w:lvl w:ilvl="0">
       <w:start w:val="1"/>
       <w:numFmt w:val="bullet"/>
@@ -48640,7 +50595,8 @@
       </w:pPr>
       <w:rPr>
         <w:rFonts w:ascii="Symbol" w:hAnsi="Symbol" w:hint="default"/>
-        <w:sz w:val="20"/>
+        <w:sz w:val="22"/>
+        <w:szCs w:val="24"/>
       </w:rPr>
     </w:lvl>
     <w:lvl w:ilvl="1">
@@ -49014,7 +50970,7 @@
   <w:abstractNum w:abstractNumId="195" w15:restartNumberingAfterBreak="0">
     <w:nsid w:val="6A143D3A"/>
     <w:multiLevelType w:val="multilevel"/>
-    <w:tmpl w:val="0F6619C6"/>
+    <w:tmpl w:val="6900834A"/>
     <w:lvl w:ilvl="0">
       <w:start w:val="1"/>
       <w:numFmt w:val="bullet"/>
@@ -49028,7 +50984,8 @@
       </w:pPr>
       <w:rPr>
         <w:rFonts w:ascii="Symbol" w:hAnsi="Symbol" w:hint="default"/>
-        <w:sz w:val="20"/>
+        <w:sz w:val="22"/>
+        <w:szCs w:val="24"/>
       </w:rPr>
     </w:lvl>
     <w:lvl w:ilvl="1">
@@ -49163,7 +51120,7 @@
   <w:abstractNum w:abstractNumId="196" w15:restartNumberingAfterBreak="0">
     <w:nsid w:val="6ABB5C82"/>
     <w:multiLevelType w:val="multilevel"/>
-    <w:tmpl w:val="30CA1AFA"/>
+    <w:tmpl w:val="AEC8A440"/>
     <w:lvl w:ilvl="0">
       <w:start w:val="1"/>
       <w:numFmt w:val="bullet"/>
@@ -49190,6 +51147,8 @@
       </w:pPr>
       <w:rPr>
         <w:rFonts w:ascii="Symbol" w:hAnsi="Symbol" w:hint="default"/>
+        <w:sz w:val="18"/>
+        <w:szCs w:val="18"/>
       </w:rPr>
     </w:lvl>
     <w:lvl w:ilvl="2" w:tentative="1">
@@ -51648,8 +53607,8 @@
   <w:abstractNum w:abstractNumId="216" w15:restartNumberingAfterBreak="0">
     <w:nsid w:val="76195D98"/>
     <w:multiLevelType w:val="hybridMultilevel"/>
-    <w:tmpl w:val="38C693F8"/>
-    <w:lvl w:ilvl="0" w:tplc="0C0A0005">
+    <w:tmpl w:val="B9A2F1F4"/>
+    <w:lvl w:ilvl="0" w:tplc="A63CBD9E">
       <w:start w:val="1"/>
       <w:numFmt w:val="bullet"/>
       <w:lvlText w:val=""/>
@@ -51661,6 +53620,8 @@
         <w:rFonts w:ascii="Wingdings" w:hAnsi="Wingdings" w:hint="default"/>
         <w:b/>
         <w:bCs/>
+        <w:sz w:val="20"/>
+        <w:szCs w:val="20"/>
       </w:rPr>
     </w:lvl>
     <w:lvl w:ilvl="1" w:tplc="0C0A0019">
@@ -52066,7 +54027,7 @@
   <w:abstractNum w:abstractNumId="220" w15:restartNumberingAfterBreak="0">
     <w:nsid w:val="798D575A"/>
     <w:multiLevelType w:val="multilevel"/>
-    <w:tmpl w:val="A03EF056"/>
+    <w:tmpl w:val="CFC8B460"/>
     <w:lvl w:ilvl="0">
       <w:start w:val="1"/>
       <w:numFmt w:val="bullet"/>
@@ -52080,7 +54041,8 @@
       </w:pPr>
       <w:rPr>
         <w:rFonts w:ascii="Symbol" w:hAnsi="Symbol" w:hint="default"/>
-        <w:sz w:val="20"/>
+        <w:sz w:val="22"/>
+        <w:szCs w:val="24"/>
       </w:rPr>
     </w:lvl>
     <w:lvl w:ilvl="1" w:tentative="1">
@@ -52364,7 +54326,7 @@
   <w:abstractNum w:abstractNumId="222" w15:restartNumberingAfterBreak="0">
     <w:nsid w:val="7AB128A3"/>
     <w:multiLevelType w:val="multilevel"/>
-    <w:tmpl w:val="62AAAF60"/>
+    <w:tmpl w:val="65A84718"/>
     <w:lvl w:ilvl="0">
       <w:start w:val="1"/>
       <w:numFmt w:val="bullet"/>
@@ -52378,7 +54340,8 @@
       </w:pPr>
       <w:rPr>
         <w:rFonts w:ascii="Symbol" w:hAnsi="Symbol" w:hint="default"/>
-        <w:sz w:val="20"/>
+        <w:sz w:val="22"/>
+        <w:szCs w:val="24"/>
       </w:rPr>
     </w:lvl>
     <w:lvl w:ilvl="1" w:tentative="1">
@@ -55794,6 +57757,126 @@
     <w:basedOn w:val="NormalWeb"/>
     <w:rsid w:val="00B83D72"/>
   </w:style>
+  <w:style w:type="table" w:styleId="Tablanormal5">
+    <w:name w:val="Plain Table 5"/>
+    <w:basedOn w:val="Tablanormal"/>
+    <w:uiPriority w:val="45"/>
+    <w:rsid w:val="00AF570E"/>
+    <w:pPr>
+      <w:spacing w:after="0" w:line="240" w:lineRule="auto"/>
+    </w:pPr>
+    <w:tblPr>
+      <w:tblStyleRowBandSize w:val="1"/>
+      <w:tblStyleColBandSize w:val="1"/>
+    </w:tblPr>
+    <w:tblStylePr w:type="firstRow">
+      <w:rPr>
+        <w:rFonts w:asciiTheme="majorHAnsi" w:eastAsiaTheme="majorEastAsia" w:hAnsiTheme="majorHAnsi" w:cstheme="majorBidi"/>
+        <w:i/>
+        <w:iCs/>
+        <w:sz w:val="26"/>
+      </w:rPr>
+      <w:tblPr/>
+      <w:tcPr>
+        <w:tcBorders>
+          <w:bottom w:val="single" w:sz="4" w:space="0" w:color="5951C8" w:themeColor="text1" w:themeTint="80"/>
+        </w:tcBorders>
+        <w:shd w:val="clear" w:color="auto" w:fill="FFFFFF" w:themeFill="background1"/>
+      </w:tcPr>
+    </w:tblStylePr>
+    <w:tblStylePr w:type="lastRow">
+      <w:rPr>
+        <w:rFonts w:asciiTheme="majorHAnsi" w:eastAsiaTheme="majorEastAsia" w:hAnsiTheme="majorHAnsi" w:cstheme="majorBidi"/>
+        <w:i/>
+        <w:iCs/>
+        <w:sz w:val="26"/>
+      </w:rPr>
+      <w:tblPr/>
+      <w:tcPr>
+        <w:tcBorders>
+          <w:top w:val="single" w:sz="4" w:space="0" w:color="5951C8" w:themeColor="text1" w:themeTint="80"/>
+        </w:tcBorders>
+        <w:shd w:val="clear" w:color="auto" w:fill="FFFFFF" w:themeFill="background1"/>
+      </w:tcPr>
+    </w:tblStylePr>
+    <w:tblStylePr w:type="firstCol">
+      <w:pPr>
+        <w:jc w:val="right"/>
+      </w:pPr>
+      <w:rPr>
+        <w:rFonts w:asciiTheme="majorHAnsi" w:eastAsiaTheme="majorEastAsia" w:hAnsiTheme="majorHAnsi" w:cstheme="majorBidi"/>
+        <w:i/>
+        <w:iCs/>
+        <w:sz w:val="26"/>
+      </w:rPr>
+      <w:tblPr/>
+      <w:tcPr>
+        <w:tcBorders>
+          <w:right w:val="single" w:sz="4" w:space="0" w:color="5951C8" w:themeColor="text1" w:themeTint="80"/>
+        </w:tcBorders>
+        <w:shd w:val="clear" w:color="auto" w:fill="FFFFFF" w:themeFill="background1"/>
+      </w:tcPr>
+    </w:tblStylePr>
+    <w:tblStylePr w:type="lastCol">
+      <w:rPr>
+        <w:rFonts w:asciiTheme="majorHAnsi" w:eastAsiaTheme="majorEastAsia" w:hAnsiTheme="majorHAnsi" w:cstheme="majorBidi"/>
+        <w:i/>
+        <w:iCs/>
+        <w:sz w:val="26"/>
+      </w:rPr>
+      <w:tblPr/>
+      <w:tcPr>
+        <w:tcBorders>
+          <w:left w:val="single" w:sz="4" w:space="0" w:color="5951C8" w:themeColor="text1" w:themeTint="80"/>
+        </w:tcBorders>
+        <w:shd w:val="clear" w:color="auto" w:fill="FFFFFF" w:themeFill="background1"/>
+      </w:tcPr>
+    </w:tblStylePr>
+    <w:tblStylePr w:type="band1Vert">
+      <w:tblPr/>
+      <w:tcPr>
+        <w:shd w:val="clear" w:color="auto" w:fill="F2F2F2" w:themeFill="background1" w:themeFillShade="F2"/>
+      </w:tcPr>
+    </w:tblStylePr>
+    <w:tblStylePr w:type="band1Horz">
+      <w:tblPr/>
+      <w:tcPr>
+        <w:shd w:val="clear" w:color="auto" w:fill="F2F2F2" w:themeFill="background1" w:themeFillShade="F2"/>
+      </w:tcPr>
+    </w:tblStylePr>
+    <w:tblStylePr w:type="neCell">
+      <w:tblPr/>
+      <w:tcPr>
+        <w:tcBorders>
+          <w:left w:val="nil"/>
+        </w:tcBorders>
+      </w:tcPr>
+    </w:tblStylePr>
+    <w:tblStylePr w:type="nwCell">
+      <w:tblPr/>
+      <w:tcPr>
+        <w:tcBorders>
+          <w:right w:val="nil"/>
+        </w:tcBorders>
+      </w:tcPr>
+    </w:tblStylePr>
+    <w:tblStylePr w:type="seCell">
+      <w:tblPr/>
+      <w:tcPr>
+        <w:tcBorders>
+          <w:left w:val="nil"/>
+        </w:tcBorders>
+      </w:tcPr>
+    </w:tblStylePr>
+    <w:tblStylePr w:type="swCell">
+      <w:tblPr/>
+      <w:tcPr>
+        <w:tcBorders>
+          <w:right w:val="nil"/>
+        </w:tcBorders>
+      </w:tcPr>
+    </w:tblStylePr>
+  </w:style>
 </w:styles>
 </file>
 
@@ -56027,9 +58110,11 @@
     <w:rsid w:val="006E4AAA"/>
     <w:rsid w:val="00815D96"/>
     <w:rsid w:val="00960C1A"/>
+    <w:rsid w:val="009C563C"/>
     <w:rsid w:val="00C04831"/>
     <w:rsid w:val="00C94860"/>
     <w:rsid w:val="00C974A8"/>
+    <w:rsid w:val="00D273E1"/>
     <w:rsid w:val="00D6343F"/>
     <w:rsid w:val="00E62476"/>
     <w:rsid w:val="00EF27E6"/>
